--- a/downloads/workbook/ai-2-week-18.docx
+++ b/downloads/workbook/ai-2-week-18.docx
@@ -1292,6 +1292,178 @@
         <w:t>Project connection: Validate recommender stock and numeric features explicitly, recording zero stock as measured zero rather than missing.</w:t>
       </w:r>
     </w:p>
+    <w:p>
+      <w:pPr>
+        <w:pStyle w:val="Heading1"/>
+      </w:pPr>
+      <w:r>
+        <w:t>19. Project portfolio milestone</w:t>
+      </w:r>
+    </w:p>
+    <w:p>
+      <w:r>
+        <w:t>Project: Transparent Book Recommender</w:t>
+      </w:r>
+    </w:p>
+    <w:p>
+      <w:r>
+        <w:t>Current milestone: Test changed cases. Keep normal, boundary and failure cases; compare expected and observed results.</w:t>
+      </w:r>
+    </w:p>
+    <w:p>
+      <w:r>
+        <w:t>Validate recommender stock and numeric features explicitly, recording zero stock as measured zero rather than missing.</w:t>
+      </w:r>
+    </w:p>
+    <w:tbl>
+      <w:tblPr>
+        <w:tblStyle w:val="LightShading-Accent1"/>
+        <w:tblW w:type="auto" w:w="0"/>
+        <w:tblLook w:firstColumn="1" w:firstRow="1" w:lastColumn="0" w:lastRow="0" w:noHBand="0" w:noVBand="1" w:val="04A0"/>
+      </w:tblPr>
+      <w:tblGrid>
+        <w:gridCol w:w="5112"/>
+        <w:gridCol w:w="5112"/>
+      </w:tblGrid>
+      <w:tr>
+        <w:trPr>
+          <w:tblHeader/>
+        </w:trPr>
+        <w:tc>
+          <w:tcPr>
+            <w:tcW w:type="dxa" w:w="5112"/>
+          </w:tcPr>
+          <w:p>
+            <w:r>
+              <w:t>Evidence to keep</w:t>
+            </w:r>
+          </w:p>
+        </w:tc>
+        <w:tc>
+          <w:tcPr>
+            <w:tcW w:type="dxa" w:w="5112"/>
+          </w:tcPr>
+          <w:p>
+            <w:r>
+              <w:t>My record</w:t>
+            </w:r>
+          </w:p>
+        </w:tc>
+      </w:tr>
+      <w:tr>
+        <w:tc>
+          <w:tcPr>
+            <w:tcW w:type="dxa" w:w="5112"/>
+          </w:tcPr>
+          <w:p>
+            <w:r>
+              <w:t>This week’s input and deciding step</w:t>
+            </w:r>
+          </w:p>
+        </w:tc>
+        <w:tc>
+          <w:tcPr>
+            <w:tcW w:type="dxa" w:w="5112"/>
+          </w:tcPr>
+          <w:p>
+            <w:r/>
+          </w:p>
+        </w:tc>
+      </w:tr>
+      <w:tr>
+        <w:tc>
+          <w:tcPr>
+            <w:tcW w:type="dxa" w:w="5112"/>
+          </w:tcPr>
+          <w:p>
+            <w:r>
+              <w:t>Prediction and actual result (or labelled paper trace)</w:t>
+            </w:r>
+          </w:p>
+        </w:tc>
+        <w:tc>
+          <w:tcPr>
+            <w:tcW w:type="dxa" w:w="5112"/>
+          </w:tcPr>
+          <w:p>
+            <w:r/>
+          </w:p>
+        </w:tc>
+      </w:tr>
+      <w:tr>
+        <w:tc>
+          <w:tcPr>
+            <w:tcW w:type="dxa" w:w="5112"/>
+          </w:tcPr>
+          <w:p>
+            <w:r>
+              <w:t>One change since the previous checkpoint and why</w:t>
+            </w:r>
+          </w:p>
+        </w:tc>
+        <w:tc>
+          <w:tcPr>
+            <w:tcW w:type="dxa" w:w="5112"/>
+          </w:tcPr>
+          <w:p>
+            <w:r/>
+          </w:p>
+        </w:tc>
+      </w:tr>
+      <w:tr>
+        <w:tc>
+          <w:tcPr>
+            <w:tcW w:type="dxa" w:w="5112"/>
+          </w:tcPr>
+          <w:p>
+            <w:r>
+              <w:t>One error or limit and the next test</w:t>
+            </w:r>
+          </w:p>
+        </w:tc>
+        <w:tc>
+          <w:tcPr>
+            <w:tcW w:type="dxa" w:w="5112"/>
+          </w:tcPr>
+          <w:p>
+            <w:r/>
+          </w:p>
+        </w:tc>
+      </w:tr>
+    </w:tbl>
+    <w:p>
+      <w:pPr>
+        <w:pStyle w:val="Heading3"/>
+      </w:pPr>
+      <w:r>
+        <w:t>Explain what this week adds to your project. Reuse last week’s record rather than starting again.</w:t>
+      </w:r>
+    </w:p>
+    <w:p>
+      <w:r>
+        <w:t>________________________________________________________________</w:t>
+      </w:r>
+    </w:p>
+    <w:p>
+      <w:r>
+        <w:t>________________________________________________________________</w:t>
+      </w:r>
+    </w:p>
+    <w:p>
+      <w:r>
+        <w:t>________________________________________________________________</w:t>
+      </w:r>
+    </w:p>
+    <w:p>
+      <w:r>
+        <w:t>________________________________________________________________</w:t>
+      </w:r>
+    </w:p>
+    <w:p>
+      <w:r>
+        <w:t>________________________________________________________________</w:t>
+      </w:r>
+    </w:p>
     <w:sectPr>
       <w:pgSz w:w="12240" w:h="15840"/>
       <w:pgMar w:top="936" w:right="1008" w:bottom="936" w:left="1008" w:header="720" w:footer="720" w:gutter="0"/>

--- a/downloads/workbook/ai-2-week-18.docx
+++ b/downloads/workbook/ai-2-week-18.docx
@@ -1464,6 +1464,253 @@
         <w:t>________________________________________________________________</w:t>
       </w:r>
     </w:p>
+    <w:p>
+      <w:pPr>
+        <w:pStyle w:val="Heading1"/>
+      </w:pPr>
+      <w:r>
+        <w:t>20. Supported practice and learning evidence</w:t>
+      </w:r>
+    </w:p>
+    <w:p>
+      <w:r>
+        <w:t>Use this supported practice once, in the browser or on paper. Keep the reserved independent assessment for a separate first attempt before teacher feedback.</w:t>
+      </w:r>
+    </w:p>
+    <w:p>
+      <w:r>
+        <w:t>A fictional catalogue records counts of available copies under a strict input contract.</w:t>
+      </w:r>
+    </w:p>
+    <w:p>
+      <w:pPr>
+        <w:pStyle w:val="Heading3"/>
+      </w:pPr>
+      <w:r>
+        <w:t>Practice 1: explain the deciding evidence</w:t>
+      </w:r>
+    </w:p>
+    <w:p>
+      <w:r>
+        <w:t>Which labelled step matches this detail? Accepted counts [0,4]; four rows rejected with recorded reasons.</w:t>
+      </w:r>
+    </w:p>
+    <w:p>
+      <w:r>
+        <w:t>1. Report validation</w:t>
+      </w:r>
+    </w:p>
+    <w:p>
+      <w:r>
+        <w:t>2. Retrieve carefully</w:t>
+      </w:r>
+    </w:p>
+    <w:p>
+      <w:r>
+        <w:t>3. Check range</w:t>
+      </w:r>
+    </w:p>
+    <w:p>
+      <w:r>
+        <w:t>4. Check exact type</w:t>
+      </w:r>
+    </w:p>
+    <w:p>
+      <w:pPr>
+        <w:pStyle w:val="Heading3"/>
+      </w:pPr>
+      <w:r>
+        <w:t>My selected conclusion, deciding fact and explanation</w:t>
+      </w:r>
+    </w:p>
+    <w:p>
+      <w:r>
+        <w:t>________________________________________________________________</w:t>
+      </w:r>
+    </w:p>
+    <w:p>
+      <w:r>
+        <w:t>________________________________________________________________</w:t>
+      </w:r>
+    </w:p>
+    <w:p>
+      <w:r>
+        <w:t>________________________________________________________________</w:t>
+      </w:r>
+    </w:p>
+    <w:p>
+      <w:r>
+        <w:t>________________________________________________________________</w:t>
+      </w:r>
+    </w:p>
+    <w:p>
+      <w:r>
+        <w:t>________________________________________________________________</w:t>
+      </w:r>
+    </w:p>
+    <w:p>
+      <w:r>
+        <w:t>Hint if needed: Read the steps in the pictorial case. Match the supplied detail to the stage that performs or records it.</w:t>
+      </w:r>
+    </w:p>
+    <w:p>
+      <w:r>
+        <w:t>After your attempt, compare with the supported explanation: Report validation Accepted counts [0,4]; four rows rejected with recorded reasons. Testing if value would wrongly discard zero, which is a real valid count. Python’s isinstance(True,int) is true, so the stated exact-integer contract uses type(value) is int to reject Boolean input. Keep missing, type-invalid and range-invalid reasons separate rather than turning every rejected value into zero.</w:t>
+      </w:r>
+    </w:p>
+    <w:p>
+      <w:pPr>
+        <w:pStyle w:val="Heading3"/>
+      </w:pPr>
+      <w:r>
+        <w:t>Practice 2: explain the deciding evidence</w:t>
+      </w:r>
+    </w:p>
+    <w:p>
+      <w:r>
+        <w:t>Changed-case practice: Replace text "4" with integer 4 through an authorised conversion. Which conclusion is supported by the supplied facts?</w:t>
+      </w:r>
+    </w:p>
+    <w:p>
+      <w:r>
+        <w:t>1. We can decide the result without examining the changed input or the procedure.</w:t>
+      </w:r>
+    </w:p>
+    <w:p>
+      <w:r>
+        <w:t>2. This one example guarantees correct results for every future input.</w:t>
+      </w:r>
+    </w:p>
+    <w:p>
+      <w:r>
+        <w:t>3. Accepted values become [0,4,4]; three rows remain rejected.</w:t>
+      </w:r>
+    </w:p>
+    <w:p>
+      <w:pPr>
+        <w:pStyle w:val="Heading3"/>
+      </w:pPr>
+      <w:r>
+        <w:t>My selected conclusion, deciding fact and explanation</w:t>
+      </w:r>
+    </w:p>
+    <w:p>
+      <w:r>
+        <w:t>________________________________________________________________</w:t>
+      </w:r>
+    </w:p>
+    <w:p>
+      <w:r>
+        <w:t>________________________________________________________________</w:t>
+      </w:r>
+    </w:p>
+    <w:p>
+      <w:r>
+        <w:t>________________________________________________________________</w:t>
+      </w:r>
+    </w:p>
+    <w:p>
+      <w:r>
+        <w:t>________________________________________________________________</w:t>
+      </w:r>
+    </w:p>
+    <w:p>
+      <w:r>
+        <w:t>________________________________________________________________</w:t>
+      </w:r>
+    </w:p>
+    <w:p>
+      <w:r>
+        <w:t>Hint if needed: Use the changed condition and the deciding step in the pictorial trace. The answer must say what follows from those facts.</w:t>
+      </w:r>
+    </w:p>
+    <w:p>
+      <w:r>
+        <w:t>After your attempt, compare with the supported explanation: Accepted values become [0,4,4]; three rows remain rejected. The converted value now satisfies both type and range checks.</w:t>
+      </w:r>
+    </w:p>
+    <w:p>
+      <w:pPr>
+        <w:pStyle w:val="Heading3"/>
+      </w:pPr>
+      <w:r>
+        <w:t>Repair a missing building block</w:t>
+      </w:r>
+    </w:p>
+    <w:p>
+      <w:r>
+        <w:t>Review Noise and Outliers (ai-2/17). Goal: Calculate mean and median. Short practice: If 18 was genuine, which summary better describes the middle observed task, and what extra fact should be shown?. Return to this week and explain what you changed.</w:t>
+      </w:r>
+    </w:p>
+    <w:p>
+      <w:r>
+        <w:t>Review Choose Informative Questions (ai-2/15). Goal: Fit a root question and leaf predictions from training examples. Short practice: Choose the best original question and explain why its more balanced split matters here.. Return to this week and explain what you changed.</w:t>
+      </w:r>
+    </w:p>
+    <w:p>
+      <w:r>
+        <w:t>Review Accuracy as a Fraction (ai-2/12). Goal: Explain why overall accuracy can hide failure on a less common class. Short practice: Why is 100% repair detection not sufficient to declare the changed classifier best?. Return to this week and explain what you changed.</w:t>
+      </w:r>
+    </w:p>
+    <w:p>
+      <w:pPr>
+        <w:pStyle w:val="Heading3"/>
+      </w:pPr>
+      <w:r>
+        <w:t>Predict, run and debug</w:t>
+      </w:r>
+    </w:p>
+    <w:p>
+      <w:r>
+        <w:t>The browser lab lets you edit the supported Python examples already included in this lesson. Predict first, run, inspect the actual output or error, change one input, then run again. Keep code, predictions, actual results and a reasoned revision together. On paper, label your result as a trace rather than an execution.</w:t>
+      </w:r>
+    </w:p>
+    <w:p>
+      <w:pPr>
+        <w:pStyle w:val="Heading3"/>
+      </w:pPr>
+      <w:r>
+        <w:t>Keep your completed work</w:t>
+      </w:r>
+    </w:p>
+    <w:p>
+      <w:r>
+        <w:t>Use Download completed work in the hosted lesson to export your answers, reflections, practice feedback and code-run evidence. Open the HTML copy to read or print it. Drafts stay in this browser when storage is available; clear drafts on a shared device.</w:t>
+      </w:r>
+    </w:p>
+    <w:p>
+      <w:pPr>
+        <w:pStyle w:val="Heading3"/>
+      </w:pPr>
+      <w:r>
+        <w:t>What I repaired, the evidence I kept and the next test</w:t>
+      </w:r>
+    </w:p>
+    <w:p>
+      <w:r>
+        <w:t>________________________________________________________________</w:t>
+      </w:r>
+    </w:p>
+    <w:p>
+      <w:r>
+        <w:t>________________________________________________________________</w:t>
+      </w:r>
+    </w:p>
+    <w:p>
+      <w:r>
+        <w:t>________________________________________________________________</w:t>
+      </w:r>
+    </w:p>
+    <w:p>
+      <w:r>
+        <w:t>________________________________________________________________</w:t>
+      </w:r>
+    </w:p>
+    <w:p>
+      <w:r>
+        <w:t>________________________________________________________________</w:t>
+      </w:r>
+    </w:p>
     <w:sectPr>
       <w:pgSz w:w="12240" w:h="15840"/>
       <w:pgMar w:top="936" w:right="1008" w:bottom="936" w:left="1008" w:header="720" w:footer="720" w:gutter="0"/>

--- a/downloads/workbook/ai-2-week-18.docx
+++ b/downloads/workbook/ai-2-week-18.docx
@@ -30,6 +30,17 @@
     </w:p>
     <w:p>
       <w:r>
+        <w:t>Record your starting explanation for Missing Data before opening notes. Show any later correction separately.</w:t>
+      </w:r>
+    </w:p>
+    <w:p>
+      <w:pPr>
+        <w:spacing w:line="336" w:lineRule="auto" w:after="180"/>
+      </w:pPr>
+      <w:r>
+        <w:rPr>
+          <w:b w:val="0"/>
+        </w:rPr>
         <w:t>Try the recall before opening notes. Then use a different colour or a labelled second line to correct your explanation.</w:t>
       </w:r>
     </w:p>
@@ -42,7 +53,13 @@
       </w:r>
     </w:p>
     <w:p>
-      <w:r>
+      <w:pPr>
+        <w:spacing w:line="336" w:lineRule="auto" w:after="180"/>
+      </w:pPr>
+      <w:r>
+        <w:rPr>
+          <w:b w:val="0"/>
+        </w:rPr>
         <w:t>Without opening the old lesson, explain one key idea from Noise and Outliers. Give an example and a mistake that the idea helps you avoid.</w:t>
       </w:r>
     </w:p>
@@ -78,7 +95,13 @@
       </w:r>
     </w:p>
     <w:p>
-      <w:r>
+      <w:pPr>
+        <w:spacing w:line="336" w:lineRule="auto" w:after="180"/>
+      </w:pPr>
+      <w:r>
+        <w:rPr>
+          <w:b w:val="0"/>
+        </w:rPr>
         <w:t>Without opening the old lesson, explain one key idea from Choose Informative Questions. Give an example and a mistake that the idea helps you avoid.</w:t>
       </w:r>
     </w:p>
@@ -114,7 +137,13 @@
       </w:r>
     </w:p>
     <w:p>
-      <w:r>
+      <w:pPr>
+        <w:spacing w:line="336" w:lineRule="auto" w:after="180"/>
+      </w:pPr>
+      <w:r>
+        <w:rPr>
+          <w:b w:val="0"/>
+        </w:rPr>
         <w:t>Without opening the old lesson, explain one key idea from Accuracy as a Fraction. Give an example and a mistake that the idea helps you avoid.</w:t>
       </w:r>
     </w:p>
@@ -151,7 +180,42 @@
     </w:p>
     <w:p>
       <w:r>
-        <w:t>Use W2: Trace filtering for Missing values and validation. Record the answer once; the lesson and workbook refer to the same attempt.</w:t>
+        <w:t>Complete the supported Missing Data trace and record the first step you can explain without help.</w:t>
+      </w:r>
+    </w:p>
+    <w:p>
+      <w:pPr>
+        <w:spacing w:line="336" w:lineRule="auto" w:after="180"/>
+      </w:pPr>
+      <w:r>
+        <w:rPr>
+          <w:b w:val="0"/>
+        </w:rPr>
+        <w:t xml:space="preserve">Use W2: Trace filtering for </w:t>
+      </w:r>
+      <w:r>
+        <w:rPr>
+          <w:b/>
+        </w:rPr>
+        <w:t>Missing value</w:t>
+      </w:r>
+      <w:r>
+        <w:rPr>
+          <w:b w:val="0"/>
+        </w:rPr>
+        <w:t xml:space="preserve">s and </w:t>
+      </w:r>
+      <w:r>
+        <w:rPr>
+          <w:b/>
+        </w:rPr>
+        <w:t>validation</w:t>
+      </w:r>
+      <w:r>
+        <w:rPr>
+          <w:b w:val="0"/>
+        </w:rPr>
+        <w:t>. Record the answer once; the lesson and workbook refer to the same attempt.</w:t>
       </w:r>
     </w:p>
     <w:tbl>
@@ -279,7 +343,53 @@
     </w:p>
     <w:p>
       <w:r>
-        <w:t>Use the worked case for Missing values and validation. Proposed explanation: “A successful run proves the conclusion”. Decide whether this explanation is supported. Point to the step or supplied fact that decides; explain your repair if needed.</w:t>
+        <w:t>Check the proposed Missing Data explanation against the supplied facts before discussing it.</w:t>
+      </w:r>
+    </w:p>
+    <w:p>
+      <w:pPr>
+        <w:spacing w:line="336" w:lineRule="auto" w:after="180"/>
+      </w:pPr>
+      <w:r>
+        <w:rPr>
+          <w:b w:val="0"/>
+        </w:rPr>
+        <w:t xml:space="preserve">Use the worked case for </w:t>
+      </w:r>
+      <w:r>
+        <w:rPr>
+          <w:b/>
+        </w:rPr>
+        <w:t>Missing value</w:t>
+      </w:r>
+      <w:r>
+        <w:rPr>
+          <w:b w:val="0"/>
+        </w:rPr>
+        <w:t xml:space="preserve">s and </w:t>
+      </w:r>
+      <w:r>
+        <w:rPr>
+          <w:b/>
+        </w:rPr>
+        <w:t>validation</w:t>
+      </w:r>
+      <w:r>
+        <w:rPr>
+          <w:b w:val="0"/>
+        </w:rPr>
+        <w:t>. Proposed explanation: “A successful run proves the conclusion”. Decide whether this explanation is supported.</w:t>
+      </w:r>
+    </w:p>
+    <w:p>
+      <w:pPr>
+        <w:spacing w:line="336" w:lineRule="auto" w:after="180"/>
+      </w:pPr>
+      <w:r>
+        <w:rPr>
+          <w:b w:val="0"/>
+        </w:rPr>
+        <w:t>Point to the step or supplied fact that decides; explain your repair if needed.</w:t>
       </w:r>
     </w:p>
     <w:p>
@@ -319,6 +429,11 @@
       </w:r>
     </w:p>
     <w:p>
+      <w:r>
+        <w:t>Write one first attempt at the reserved independent case before feedback. Repeated copies of that case refer to the same recorded attempt.</w:t>
+      </w:r>
+    </w:p>
+    <w:p>
       <w:pPr>
         <w:pStyle w:val="Heading3"/>
       </w:pPr>
@@ -327,8 +442,26 @@
       </w:r>
     </w:p>
     <w:p>
-      <w:r>
-        <w:t>Write a filter for count values that must be integers from 0 to 10. Process {count: 3}, {}, {count: 0}, {count: 11}, {count: "3"}, using quoted keys in Python. Report accepted values and rejected count.</w:t>
+      <w:pPr>
+        <w:spacing w:line="336" w:lineRule="auto" w:after="180"/>
+      </w:pPr>
+      <w:r>
+        <w:rPr>
+          <w:b w:val="0"/>
+        </w:rPr>
+        <w:t xml:space="preserve">Write a filter for count values that must be integers from 0 to 10. </w:t>
+      </w:r>
+      <w:r>
+        <w:rPr>
+          <w:b/>
+        </w:rPr>
+        <w:t>Process</w:t>
+      </w:r>
+      <w:r>
+        <w:rPr>
+          <w:b w:val="0"/>
+        </w:rPr>
+        <w:t xml:space="preserve"> {count: 3}, {}, {count: 0}, {count: 11}, {count: "3"}, using quoted keys in Python. Report accepted values and rejected count.</w:t>
       </w:r>
     </w:p>
     <w:p>
@@ -375,7 +508,13 @@
       </w:r>
     </w:p>
     <w:p>
-      <w:r>
+      <w:pPr>
+        <w:spacing w:line="336" w:lineRule="auto" w:after="180"/>
+      </w:pPr>
+      <w:r>
+        <w:rPr>
+          <w:b w:val="0"/>
+        </w:rPr>
         <w:t>Attempt this case before feedback. Record any help. Earlier examples below are further practice; a case already practised with feedback cannot establish fresh transfer.</w:t>
       </w:r>
     </w:p>
@@ -389,6 +528,17 @@
     </w:p>
     <w:p>
       <w:r>
+        <w:t>Connect the Missing Data target to a trace and a justified conclusion.</w:t>
+      </w:r>
+    </w:p>
+    <w:p>
+      <w:pPr>
+        <w:spacing w:line="336" w:lineRule="auto" w:after="180"/>
+      </w:pPr>
+      <w:r>
+        <w:rPr>
+          <w:b w:val="0"/>
+        </w:rPr>
         <w:t>Scores award 2 for preferred genre and 1 for short length. A book matches genre but page count is missing. Compare rejecting it, assigning zero length points and asking for pages.</w:t>
       </w:r>
     </w:p>
@@ -402,17 +552,46 @@
     </w:p>
     <w:p>
       <w:r>
+        <w:t>Solve the supplied Missing Data case and show the deciding evidence.</w:t>
+      </w:r>
+    </w:p>
+    <w:p>
+      <w:pPr>
+        <w:spacing w:line="336" w:lineRule="auto" w:after="180"/>
+      </w:pPr>
+      <w:r>
+        <w:rPr>
+          <w:b w:val="0"/>
+        </w:rPr>
         <w:t>Genre is known, but page count is missing and length affects recommendation score.</w:t>
       </w:r>
     </w:p>
     <w:p>
-      <w:r>
+      <w:pPr>
+        <w:spacing w:line="336" w:lineRule="auto" w:after="180"/>
+      </w:pPr>
+      <w:r>
+        <w:rPr>
+          <w:b w:val="0"/>
+        </w:rPr>
         <w:t>Choose transparent handling.</w:t>
       </w:r>
     </w:p>
     <w:p>
-      <w:r>
-        <w:t>Show your trace, calculation or evidence</w:t>
+      <w:pPr>
+        <w:spacing w:line="336" w:lineRule="auto" w:after="180"/>
+      </w:pPr>
+      <w:r>
+        <w:rPr>
+          <w:b w:val="0"/>
+        </w:rPr>
+        <w:t xml:space="preserve">Show your trace, calculation or </w:t>
+      </w:r>
+      <w:r>
+        <w:rPr>
+          <w:b/>
+        </w:rPr>
+        <w:t>evidence</w:t>
       </w:r>
     </w:p>
     <w:p>
@@ -458,11 +637,28 @@
     </w:p>
     <w:p>
       <w:r>
+        <w:t>Apply the procedure to the changed case and record why the conclusion follows.</w:t>
+      </w:r>
+    </w:p>
+    <w:p>
+      <w:pPr>
+        <w:spacing w:line="336" w:lineRule="auto" w:after="180"/>
+      </w:pPr>
+      <w:r>
+        <w:rPr>
+          <w:b w:val="0"/>
+        </w:rPr>
         <w:t>A book's page count is blank. Is blank the same as zero? Give an honest way for a short-book recommender to respond.</w:t>
       </w:r>
     </w:p>
     <w:p>
-      <w:r>
+      <w:pPr>
+        <w:spacing w:line="336" w:lineRule="auto" w:after="180"/>
+      </w:pPr>
+      <w:r>
+        <w:rPr>
+          <w:b w:val="0"/>
+        </w:rPr>
         <w:t>My independent answer and reason</w:t>
       </w:r>
     </w:p>
@@ -517,7 +713,30 @@
     </w:p>
     <w:p>
       <w:r>
-        <w:t>Create a changed input, boundary case or missing-information case. Write the expected answer or safe response before testing.</w:t>
+        <w:t>Specify a changed input, expected result and observation separately.</w:t>
+      </w:r>
+    </w:p>
+    <w:p>
+      <w:pPr>
+        <w:spacing w:line="336" w:lineRule="auto" w:after="180"/>
+      </w:pPr>
+      <w:r>
+        <w:rPr>
+          <w:b w:val="0"/>
+        </w:rPr>
+        <w:t xml:space="preserve">Create a changed </w:t>
+      </w:r>
+      <w:r>
+        <w:rPr>
+          <w:b/>
+        </w:rPr>
+        <w:t>input</w:t>
+      </w:r>
+      <w:r>
+        <w:rPr>
+          <w:b w:val="0"/>
+        </w:rPr>
+        <w:t>, boundary case or missing-information case. Write the expected answer or safe response before testing.</w:t>
       </w:r>
     </w:p>
     <w:tbl>
@@ -646,12 +865,41 @@
     </w:p>
     <w:p>
       <w:r>
+        <w:t>Justify what Missing Data adds to Transparent Book Recommender and keep the evidence.</w:t>
+      </w:r>
+    </w:p>
+    <w:p>
+      <w:pPr>
+        <w:spacing w:line="336" w:lineRule="auto" w:after="180"/>
+      </w:pPr>
+      <w:r>
+        <w:rPr>
+          <w:b w:val="0"/>
+        </w:rPr>
         <w:t>Use ‘no preference’ only when the reader confirms it; otherwise ask or explain uncertainty.</w:t>
       </w:r>
     </w:p>
     <w:p>
-      <w:r>
-        <w:t>The project change and evidence I will keep</w:t>
+      <w:pPr>
+        <w:spacing w:line="336" w:lineRule="auto" w:after="180"/>
+      </w:pPr>
+      <w:r>
+        <w:rPr>
+          <w:b w:val="0"/>
+        </w:rPr>
+        <w:t xml:space="preserve">The project change and </w:t>
+      </w:r>
+      <w:r>
+        <w:rPr>
+          <w:b/>
+        </w:rPr>
+        <w:t>evidence</w:t>
+      </w:r>
+      <w:r>
+        <w:rPr>
+          <w:b w:val="0"/>
+        </w:rPr>
+        <w:t xml:space="preserve"> I will keep</w:t>
       </w:r>
     </w:p>
     <w:p>
@@ -697,11 +945,54 @@
     </w:p>
     <w:p>
       <w:r>
-        <w:t>I can explain the mechanism. I can show evidence. I can handle a changed case. I can name a limit. Mark each as not yet, with help or independently, and attach supporting work.</w:t>
-      </w:r>
-    </w:p>
-    <w:p>
-      <w:r>
+        <w:t>Judge explanation, evidence, transfer and limits separately; attach the work behind your judgement.</w:t>
+      </w:r>
+    </w:p>
+    <w:p>
+      <w:pPr>
+        <w:pStyle w:val="ListBullet"/>
+      </w:pPr>
+      <w:r>
+        <w:t>I can explain the mechanism.</w:t>
+      </w:r>
+    </w:p>
+    <w:p>
+      <w:pPr>
+        <w:pStyle w:val="ListBullet"/>
+      </w:pPr>
+      <w:r>
+        <w:t>I can show evidence.</w:t>
+      </w:r>
+    </w:p>
+    <w:p>
+      <w:pPr>
+        <w:pStyle w:val="ListBullet"/>
+      </w:pPr>
+      <w:r>
+        <w:t>I can handle a changed case.</w:t>
+      </w:r>
+    </w:p>
+    <w:p>
+      <w:pPr>
+        <w:pStyle w:val="ListBullet"/>
+      </w:pPr>
+      <w:r>
+        <w:t>I can name a limit.</w:t>
+      </w:r>
+    </w:p>
+    <w:p>
+      <w:r>
+        <w:t>Mark each as not yet, with help or independently, and attach supporting work.</w:t>
+      </w:r>
+    </w:p>
+    <w:p>
+      <w:pPr>
+        <w:spacing w:line="336" w:lineRule="auto" w:after="180"/>
+      </w:pPr>
+      <w:r>
+        <w:rPr>
+          <w:b w:val="0"/>
+        </w:rPr>
         <w:t>Teacher review ____________________  Next step ____________________</w:t>
       </w:r>
     </w:p>
@@ -715,6 +1006,17 @@
     </w:p>
     <w:p>
       <w:r>
+        <w:t>Use this earlier case as transfer practice. A case already discussed with feedback is not fresh assessment evidence.</w:t>
+      </w:r>
+    </w:p>
+    <w:p>
+      <w:pPr>
+        <w:spacing w:line="336" w:lineRule="auto" w:after="180"/>
+      </w:pPr>
+      <w:r>
+        <w:rPr>
+          <w:b w:val="0"/>
+        </w:rPr>
         <w:t>Scores award 2 for preferred genre and 1 for short length. A book matches genre but page count is missing. Compare rejecting it, assigning zero length points and asking for pages.</w:t>
       </w:r>
     </w:p>
@@ -762,7 +1064,13 @@
       </w:r>
     </w:p>
     <w:p>
-      <w:r>
+      <w:pPr>
+        <w:spacing w:line="336" w:lineRule="auto" w:after="180"/>
+      </w:pPr>
+      <w:r>
+        <w:rPr>
+          <w:b w:val="0"/>
+        </w:rPr>
         <w:t>Record support used: none, hint or teacher explanation.</w:t>
       </w:r>
     </w:p>
@@ -776,6 +1084,17 @@
     </w:p>
     <w:p>
       <w:r>
+        <w:t>Distinguish zero and unknown. Apply the supplied Missing Data facts and keep your reasoning.</w:t>
+      </w:r>
+    </w:p>
+    <w:p>
+      <w:pPr>
+        <w:spacing w:line="336" w:lineRule="auto" w:after="180"/>
+      </w:pPr>
+      <w:r>
+        <w:rPr>
+          <w:b w:val="0"/>
+        </w:rPr>
         <w:t>Explain the difference between {"minutes": 0}, {} and {"minutes": None}.</w:t>
       </w:r>
     </w:p>
@@ -827,7 +1146,30 @@
     </w:p>
     <w:p>
       <w:r>
-        <w:t>Predict accepted values and rejections for minutes 4, 0, 61 and "4".</w:t>
+        <w:t>Trace filtering. Apply the supplied Missing Data facts and keep your reasoning.</w:t>
+      </w:r>
+    </w:p>
+    <w:p>
+      <w:pPr>
+        <w:spacing w:line="336" w:lineRule="auto" w:after="180"/>
+      </w:pPr>
+      <w:r>
+        <w:rPr>
+          <w:b w:val="0"/>
+        </w:rPr>
+        <w:t xml:space="preserve">Predict accepted values and </w:t>
+      </w:r>
+      <w:r>
+        <w:rPr>
+          <w:b/>
+        </w:rPr>
+        <w:t>rejection</w:t>
+      </w:r>
+      <w:r>
+        <w:rPr>
+          <w:b w:val="0"/>
+        </w:rPr>
+        <w:t>s for minutes 4, 0, 61 and "4".</w:t>
       </w:r>
     </w:p>
     <w:p>
@@ -878,6 +1220,17 @@
     </w:p>
     <w:p>
       <w:r>
+        <w:t>Repair a condition. Apply the supplied Missing Data facts and keep your reasoning.</w:t>
+      </w:r>
+    </w:p>
+    <w:p>
+      <w:pPr>
+        <w:spacing w:line="336" w:lineRule="auto" w:after="180"/>
+      </w:pPr>
+      <w:r>
+        <w:rPr>
+          <w:b w:val="0"/>
+        </w:rPr>
         <w:t>A program uses if value to accept durations. Give a counterexample and the correct rule.</w:t>
       </w:r>
     </w:p>
@@ -929,7 +1282,30 @@
     </w:p>
     <w:p>
       <w:r>
-        <w:t>Write a filter for count values that must be integers from 0 to 10. Process {count: 3}, {}, {count: 0}, {count: 11}, {count: "3"}, using quoted keys in Python. Report accepted values and rejected count.</w:t>
+        <w:t>Attempt before feedback. If this repeats the selected independent case, reuse that first attempt; otherwise keep a separate record. Validate independently. Apply the supplied Missing Data facts and keep your reasoning.</w:t>
+      </w:r>
+    </w:p>
+    <w:p>
+      <w:pPr>
+        <w:spacing w:line="336" w:lineRule="auto" w:after="180"/>
+      </w:pPr>
+      <w:r>
+        <w:rPr>
+          <w:b w:val="0"/>
+        </w:rPr>
+        <w:t xml:space="preserve">Write a filter for count values that must be integers from 0 to 10. </w:t>
+      </w:r>
+      <w:r>
+        <w:rPr>
+          <w:b/>
+        </w:rPr>
+        <w:t>Process</w:t>
+      </w:r>
+      <w:r>
+        <w:rPr>
+          <w:b w:val="0"/>
+        </w:rPr>
+        <w:t xml:space="preserve"> {count: 3}, {}, {count: 0}, {count: 11}, {count: "3"}, using quoted keys in Python. Report accepted values and rejected count.</w:t>
       </w:r>
     </w:p>
     <w:p>
@@ -990,6 +1366,18 @@
     </w:p>
     <w:p>
       <w:r>
+        <w:t>Report the limitation. Apply the supplied Missing Data facts and keep your reasoning.</w:t>
+      </w:r>
+    </w:p>
+    <w:p>
+      <w:pPr>
+        <w:spacing w:line="336" w:lineRule="auto" w:after="180"/>
+        <w:shd w:fill="F5F1FB"/>
+      </w:pPr>
+      <w:r>
+        <w:rPr>
+          <w:b w:val="0"/>
+        </w:rPr>
         <w:t>Only 2 of 5 supplied durations were accepted. Why should the report include this?</w:t>
       </w:r>
     </w:p>
@@ -1037,6 +1425,11 @@
       </w:pPr>
       <w:r>
         <w:t>17. Feedback, return check and learning record</w:t>
+      </w:r>
+    </w:p>
+    <w:p>
+      <w:r>
+        <w:t>Record the first repaired step and a different case to revisit after a delay.</w:t>
       </w:r>
     </w:p>
     <w:tbl>
@@ -1176,7 +1569,13 @@
       </w:tr>
     </w:tbl>
     <w:p>
-      <w:r>
+      <w:pPr>
+        <w:spacing w:line="336" w:lineRule="auto" w:after="180"/>
+      </w:pPr>
+      <w:r>
+        <w:rPr>
+          <w:b w:val="0"/>
+        </w:rPr>
         <w:t>Revisit this idea with your teacher after a delay. Familiarity is different from explaining and using it on a changed case.</w:t>
       </w:r>
     </w:p>
@@ -1190,16 +1589,51 @@
     </w:p>
     <w:p>
       <w:r>
-        <w:t>A fictional catalogue records counts of available copies under a strict input contract.</w:t>
-      </w:r>
-    </w:p>
-    <w:p>
-      <w:r>
+        <w:t>A fictional catalogue records counts of available copies under a strict input contract. Explain the labelled step before checking the changed condition.</w:t>
+      </w:r>
+    </w:p>
+    <w:p>
+      <w:pPr>
+        <w:spacing w:line="336" w:lineRule="auto" w:after="180"/>
+      </w:pPr>
+      <w:r>
+        <w:rPr>
+          <w:b w:val="0"/>
+        </w:rPr>
+        <w:t xml:space="preserve">A fictional catalogue records counts of available copies under a strict </w:t>
+      </w:r>
+      <w:r>
+        <w:rPr>
+          <w:b/>
+        </w:rPr>
+        <w:t>input</w:t>
+      </w:r>
+      <w:r>
+        <w:rPr>
+          <w:b w:val="0"/>
+        </w:rPr>
+        <w:t xml:space="preserve"> contract.</w:t>
+      </w:r>
+    </w:p>
+    <w:p>
+      <w:pPr>
+        <w:spacing w:line="336" w:lineRule="auto" w:after="180"/>
+      </w:pPr>
+      <w:r>
+        <w:rPr>
+          <w:b w:val="0"/>
+        </w:rPr>
         <w:t>Accept count only if type(value) is int and 0&lt;=value&lt;=8. Missing fields are invalid, and Booleans are not counts.</w:t>
       </w:r>
     </w:p>
     <w:p>
-      <w:r>
+      <w:pPr>
+        <w:spacing w:line="336" w:lineRule="auto" w:after="180"/>
+      </w:pPr>
+      <w:r>
+        <w:rPr>
+          <w:b w:val="0"/>
+        </w:rPr>
         <w:t>Rows have count 0, count 4, absent count, count "4", count True and count 9.</w:t>
       </w:r>
     </w:p>
@@ -1240,7 +1674,14 @@
       </w:r>
     </w:p>
     <w:p>
-      <w:r>
+      <w:pPr>
+        <w:spacing w:line="336" w:lineRule="auto" w:after="180"/>
+        <w:shd w:fill="F5F1FB"/>
+      </w:pPr>
+      <w:r>
+        <w:rPr>
+          <w:b w:val="0"/>
+        </w:rPr>
         <w:t>Why is the Boolean True rejected even though arithmetic can treat it like 1 in Python?</w:t>
       </w:r>
     </w:p>
@@ -1283,12 +1724,45 @@
       </w:r>
     </w:p>
     <w:p>
-      <w:r>
-        <w:t>Support used: alone / hint / worked example. This record is practice evidence.</w:t>
-      </w:r>
-    </w:p>
-    <w:p>
-      <w:r>
+      <w:pPr>
+        <w:pStyle w:val="Heading3"/>
+      </w:pPr>
+      <w:r>
+        <w:t>Record the help used</w:t>
+      </w:r>
+    </w:p>
+    <w:p>
+      <w:pPr>
+        <w:spacing w:line="336" w:lineRule="auto" w:after="180"/>
+        <w:shd w:fill="F1F6F8"/>
+      </w:pPr>
+      <w:r>
+        <w:rPr>
+          <w:b w:val="0"/>
+        </w:rPr>
+        <w:t xml:space="preserve">Support used: alone / hint / worked example. This record is practice </w:t>
+      </w:r>
+      <w:r>
+        <w:rPr>
+          <w:b/>
+        </w:rPr>
+        <w:t>evidence</w:t>
+      </w:r>
+      <w:r>
+        <w:rPr>
+          <w:b w:val="0"/>
+        </w:rPr>
+        <w:t>.</w:t>
+      </w:r>
+    </w:p>
+    <w:p>
+      <w:pPr>
+        <w:spacing w:line="336" w:lineRule="auto" w:after="180"/>
+      </w:pPr>
+      <w:r>
+        <w:rPr>
+          <w:b w:val="0"/>
+        </w:rPr>
         <w:t>Project connection: Validate recommender stock and numeric features explicitly, recording zero stock as measured zero rather than missing.</w:t>
       </w:r>
     </w:p>
@@ -1302,16 +1776,39 @@
     </w:p>
     <w:p>
       <w:r>
+        <w:t>Keep this week’s input, deciding step, result and limit together in the Transparent Book Recommender record.</w:t>
+      </w:r>
+    </w:p>
+    <w:p>
+      <w:pPr>
+        <w:spacing w:line="336" w:lineRule="auto" w:after="180"/>
+      </w:pPr>
+      <w:r>
+        <w:rPr>
+          <w:b w:val="0"/>
+        </w:rPr>
         <w:t>Project: Transparent Book Recommender</w:t>
       </w:r>
     </w:p>
     <w:p>
-      <w:r>
+      <w:pPr>
+        <w:spacing w:line="336" w:lineRule="auto" w:after="180"/>
+      </w:pPr>
+      <w:r>
+        <w:rPr>
+          <w:b w:val="0"/>
+        </w:rPr>
         <w:t>Current milestone: Test changed cases. Keep normal, boundary and failure cases; compare expected and observed results.</w:t>
       </w:r>
     </w:p>
     <w:p>
-      <w:r>
+      <w:pPr>
+        <w:spacing w:line="336" w:lineRule="auto" w:after="180"/>
+      </w:pPr>
+      <w:r>
+        <w:rPr>
+          <w:b w:val="0"/>
+        </w:rPr>
         <w:t>Validate recommender stock and numeric features explicitly, recording zero stock as measured zero rather than missing.</w:t>
       </w:r>
     </w:p>
@@ -1474,12 +1971,41 @@
     </w:p>
     <w:p>
       <w:r>
+        <w:t>Try the supported questions before comparing with hints and feedback. Record what you repaired and the evidence you retained.</w:t>
+      </w:r>
+    </w:p>
+    <w:p>
+      <w:pPr>
+        <w:spacing w:line="336" w:lineRule="auto" w:after="180"/>
+      </w:pPr>
+      <w:r>
+        <w:rPr>
+          <w:b w:val="0"/>
+        </w:rPr>
         <w:t>Use this supported practice once, in the browser or on paper. Keep the reserved independent assessment for a separate first attempt before teacher feedback.</w:t>
       </w:r>
     </w:p>
     <w:p>
-      <w:r>
-        <w:t>A fictional catalogue records counts of available copies under a strict input contract.</w:t>
+      <w:pPr>
+        <w:spacing w:line="336" w:lineRule="auto" w:after="180"/>
+      </w:pPr>
+      <w:r>
+        <w:rPr>
+          <w:b w:val="0"/>
+        </w:rPr>
+        <w:t xml:space="preserve">A fictional catalogue records counts of available copies under a strict </w:t>
+      </w:r>
+      <w:r>
+        <w:rPr>
+          <w:b/>
+        </w:rPr>
+        <w:t>input</w:t>
+      </w:r>
+      <w:r>
+        <w:rPr>
+          <w:b w:val="0"/>
+        </w:rPr>
+        <w:t xml:space="preserve"> contract.</w:t>
       </w:r>
     </w:p>
     <w:p>
@@ -1491,27 +2017,67 @@
       </w:r>
     </w:p>
     <w:p>
-      <w:r>
+      <w:pPr>
+        <w:spacing w:line="336" w:lineRule="auto" w:after="180"/>
+      </w:pPr>
+      <w:r>
+        <w:rPr>
+          <w:b w:val="0"/>
+        </w:rPr>
         <w:t>Which labelled step matches this detail? Accepted counts [0,4]; four rows rejected with recorded reasons.</w:t>
       </w:r>
     </w:p>
     <w:p>
-      <w:r>
-        <w:t>1. Report validation</w:t>
-      </w:r>
-    </w:p>
-    <w:p>
-      <w:r>
+      <w:pPr>
+        <w:spacing w:line="336" w:lineRule="auto" w:after="180"/>
+        <w:shd w:fill="F4F9FC"/>
+      </w:pPr>
+      <w:r>
+        <w:rPr>
+          <w:b w:val="0"/>
+        </w:rPr>
+        <w:t xml:space="preserve">1. Report </w:t>
+      </w:r>
+      <w:r>
+        <w:rPr>
+          <w:b/>
+        </w:rPr>
+        <w:t>validation</w:t>
+      </w:r>
+    </w:p>
+    <w:p>
+      <w:pPr>
+        <w:spacing w:line="336" w:lineRule="auto" w:after="180"/>
+        <w:shd w:fill="F4F9FC"/>
+      </w:pPr>
+      <w:r>
+        <w:rPr>
+          <w:b w:val="0"/>
+        </w:rPr>
         <w:t>2. Retrieve carefully</w:t>
       </w:r>
     </w:p>
     <w:p>
-      <w:r>
+      <w:pPr>
+        <w:spacing w:line="336" w:lineRule="auto" w:after="180"/>
+        <w:shd w:fill="F4F9FC"/>
+      </w:pPr>
+      <w:r>
+        <w:rPr>
+          <w:b w:val="0"/>
+        </w:rPr>
         <w:t>3. Check range</w:t>
       </w:r>
     </w:p>
     <w:p>
-      <w:r>
+      <w:pPr>
+        <w:spacing w:line="336" w:lineRule="auto" w:after="180"/>
+        <w:shd w:fill="F4F9FC"/>
+      </w:pPr>
+      <w:r>
+        <w:rPr>
+          <w:b w:val="0"/>
+        </w:rPr>
         <w:t>4. Check exact type</w:t>
       </w:r>
     </w:p>
@@ -1549,40 +2115,178 @@
       </w:r>
     </w:p>
     <w:p>
-      <w:r>
+      <w:pPr>
+        <w:pStyle w:val="Heading3"/>
+      </w:pPr>
+      <w:r>
+        <w:t>Hint · try first</w:t>
+      </w:r>
+    </w:p>
+    <w:p>
+      <w:pPr>
+        <w:spacing w:line="336" w:lineRule="auto" w:after="180"/>
+        <w:shd w:fill="F1F6F8"/>
+      </w:pPr>
+      <w:r>
+        <w:rPr>
+          <w:b w:val="0"/>
+        </w:rPr>
         <w:t>Hint if needed: Read the steps in the pictorial case. Match the supplied detail to the stage that performs or records it.</w:t>
       </w:r>
     </w:p>
     <w:p>
-      <w:r>
-        <w:t>After your attempt, compare with the supported explanation: Report validation Accepted counts [0,4]; four rows rejected with recorded reasons. Testing if value would wrongly discard zero, which is a real valid count. Python’s isinstance(True,int) is true, so the stated exact-integer contract uses type(value) is int to reject Boolean input. Keep missing, type-invalid and range-invalid reasons separate rather than turning every rejected value into zero.</w:t>
-      </w:r>
-    </w:p>
-    <w:p>
       <w:pPr>
         <w:pStyle w:val="Heading3"/>
       </w:pPr>
       <w:r>
+        <w:t>Feedback · compare after trying</w:t>
+      </w:r>
+    </w:p>
+    <w:p>
+      <w:pPr>
+        <w:spacing w:line="336" w:lineRule="auto" w:after="180"/>
+        <w:shd w:fill="F1F6FC"/>
+      </w:pPr>
+      <w:r>
+        <w:rPr>
+          <w:b w:val="0"/>
+        </w:rPr>
+        <w:t xml:space="preserve">After your attempt, compare with the supported explanation: Report </w:t>
+      </w:r>
+      <w:r>
+        <w:rPr>
+          <w:b/>
+        </w:rPr>
+        <w:t>validation</w:t>
+      </w:r>
+      <w:r>
+        <w:rPr>
+          <w:b w:val="0"/>
+        </w:rPr>
+        <w:t xml:space="preserve"> Accepted counts [0,4]; four rows rejected with recorded reasons. Testing if value would wrongly discard zero, which is a real valid count.</w:t>
+      </w:r>
+    </w:p>
+    <w:p>
+      <w:pPr>
+        <w:spacing w:line="336" w:lineRule="auto" w:after="180"/>
+        <w:shd w:fill="F1F6FC"/>
+      </w:pPr>
+      <w:r>
+        <w:rPr>
+          <w:b w:val="0"/>
+        </w:rPr>
+        <w:t xml:space="preserve">Python’s isinstance(True,int) is true, so the stated exact-integer contract uses type(value) is int to reject Boolean </w:t>
+      </w:r>
+      <w:r>
+        <w:rPr>
+          <w:b/>
+        </w:rPr>
+        <w:t>input</w:t>
+      </w:r>
+      <w:r>
+        <w:rPr>
+          <w:b w:val="0"/>
+        </w:rPr>
+        <w:t>.</w:t>
+      </w:r>
+    </w:p>
+    <w:p>
+      <w:pPr>
+        <w:spacing w:line="336" w:lineRule="auto" w:after="180"/>
+        <w:shd w:fill="F1F6FC"/>
+      </w:pPr>
+      <w:r>
+        <w:rPr>
+          <w:b w:val="0"/>
+        </w:rPr>
+        <w:t>Keep missing, type-invalid and range-invalid reasons separate rather than turning every rejected value into zero.</w:t>
+      </w:r>
+    </w:p>
+    <w:p>
+      <w:pPr>
+        <w:pStyle w:val="Heading3"/>
+      </w:pPr>
+      <w:r>
         <w:t>Practice 2: explain the deciding evidence</w:t>
       </w:r>
     </w:p>
     <w:p>
-      <w:r>
+      <w:pPr>
+        <w:pStyle w:val="Heading3"/>
+      </w:pPr>
+      <w:r>
+        <w:t>Changed case · predict first</w:t>
+      </w:r>
+    </w:p>
+    <w:p>
+      <w:pPr>
+        <w:spacing w:line="336" w:lineRule="auto" w:after="180"/>
+        <w:shd w:fill="F5F1FB"/>
+      </w:pPr>
+      <w:r>
+        <w:rPr>
+          <w:b w:val="0"/>
+        </w:rPr>
         <w:t>Changed-case practice: Replace text "4" with integer 4 through an authorised conversion. Which conclusion is supported by the supplied facts?</w:t>
       </w:r>
     </w:p>
     <w:p>
-      <w:r>
-        <w:t>1. We can decide the result without examining the changed input or the procedure.</w:t>
-      </w:r>
-    </w:p>
-    <w:p>
-      <w:r>
-        <w:t>2. This one example guarantees correct results for every future input.</w:t>
-      </w:r>
-    </w:p>
-    <w:p>
-      <w:r>
+      <w:pPr>
+        <w:spacing w:line="336" w:lineRule="auto" w:after="180"/>
+        <w:shd w:fill="F4F9FC"/>
+      </w:pPr>
+      <w:r>
+        <w:rPr>
+          <w:b w:val="0"/>
+        </w:rPr>
+        <w:t xml:space="preserve">1. We can decide the result without examining the changed </w:t>
+      </w:r>
+      <w:r>
+        <w:rPr>
+          <w:b/>
+        </w:rPr>
+        <w:t>input</w:t>
+      </w:r>
+      <w:r>
+        <w:rPr>
+          <w:b w:val="0"/>
+        </w:rPr>
+        <w:t xml:space="preserve"> or the procedure.</w:t>
+      </w:r>
+    </w:p>
+    <w:p>
+      <w:pPr>
+        <w:spacing w:line="336" w:lineRule="auto" w:after="180"/>
+        <w:shd w:fill="F4F9FC"/>
+      </w:pPr>
+      <w:r>
+        <w:rPr>
+          <w:b w:val="0"/>
+        </w:rPr>
+        <w:t xml:space="preserve">2. This one example guarantees correct results for every future </w:t>
+      </w:r>
+      <w:r>
+        <w:rPr>
+          <w:b/>
+        </w:rPr>
+        <w:t>input</w:t>
+      </w:r>
+      <w:r>
+        <w:rPr>
+          <w:b w:val="0"/>
+        </w:rPr>
+        <w:t>.</w:t>
+      </w:r>
+    </w:p>
+    <w:p>
+      <w:pPr>
+        <w:spacing w:line="336" w:lineRule="auto" w:after="180"/>
+        <w:shd w:fill="F4F9FC"/>
+      </w:pPr>
+      <w:r>
+        <w:rPr>
+          <w:b w:val="0"/>
+        </w:rPr>
         <w:t>3. Accepted values become [0,4,4]; three rows remain rejected.</w:t>
       </w:r>
     </w:p>
@@ -1620,12 +2324,42 @@
       </w:r>
     </w:p>
     <w:p>
-      <w:r>
+      <w:pPr>
+        <w:pStyle w:val="Heading3"/>
+      </w:pPr>
+      <w:r>
+        <w:t>Hint · try first</w:t>
+      </w:r>
+    </w:p>
+    <w:p>
+      <w:pPr>
+        <w:spacing w:line="336" w:lineRule="auto" w:after="180"/>
+        <w:shd w:fill="F1F6F8"/>
+      </w:pPr>
+      <w:r>
+        <w:rPr>
+          <w:b w:val="0"/>
+        </w:rPr>
         <w:t>Hint if needed: Use the changed condition and the deciding step in the pictorial trace. The answer must say what follows from those facts.</w:t>
       </w:r>
     </w:p>
     <w:p>
-      <w:r>
+      <w:pPr>
+        <w:pStyle w:val="Heading3"/>
+      </w:pPr>
+      <w:r>
+        <w:t>Feedback · compare after trying</w:t>
+      </w:r>
+    </w:p>
+    <w:p>
+      <w:pPr>
+        <w:spacing w:line="336" w:lineRule="auto" w:after="180"/>
+        <w:shd w:fill="F1F6FC"/>
+      </w:pPr>
+      <w:r>
+        <w:rPr>
+          <w:b w:val="0"/>
+        </w:rPr>
         <w:t>After your attempt, compare with the supported explanation: Accepted values become [0,4,4]; three rows remain rejected. The converted value now satisfies both type and range checks.</w:t>
       </w:r>
     </w:p>
@@ -1638,18 +2372,93 @@
       </w:r>
     </w:p>
     <w:p>
-      <w:r>
-        <w:t>Review Noise and Outliers (ai-2/17). Goal: Calculate mean and median. Short practice: If 18 was genuine, which summary better describes the middle observed task, and what extra fact should be shown?. Return to this week and explain what you changed.</w:t>
-      </w:r>
-    </w:p>
-    <w:p>
-      <w:r>
-        <w:t>Review Choose Informative Questions (ai-2/15). Goal: Fit a root question and leaf predictions from training examples. Short practice: Choose the best original question and explain why its more balanced split matters here.. Return to this week and explain what you changed.</w:t>
-      </w:r>
-    </w:p>
-    <w:p>
-      <w:r>
-        <w:t>Review Accuracy as a Fraction (ai-2/12). Goal: Explain why overall accuracy can hide failure on a less common class. Short practice: Why is 100% repair detection not sufficient to declare the changed classifier best?. Return to this week and explain what you changed.</w:t>
+      <w:pPr>
+        <w:spacing w:line="336" w:lineRule="auto" w:after="180"/>
+      </w:pPr>
+      <w:r>
+        <w:rPr>
+          <w:b w:val="0"/>
+        </w:rPr>
+        <w:t>Review Noise and Outliers (ai-2/17). Goal: Calculate mean and median. Short practice: If 18 was genuine, which summary better describes the middle observed task, and what extra fact should be shown?.</w:t>
+      </w:r>
+    </w:p>
+    <w:p>
+      <w:pPr>
+        <w:spacing w:line="336" w:lineRule="auto" w:after="180"/>
+      </w:pPr>
+      <w:r>
+        <w:rPr>
+          <w:b w:val="0"/>
+        </w:rPr>
+        <w:t>Return to this week and explain what you changed.</w:t>
+      </w:r>
+    </w:p>
+    <w:p>
+      <w:pPr>
+        <w:spacing w:line="336" w:lineRule="auto" w:after="180"/>
+      </w:pPr>
+      <w:r>
+        <w:rPr>
+          <w:b w:val="0"/>
+        </w:rPr>
+        <w:t xml:space="preserve">Review Choose Informative Questions (ai-2/15). Goal: Fit a root question and leaf </w:t>
+      </w:r>
+      <w:r>
+        <w:rPr>
+          <w:b/>
+        </w:rPr>
+        <w:t>prediction</w:t>
+      </w:r>
+      <w:r>
+        <w:rPr>
+          <w:b w:val="0"/>
+        </w:rPr>
+        <w:t xml:space="preserve">s from </w:t>
+      </w:r>
+      <w:r>
+        <w:rPr>
+          <w:b/>
+        </w:rPr>
+        <w:t>training</w:t>
+      </w:r>
+      <w:r>
+        <w:rPr>
+          <w:b w:val="0"/>
+        </w:rPr>
+        <w:t xml:space="preserve"> examples. Short practice: Choose the best original question and explain why its more balanced split matters here..</w:t>
+      </w:r>
+    </w:p>
+    <w:p>
+      <w:pPr>
+        <w:spacing w:line="336" w:lineRule="auto" w:after="180"/>
+      </w:pPr>
+      <w:r>
+        <w:rPr>
+          <w:b w:val="0"/>
+        </w:rPr>
+        <w:t>Return to this week and explain what you changed.</w:t>
+      </w:r>
+    </w:p>
+    <w:p>
+      <w:pPr>
+        <w:spacing w:line="336" w:lineRule="auto" w:after="180"/>
+      </w:pPr>
+      <w:r>
+        <w:rPr>
+          <w:b w:val="0"/>
+        </w:rPr>
+        <w:t>Review Accuracy as a Fraction (ai-2/12). Goal: Explain why overall accuracy can hide failure on a less common class. Short practice: Why is 100% repair detection not sufficient to declare the changed classifier best?.</w:t>
+      </w:r>
+    </w:p>
+    <w:p>
+      <w:pPr>
+        <w:spacing w:line="336" w:lineRule="auto" w:after="180"/>
+      </w:pPr>
+      <w:r>
+        <w:rPr>
+          <w:b w:val="0"/>
+        </w:rPr>
+        <w:t>Return to this week and explain what you changed.</w:t>
       </w:r>
     </w:p>
     <w:p>
@@ -1661,8 +2470,61 @@
       </w:r>
     </w:p>
     <w:p>
-      <w:r>
-        <w:t>The browser lab lets you edit the supported Python examples already included in this lesson. Predict first, run, inspect the actual output or error, change one input, then run again. Keep code, predictions, actual results and a reasoned revision together. On paper, label your result as a trace rather than an execution.</w:t>
+      <w:pPr>
+        <w:spacing w:line="336" w:lineRule="auto" w:after="180"/>
+      </w:pPr>
+      <w:r>
+        <w:rPr>
+          <w:b w:val="0"/>
+        </w:rPr>
+        <w:t xml:space="preserve">The browser lab lets you edit the supported Python examples already included in this lesson. Predict first, run, inspect the actual </w:t>
+      </w:r>
+      <w:r>
+        <w:rPr>
+          <w:b/>
+        </w:rPr>
+        <w:t>output</w:t>
+      </w:r>
+      <w:r>
+        <w:rPr>
+          <w:b w:val="0"/>
+        </w:rPr>
+        <w:t xml:space="preserve"> or error, change one </w:t>
+      </w:r>
+      <w:r>
+        <w:rPr>
+          <w:b/>
+        </w:rPr>
+        <w:t>input</w:t>
+      </w:r>
+      <w:r>
+        <w:rPr>
+          <w:b w:val="0"/>
+        </w:rPr>
+        <w:t>, then run again.</w:t>
+      </w:r>
+    </w:p>
+    <w:p>
+      <w:pPr>
+        <w:spacing w:line="336" w:lineRule="auto" w:after="180"/>
+      </w:pPr>
+      <w:r>
+        <w:rPr>
+          <w:b w:val="0"/>
+        </w:rPr>
+        <w:t xml:space="preserve">Keep code, </w:t>
+      </w:r>
+      <w:r>
+        <w:rPr>
+          <w:b/>
+        </w:rPr>
+        <w:t>prediction</w:t>
+      </w:r>
+      <w:r>
+        <w:rPr>
+          <w:b w:val="0"/>
+        </w:rPr>
+        <w:t>s, actual results and a reasoned revision together. On paper, label your result as a trace rather than an execution.</w:t>
       </w:r>
     </w:p>
     <w:p>
@@ -1674,8 +2536,37 @@
       </w:r>
     </w:p>
     <w:p>
-      <w:r>
-        <w:t>Use Download completed work in the hosted lesson to export your answers, reflections, practice feedback and code-run evidence. Open the HTML copy to read or print it. Drafts stay in this browser when storage is available; clear drafts on a shared device.</w:t>
+      <w:pPr>
+        <w:spacing w:line="336" w:lineRule="auto" w:after="180"/>
+      </w:pPr>
+      <w:r>
+        <w:rPr>
+          <w:b w:val="0"/>
+        </w:rPr>
+        <w:t xml:space="preserve">Use Download completed work in the hosted lesson to export your answers, reflections, practice feedback and code-run </w:t>
+      </w:r>
+      <w:r>
+        <w:rPr>
+          <w:b/>
+        </w:rPr>
+        <w:t>evidence</w:t>
+      </w:r>
+      <w:r>
+        <w:rPr>
+          <w:b w:val="0"/>
+        </w:rPr>
+        <w:t>. Open the HTML copy to read or print it.</w:t>
+      </w:r>
+    </w:p>
+    <w:p>
+      <w:pPr>
+        <w:spacing w:line="336" w:lineRule="auto" w:after="180"/>
+      </w:pPr>
+      <w:r>
+        <w:rPr>
+          <w:b w:val="0"/>
+        </w:rPr>
+        <w:t>Drafts stay in this browser when storage is available; clear drafts on a shared device.</w:t>
       </w:r>
     </w:p>
     <w:p>
@@ -1689,6 +2580,717 @@
     <w:p>
       <w:r>
         <w:t>________________________________________________________________</w:t>
+      </w:r>
+    </w:p>
+    <w:p>
+      <w:r>
+        <w:t>________________________________________________________________</w:t>
+      </w:r>
+    </w:p>
+    <w:p>
+      <w:r>
+        <w:t>________________________________________________________________</w:t>
+      </w:r>
+    </w:p>
+    <w:p>
+      <w:r>
+        <w:t>________________________________________________________________</w:t>
+      </w:r>
+    </w:p>
+    <w:p>
+      <w:r>
+        <w:t>________________________________________________________________</w:t>
+      </w:r>
+    </w:p>
+    <w:p>
+      <w:pPr>
+        <w:pStyle w:val="Heading1"/>
+      </w:pPr>
+      <w:r>
+        <w:t>21. Visual concept journey</w:t>
+      </w:r>
+    </w:p>
+    <w:p>
+      <w:r>
+        <w:t>Explain each Missing Data picture from its labels, then record a relevant limit.</w:t>
+      </w:r>
+    </w:p>
+    <w:p>
+      <w:pPr>
+        <w:pStyle w:val="Heading3"/>
+      </w:pPr>
+      <w:r>
+        <w:t>01. Missing Data: the case</w:t>
+      </w:r>
+    </w:p>
+    <w:p>
+      <w:r>
+        <w:drawing>
+          <wp:inline xmlns:a="http://schemas.openxmlformats.org/drawingml/2006/main" xmlns:pic="http://schemas.openxmlformats.org/drawingml/2006/picture">
+            <wp:extent cx="5486400" cy="2840736"/>
+            <wp:docPr id="2" name="Picture 2" descr="A fictional catalogue records counts of available copies under a strict input contract. Supplied facts: Accept count only if type(value) is int and 0&lt;=value&lt;=8. Missing fields are invalid, and Booleans are not counts. Rows have count 0, count 4, absent count, count &quot;4&quot;, count True and count 9."/>
+            <wp:cNvGraphicFramePr>
+              <a:graphicFrameLocks noChangeAspect="1"/>
+            </wp:cNvGraphicFramePr>
+            <a:graphic>
+              <a:graphicData uri="http://schemas.openxmlformats.org/drawingml/2006/picture">
+                <pic:pic>
+                  <pic:nvPicPr>
+                    <pic:cNvPr id="0" name="academy-story-ai-2-18-01.png"/>
+                    <pic:cNvPicPr/>
+                  </pic:nvPicPr>
+                  <pic:blipFill>
+                    <a:blip r:embed="rId10"/>
+                    <a:stretch>
+                      <a:fillRect/>
+                    </a:stretch>
+                  </pic:blipFill>
+                  <pic:spPr>
+                    <a:xfrm>
+                      <a:off x="0" y="0"/>
+                      <a:ext cx="5486400" cy="2840736"/>
+                    </a:xfrm>
+                    <a:prstGeom prst="rect"/>
+                  </pic:spPr>
+                </pic:pic>
+              </a:graphicData>
+            </a:graphic>
+          </wp:inline>
+        </w:drawing>
+      </w:r>
+    </w:p>
+    <w:p>
+      <w:pPr>
+        <w:spacing w:line="336" w:lineRule="auto" w:after="180"/>
+      </w:pPr>
+      <w:r>
+        <w:rPr>
+          <w:b w:val="0"/>
+        </w:rPr>
+        <w:t xml:space="preserve">A fictional catalogue records counts of available copies under a strict </w:t>
+      </w:r>
+      <w:r>
+        <w:rPr>
+          <w:b/>
+        </w:rPr>
+        <w:t>input</w:t>
+      </w:r>
+      <w:r>
+        <w:rPr>
+          <w:b w:val="0"/>
+        </w:rPr>
+        <w:t xml:space="preserve"> contract. Supplied facts: Accept count only if type(value) is int and 0&lt;=value&lt;=8. Missing fields are invalid, and Booleans are not counts.</w:t>
+      </w:r>
+    </w:p>
+    <w:p>
+      <w:pPr>
+        <w:spacing w:line="336" w:lineRule="auto" w:after="180"/>
+      </w:pPr>
+      <w:r>
+        <w:rPr>
+          <w:b w:val="0"/>
+        </w:rPr>
+        <w:t>Rows have count 0, count 4, absent count, count "4", count True and count 9.</w:t>
+      </w:r>
+    </w:p>
+    <w:p>
+      <w:pPr>
+        <w:spacing w:line="336" w:lineRule="auto" w:after="180"/>
+        <w:shd w:fill="F5F1FB"/>
+      </w:pPr>
+      <w:r>
+        <w:rPr>
+          <w:b w:val="0"/>
+        </w:rPr>
+        <w:t>Point to the given fact that matters most. Explain why it matters.</w:t>
+      </w:r>
+    </w:p>
+    <w:p>
+      <w:pPr>
+        <w:pStyle w:val="Heading3"/>
+      </w:pPr>
+      <w:r>
+        <w:t>My picture explanation, deciding evidence and one limit</w:t>
+      </w:r>
+    </w:p>
+    <w:p>
+      <w:r>
+        <w:t>________________________________________________________________</w:t>
+      </w:r>
+    </w:p>
+    <w:p>
+      <w:r>
+        <w:t>________________________________________________________________</w:t>
+      </w:r>
+    </w:p>
+    <w:p>
+      <w:r>
+        <w:t>________________________________________________________________</w:t>
+      </w:r>
+    </w:p>
+    <w:p>
+      <w:r>
+        <w:t>________________________________________________________________</w:t>
+      </w:r>
+    </w:p>
+    <w:p>
+      <w:pPr>
+        <w:pStyle w:val="Heading3"/>
+      </w:pPr>
+      <w:r>
+        <w:t>02. Follow the deciding steps</w:t>
+      </w:r>
+    </w:p>
+    <w:p>
+      <w:r>
+        <w:drawing>
+          <wp:inline xmlns:a="http://schemas.openxmlformats.org/drawingml/2006/main" xmlns:pic="http://schemas.openxmlformats.org/drawingml/2006/picture">
+            <wp:extent cx="5486400" cy="4005072"/>
+            <wp:docPr id="3" name="Picture 3" descr="Retrieve carefully: Use row.get(&quot;count&quot;); absent field gives None, distinct from 0. → Check exact type: Integers 0,4 pass; text &quot;4&quot;, Boolean True and None fail. → Check range: Integer 9 fails maximum 8. → Report validation: Accepted counts [0,4]; four rows rejected with recorded reasons."/>
+            <wp:cNvGraphicFramePr>
+              <a:graphicFrameLocks noChangeAspect="1"/>
+            </wp:cNvGraphicFramePr>
+            <a:graphic>
+              <a:graphicData uri="http://schemas.openxmlformats.org/drawingml/2006/picture">
+                <pic:pic>
+                  <pic:nvPicPr>
+                    <pic:cNvPr id="0" name="academy-story-ai-2-18-02.png"/>
+                    <pic:cNvPicPr/>
+                  </pic:nvPicPr>
+                  <pic:blipFill>
+                    <a:blip r:embed="rId11"/>
+                    <a:stretch>
+                      <a:fillRect/>
+                    </a:stretch>
+                  </pic:blipFill>
+                  <pic:spPr>
+                    <a:xfrm>
+                      <a:off x="0" y="0"/>
+                      <a:ext cx="5486400" cy="4005072"/>
+                    </a:xfrm>
+                    <a:prstGeom prst="rect"/>
+                  </pic:spPr>
+                </pic:pic>
+              </a:graphicData>
+            </a:graphic>
+          </wp:inline>
+        </w:drawing>
+      </w:r>
+    </w:p>
+    <w:p>
+      <w:pPr>
+        <w:spacing w:line="336" w:lineRule="auto" w:after="180"/>
+      </w:pPr>
+      <w:r>
+        <w:rPr>
+          <w:b w:val="0"/>
+        </w:rPr>
+        <w:t xml:space="preserve">Retrieve carefully: Use row.get("count"); absent field gives None, distinct from 0. → Check exact type: Integers 0,4 pass; text "4", Boolean True and None fail. → Check range: Integer 9 fails maximum 8. → Report </w:t>
+      </w:r>
+      <w:r>
+        <w:rPr>
+          <w:b/>
+        </w:rPr>
+        <w:t>validation</w:t>
+      </w:r>
+      <w:r>
+        <w:rPr>
+          <w:b w:val="0"/>
+        </w:rPr>
+        <w:t>: Accepted counts [0,4]; four rows rejected with recorded reasons.</w:t>
+      </w:r>
+    </w:p>
+    <w:p>
+      <w:pPr>
+        <w:spacing w:line="336" w:lineRule="auto" w:after="180"/>
+        <w:shd w:fill="F5F1FB"/>
+      </w:pPr>
+      <w:r>
+        <w:rPr>
+          <w:b w:val="0"/>
+        </w:rPr>
+        <w:t xml:space="preserve">Point to each numbered stage and explain which recorded </w:t>
+      </w:r>
+      <w:r>
+        <w:rPr>
+          <w:b/>
+        </w:rPr>
+        <w:t>input</w:t>
+      </w:r>
+      <w:r>
+        <w:rPr>
+          <w:b w:val="0"/>
+        </w:rPr>
+        <w:t xml:space="preserve"> it uses.</w:t>
+      </w:r>
+    </w:p>
+    <w:p>
+      <w:pPr>
+        <w:pStyle w:val="Heading3"/>
+      </w:pPr>
+      <w:r>
+        <w:t>My picture explanation, deciding evidence and one limit</w:t>
+      </w:r>
+    </w:p>
+    <w:p>
+      <w:r>
+        <w:t>________________________________________________________________</w:t>
+      </w:r>
+    </w:p>
+    <w:p>
+      <w:r>
+        <w:t>________________________________________________________________</w:t>
+      </w:r>
+    </w:p>
+    <w:p>
+      <w:r>
+        <w:t>________________________________________________________________</w:t>
+      </w:r>
+    </w:p>
+    <w:p>
+      <w:r>
+        <w:t>________________________________________________________________</w:t>
+      </w:r>
+    </w:p>
+    <w:p>
+      <w:pPr>
+        <w:pStyle w:val="Heading3"/>
+      </w:pPr>
+      <w:r>
+        <w:t>03. Follow the evidence</w:t>
+      </w:r>
+    </w:p>
+    <w:p>
+      <w:r>
+        <w:drawing>
+          <wp:inline xmlns:a="http://schemas.openxmlformats.org/drawingml/2006/main" xmlns:pic="http://schemas.openxmlformats.org/drawingml/2006/picture">
+            <wp:extent cx="5486400" cy="2834640"/>
+            <wp:docPr id="4" name="Picture 4" descr="Follow the evidence. Recorded zero | 0 | Accept as a measurement. Absent or None | Unknown | Hold for review. Negative integer | Outside range | Reject under this schema"/>
+            <wp:cNvGraphicFramePr>
+              <a:graphicFrameLocks noChangeAspect="1"/>
+            </wp:cNvGraphicFramePr>
+            <a:graphic>
+              <a:graphicData uri="http://schemas.openxmlformats.org/drawingml/2006/picture">
+                <pic:pic>
+                  <pic:nvPicPr>
+                    <pic:cNvPr id="0" name="academy-story-ai-2-18-03.png"/>
+                    <pic:cNvPicPr/>
+                  </pic:nvPicPr>
+                  <pic:blipFill>
+                    <a:blip r:embed="rId12"/>
+                    <a:stretch>
+                      <a:fillRect/>
+                    </a:stretch>
+                  </pic:blipFill>
+                  <pic:spPr>
+                    <a:xfrm>
+                      <a:off x="0" y="0"/>
+                      <a:ext cx="5486400" cy="2834640"/>
+                    </a:xfrm>
+                    <a:prstGeom prst="rect"/>
+                  </pic:spPr>
+                </pic:pic>
+              </a:graphicData>
+            </a:graphic>
+          </wp:inline>
+        </w:drawing>
+      </w:r>
+    </w:p>
+    <w:p>
+      <w:pPr>
+        <w:spacing w:line="336" w:lineRule="auto" w:after="180"/>
+      </w:pPr>
+      <w:r>
+        <w:rPr>
+          <w:b w:val="0"/>
+        </w:rPr>
+        <w:t xml:space="preserve">Follow the </w:t>
+      </w:r>
+      <w:r>
+        <w:rPr>
+          <w:b/>
+        </w:rPr>
+        <w:t>evidence</w:t>
+      </w:r>
+      <w:r>
+        <w:rPr>
+          <w:b w:val="0"/>
+        </w:rPr>
+        <w:t>. Recorded zero | 0 | Accept as a measurement. Absent or None | Unknown | Hold for review. Negative integer | Outside range | Reject under this schema</w:t>
+      </w:r>
+    </w:p>
+    <w:p>
+      <w:pPr>
+        <w:spacing w:line="336" w:lineRule="auto" w:after="180"/>
+        <w:shd w:fill="F5F1FB"/>
+      </w:pPr>
+      <w:r>
+        <w:rPr>
+          <w:b w:val="0"/>
+        </w:rPr>
+        <w:t>Read the labels and values. Explain the relationship the model shows.</w:t>
+      </w:r>
+    </w:p>
+    <w:p>
+      <w:pPr>
+        <w:pStyle w:val="Heading3"/>
+      </w:pPr>
+      <w:r>
+        <w:t>My picture explanation, deciding evidence and one limit</w:t>
+      </w:r>
+    </w:p>
+    <w:p>
+      <w:r>
+        <w:t>________________________________________________________________</w:t>
+      </w:r>
+    </w:p>
+    <w:p>
+      <w:r>
+        <w:t>________________________________________________________________</w:t>
+      </w:r>
+    </w:p>
+    <w:p>
+      <w:r>
+        <w:t>________________________________________________________________</w:t>
+      </w:r>
+    </w:p>
+    <w:p>
+      <w:r>
+        <w:t>________________________________________________________________</w:t>
+      </w:r>
+    </w:p>
+    <w:p>
+      <w:pPr>
+        <w:pStyle w:val="Heading3"/>
+      </w:pPr>
+      <w:r>
+        <w:t>04. Change one thing. Trace what follows.</w:t>
+      </w:r>
+    </w:p>
+    <w:p>
+      <w:r>
+        <w:drawing>
+          <wp:inline xmlns:a="http://schemas.openxmlformats.org/drawingml/2006/main" xmlns:pic="http://schemas.openxmlformats.org/drawingml/2006/picture">
+            <wp:extent cx="5486400" cy="3026664"/>
+            <wp:docPr id="5" name="Picture 5" descr="Original case: Accepted counts [0,4]; four rows rejected with recorded reasons. Changed condition: Replace text &quot;4&quot; with integer 4 through an authorised conversion. Expected result: Accepted values become [0,4,4]; three rows remain rejected. Reason: The converted value now satisfies both type and range checks."/>
+            <wp:cNvGraphicFramePr>
+              <a:graphicFrameLocks noChangeAspect="1"/>
+            </wp:cNvGraphicFramePr>
+            <a:graphic>
+              <a:graphicData uri="http://schemas.openxmlformats.org/drawingml/2006/picture">
+                <pic:pic>
+                  <pic:nvPicPr>
+                    <pic:cNvPr id="0" name="academy-story-ai-2-18-04.png"/>
+                    <pic:cNvPicPr/>
+                  </pic:nvPicPr>
+                  <pic:blipFill>
+                    <a:blip r:embed="rId13"/>
+                    <a:stretch>
+                      <a:fillRect/>
+                    </a:stretch>
+                  </pic:blipFill>
+                  <pic:spPr>
+                    <a:xfrm>
+                      <a:off x="0" y="0"/>
+                      <a:ext cx="5486400" cy="3026664"/>
+                    </a:xfrm>
+                    <a:prstGeom prst="rect"/>
+                  </pic:spPr>
+                </pic:pic>
+              </a:graphicData>
+            </a:graphic>
+          </wp:inline>
+        </w:drawing>
+      </w:r>
+    </w:p>
+    <w:p>
+      <w:pPr>
+        <w:spacing w:line="336" w:lineRule="auto" w:after="180"/>
+      </w:pPr>
+      <w:r>
+        <w:rPr>
+          <w:b w:val="0"/>
+        </w:rPr>
+        <w:t>Original case: Accepted counts [0,4]; four rows rejected with recorded reasons. Changed condition: Replace text "4" with integer 4 through an authorised conversion.</w:t>
+      </w:r>
+    </w:p>
+    <w:p>
+      <w:pPr>
+        <w:spacing w:line="336" w:lineRule="auto" w:after="180"/>
+      </w:pPr>
+      <w:r>
+        <w:rPr>
+          <w:b w:val="0"/>
+        </w:rPr>
+        <w:t>Expected result: Accepted values become [0,4,4]; three rows remain rejected. Reason: The converted value now satisfies both type and range checks.</w:t>
+      </w:r>
+    </w:p>
+    <w:p>
+      <w:pPr>
+        <w:spacing w:line="336" w:lineRule="auto" w:after="180"/>
+        <w:shd w:fill="F5F1FB"/>
+      </w:pPr>
+      <w:r>
+        <w:rPr>
+          <w:b w:val="0"/>
+        </w:rPr>
+        <w:t>Predict before checking the worked changed-case result. Name what changed and what the supplied facts allow you to conclude.</w:t>
+      </w:r>
+    </w:p>
+    <w:p>
+      <w:pPr>
+        <w:pStyle w:val="Heading3"/>
+      </w:pPr>
+      <w:r>
+        <w:t>My picture explanation, deciding evidence and one limit</w:t>
+      </w:r>
+    </w:p>
+    <w:p>
+      <w:r>
+        <w:t>________________________________________________________________</w:t>
+      </w:r>
+    </w:p>
+    <w:p>
+      <w:r>
+        <w:t>________________________________________________________________</w:t>
+      </w:r>
+    </w:p>
+    <w:p>
+      <w:r>
+        <w:t>________________________________________________________________</w:t>
+      </w:r>
+    </w:p>
+    <w:p>
+      <w:r>
+        <w:t>________________________________________________________________</w:t>
+      </w:r>
+    </w:p>
+    <w:p>
+      <w:pPr>
+        <w:pStyle w:val="Heading3"/>
+      </w:pPr>
+      <w:r>
+        <w:t>05. Connect the explanation to its limit</w:t>
+      </w:r>
+    </w:p>
+    <w:p>
+      <w:r>
+        <w:drawing>
+          <wp:inline xmlns:a="http://schemas.openxmlformats.org/drawingml/2006/main" xmlns:pic="http://schemas.openxmlformats.org/drawingml/2006/picture">
+            <wp:extent cx="5486400" cy="2834640"/>
+            <wp:docPr id="6" name="Picture 6" descr="Testing if value would wrongly discard zero, which is a real valid count. Python’s isinstance(True,int) is true, so the stated exact-integer contract uses type(value) is int to reject Boolean input. Keep missing, type-invalid and range-invalid reasons separate rather than turning every rejected value into zero. Limit: Type and range checks cannot confirm whether the real shelf count was measured accurately."/>
+            <wp:cNvGraphicFramePr>
+              <a:graphicFrameLocks noChangeAspect="1"/>
+            </wp:cNvGraphicFramePr>
+            <a:graphic>
+              <a:graphicData uri="http://schemas.openxmlformats.org/drawingml/2006/picture">
+                <pic:pic>
+                  <pic:nvPicPr>
+                    <pic:cNvPr id="0" name="academy-story-ai-2-18-05.png"/>
+                    <pic:cNvPicPr/>
+                  </pic:nvPicPr>
+                  <pic:blipFill>
+                    <a:blip r:embed="rId14"/>
+                    <a:stretch>
+                      <a:fillRect/>
+                    </a:stretch>
+                  </pic:blipFill>
+                  <pic:spPr>
+                    <a:xfrm>
+                      <a:off x="0" y="0"/>
+                      <a:ext cx="5486400" cy="2834640"/>
+                    </a:xfrm>
+                    <a:prstGeom prst="rect"/>
+                  </pic:spPr>
+                </pic:pic>
+              </a:graphicData>
+            </a:graphic>
+          </wp:inline>
+        </w:drawing>
+      </w:r>
+    </w:p>
+    <w:p>
+      <w:pPr>
+        <w:spacing w:line="336" w:lineRule="auto" w:after="180"/>
+      </w:pPr>
+      <w:r>
+        <w:rPr>
+          <w:b w:val="0"/>
+        </w:rPr>
+        <w:t xml:space="preserve">Testing if value would wrongly discard zero, which is a real valid count. Python’s isinstance(True,int) is true, so the stated exact-integer contract uses type(value) is int to reject Boolean </w:t>
+      </w:r>
+      <w:r>
+        <w:rPr>
+          <w:b/>
+        </w:rPr>
+        <w:t>input</w:t>
+      </w:r>
+      <w:r>
+        <w:rPr>
+          <w:b w:val="0"/>
+        </w:rPr>
+        <w:t>.</w:t>
+      </w:r>
+    </w:p>
+    <w:p>
+      <w:pPr>
+        <w:spacing w:line="336" w:lineRule="auto" w:after="180"/>
+      </w:pPr>
+      <w:r>
+        <w:rPr>
+          <w:b w:val="0"/>
+        </w:rPr>
+        <w:t>Keep missing, type-invalid and range-invalid reasons separate rather than turning every rejected value into zero. Limit: Type and range checks cannot confirm whether the real shelf count was measured accurately.</w:t>
+      </w:r>
+    </w:p>
+    <w:p>
+      <w:pPr>
+        <w:spacing w:line="336" w:lineRule="auto" w:after="180"/>
+        <w:shd w:fill="F5F1FB"/>
+      </w:pPr>
+      <w:r>
+        <w:rPr>
+          <w:b w:val="0"/>
+        </w:rPr>
+        <w:t>Explain the case, then point to a limit on the claim.</w:t>
+      </w:r>
+    </w:p>
+    <w:p>
+      <w:pPr>
+        <w:pStyle w:val="Heading3"/>
+      </w:pPr>
+      <w:r>
+        <w:t>My picture explanation, deciding evidence and one limit</w:t>
+      </w:r>
+    </w:p>
+    <w:p>
+      <w:r>
+        <w:t>________________________________________________________________</w:t>
+      </w:r>
+    </w:p>
+    <w:p>
+      <w:r>
+        <w:t>________________________________________________________________</w:t>
+      </w:r>
+    </w:p>
+    <w:p>
+      <w:r>
+        <w:t>________________________________________________________________</w:t>
+      </w:r>
+    </w:p>
+    <w:p>
+      <w:r>
+        <w:t>________________________________________________________________</w:t>
+      </w:r>
+    </w:p>
+    <w:p>
+      <w:pPr>
+        <w:pStyle w:val="Heading3"/>
+      </w:pPr>
+      <w:r>
+        <w:t>06. Make the idea visible in your project</w:t>
+      </w:r>
+    </w:p>
+    <w:p>
+      <w:r>
+        <w:drawing>
+          <wp:inline xmlns:a="http://schemas.openxmlformats.org/drawingml/2006/main" xmlns:pic="http://schemas.openxmlformats.org/drawingml/2006/picture">
+            <wp:extent cx="5486400" cy="3380232"/>
+            <wp:docPr id="7" name="Picture 7" descr="Validate recommender stock and numeric features explicitly, recording zero stock as measured zero rather than missing. Draw your input, deciding step, result and limit. Supported question: Why is the Boolean True rejected even though arithmetic can treat it like 1 in Python?"/>
+            <wp:cNvGraphicFramePr>
+              <a:graphicFrameLocks noChangeAspect="1"/>
+            </wp:cNvGraphicFramePr>
+            <a:graphic>
+              <a:graphicData uri="http://schemas.openxmlformats.org/drawingml/2006/picture">
+                <pic:pic>
+                  <pic:nvPicPr>
+                    <pic:cNvPr id="0" name="academy-story-ai-2-18-06.png"/>
+                    <pic:cNvPicPr/>
+                  </pic:nvPicPr>
+                  <pic:blipFill>
+                    <a:blip r:embed="rId15"/>
+                    <a:stretch>
+                      <a:fillRect/>
+                    </a:stretch>
+                  </pic:blipFill>
+                  <pic:spPr>
+                    <a:xfrm>
+                      <a:off x="0" y="0"/>
+                      <a:ext cx="5486400" cy="3380232"/>
+                    </a:xfrm>
+                    <a:prstGeom prst="rect"/>
+                  </pic:spPr>
+                </pic:pic>
+              </a:graphicData>
+            </a:graphic>
+          </wp:inline>
+        </w:drawing>
+      </w:r>
+    </w:p>
+    <w:p>
+      <w:pPr>
+        <w:spacing w:line="336" w:lineRule="auto" w:after="180"/>
+      </w:pPr>
+      <w:r>
+        <w:rPr>
+          <w:b w:val="0"/>
+        </w:rPr>
+        <w:t xml:space="preserve">Validate recommender stock and numeric features explicitly, recording zero stock as measured zero rather than missing. Draw your </w:t>
+      </w:r>
+      <w:r>
+        <w:rPr>
+          <w:b/>
+        </w:rPr>
+        <w:t>input</w:t>
+      </w:r>
+      <w:r>
+        <w:rPr>
+          <w:b w:val="0"/>
+        </w:rPr>
+        <w:t>, deciding step, result and limit.</w:t>
+      </w:r>
+    </w:p>
+    <w:p>
+      <w:pPr>
+        <w:spacing w:line="336" w:lineRule="auto" w:after="180"/>
+      </w:pPr>
+      <w:r>
+        <w:rPr>
+          <w:b w:val="0"/>
+        </w:rPr>
+        <w:t>Supported question: Why is the Boolean True rejected even though arithmetic can treat it like 1 in Python?</w:t>
+      </w:r>
+    </w:p>
+    <w:p>
+      <w:pPr>
+        <w:spacing w:line="336" w:lineRule="auto" w:after="180"/>
+        <w:shd w:fill="F5F1FB"/>
+      </w:pPr>
+      <w:r>
+        <w:rPr>
+          <w:b w:val="0"/>
+        </w:rPr>
+        <w:t xml:space="preserve">Draw your project trace and justify the deciding step using </w:t>
+      </w:r>
+      <w:r>
+        <w:rPr>
+          <w:b/>
+        </w:rPr>
+        <w:t>evidence</w:t>
+      </w:r>
+      <w:r>
+        <w:rPr>
+          <w:b w:val="0"/>
+        </w:rPr>
+        <w:t>.</w:t>
+      </w:r>
+    </w:p>
+    <w:p>
+      <w:pPr>
+        <w:pStyle w:val="Heading3"/>
+      </w:pPr>
+      <w:r>
+        <w:t>My picture explanation, deciding evidence and one limit</w:t>
       </w:r>
     </w:p>
     <w:p>

--- a/downloads/workbook/ai-2-week-18.docx
+++ b/downloads/workbook/ai-2-week-18.docx
@@ -25,12 +25,492 @@
         <w:pStyle w:val="Heading1"/>
       </w:pPr>
       <w:r>
-        <w:t>01. Recall and choose your starting point</w:t>
-      </w:r>
-    </w:p>
-    <w:p>
-      <w:r>
-        <w:t>Record your starting explanation for Missing Data before opening notes. Show any later correction separately.</w:t>
+        <w:t>One connected missing-data validation record.</w:t>
+      </w:r>
+    </w:p>
+    <w:p>
+      <w:r>
+        <w:t>Distinguish zero and unknown, trace filtering, repair truthiness and explain which sessions are excluded.</w:t>
+      </w:r>
+    </w:p>
+    <w:p>
+      <w:r>
+        <w:t>Retain original rows, accepted order, review reasons, field-specific bounds and reported denominators.</w:t>
+      </w:r>
+    </w:p>
+    <w:p>
+      <w:pPr>
+        <w:pStyle w:val="Heading1"/>
+      </w:pPr>
+      <w:r>
+        <w:t>01. Recall: reconnect earlier ideas</w:t>
+      </w:r>
+    </w:p>
+    <w:p>
+      <w:r>
+        <w:t>Retrieve before opening notes.</w:t>
+      </w:r>
+    </w:p>
+    <w:p>
+      <w:pPr>
+        <w:pStyle w:val="Heading2"/>
+      </w:pPr>
+      <w:r>
+        <w:t>Retrieve and explain</w:t>
+      </w:r>
+    </w:p>
+    <w:p>
+      <w:pPr>
+        <w:pStyle w:val="ListBullet"/>
+      </w:pPr>
+      <w:r>
+        <w:t>Try the recall before opening notes. Then use a different colour or a labelled second line to correct your explanation.</w:t>
+      </w:r>
+    </w:p>
+    <w:p>
+      <w:pPr>
+        <w:pStyle w:val="ListBullet"/>
+      </w:pPr>
+      <w:r>
+        <w:t>Without opening the old lesson, explain one key idea from Noise and Outliers. Give an example and a mistake that the idea helps you avoid.</w:t>
+      </w:r>
+    </w:p>
+    <w:p>
+      <w:pPr>
+        <w:pStyle w:val="Heading3"/>
+      </w:pPr>
+      <w:r>
+        <w:t>My remembered idea, example and correction</w:t>
+      </w:r>
+    </w:p>
+    <w:p>
+      <w:r>
+        <w:t>________________________________________________________________</w:t>
+      </w:r>
+    </w:p>
+    <w:p>
+      <w:r>
+        <w:t>________________________________________________________________</w:t>
+      </w:r>
+    </w:p>
+    <w:p>
+      <w:r>
+        <w:t>________________________________________________________________</w:t>
+      </w:r>
+    </w:p>
+    <w:p>
+      <w:pPr>
+        <w:pStyle w:val="ListBullet"/>
+      </w:pPr>
+      <w:r>
+        <w:t>Without opening the old lesson, explain one key idea from Choose Informative Questions. Give an example and a mistake that the idea helps you avoid.</w:t>
+      </w:r>
+    </w:p>
+    <w:p>
+      <w:pPr>
+        <w:pStyle w:val="Heading3"/>
+      </w:pPr>
+      <w:r>
+        <w:t>My remembered idea, example and correction</w:t>
+      </w:r>
+    </w:p>
+    <w:p>
+      <w:r>
+        <w:t>________________________________________________________________</w:t>
+      </w:r>
+    </w:p>
+    <w:p>
+      <w:r>
+        <w:t>________________________________________________________________</w:t>
+      </w:r>
+    </w:p>
+    <w:p>
+      <w:r>
+        <w:t>________________________________________________________________</w:t>
+      </w:r>
+    </w:p>
+    <w:p>
+      <w:pPr>
+        <w:pStyle w:val="ListBullet"/>
+      </w:pPr>
+      <w:r>
+        <w:t>Without opening the old lesson, explain one key idea from Accuracy as a Fraction. Give an example and a mistake that the idea helps you avoid.</w:t>
+      </w:r>
+    </w:p>
+    <w:p>
+      <w:pPr>
+        <w:pStyle w:val="Heading3"/>
+      </w:pPr>
+      <w:r>
+        <w:t>My remembered idea, example and correction</w:t>
+      </w:r>
+    </w:p>
+    <w:p>
+      <w:r>
+        <w:t>________________________________________________________________</w:t>
+      </w:r>
+    </w:p>
+    <w:p>
+      <w:r>
+        <w:t>________________________________________________________________</w:t>
+      </w:r>
+    </w:p>
+    <w:p>
+      <w:r>
+        <w:t>________________________________________________________________</w:t>
+      </w:r>
+    </w:p>
+    <w:p>
+      <w:pPr>
+        <w:pStyle w:val="Heading2"/>
+      </w:pPr>
+      <w:r>
+        <w:t>Earlier wording, alternatives and picture transcripts · reference / check after trying</w:t>
+      </w:r>
+    </w:p>
+    <w:p>
+      <w:pPr>
+        <w:pStyle w:val="Heading3"/>
+      </w:pPr>
+      <w:r>
+        <w:t>Noise and Outliers</w:t>
+      </w:r>
+    </w:p>
+    <w:p>
+      <w:pPr>
+        <w:pStyle w:val="Heading3"/>
+      </w:pPr>
+      <w:r>
+        <w:t>Choose Informative Questions</w:t>
+      </w:r>
+    </w:p>
+    <w:p>
+      <w:pPr>
+        <w:pStyle w:val="Heading3"/>
+      </w:pPr>
+      <w:r>
+        <w:t>Accuracy as a Fraction</w:t>
+      </w:r>
+    </w:p>
+    <w:p>
+      <w:pPr>
+        <w:pStyle w:val="Heading1"/>
+      </w:pPr>
+      <w:r>
+        <w:t>12. W1 · Distinguish zero, absent and None</w:t>
+      </w:r>
+    </w:p>
+    <w:p>
+      <w:r>
+        <w:t>Explain what is measured and what is unknown.</w:t>
+      </w:r>
+    </w:p>
+    <w:p>
+      <w:pPr>
+        <w:pStyle w:val="Heading2"/>
+      </w:pPr>
+      <w:r>
+        <w:t>Your evidence record</w:t>
+      </w:r>
+    </w:p>
+    <w:p>
+      <w:pPr>
+        <w:pStyle w:val="ListBullet"/>
+      </w:pPr>
+      <w:r>
+        <w:t>Duration reference: exact Python int, minutes 0–60 inclusive; None or absent minutes is unknown, and Boolean is not a count. Original rows in order:0,absent,12,-1,None. W2 supplies a separate four-value list. The original filter accepts2/5; the extended lab adds60,text"5",True and accepts3/8. Do not mix the separate stock maximum 8 or independent maximum 10 into this duration rule.</w:t>
+      </w:r>
+    </w:p>
+    <w:p>
+      <w:pPr>
+        <w:pStyle w:val="ListBullet"/>
+      </w:pPr>
+      <w:r>
+        <w:t>Explain the difference between {"minutes": 0}, {} and {"minutes": None}.</w:t>
+      </w:r>
+    </w:p>
+    <w:p>
+      <w:pPr>
+        <w:pStyle w:val="Heading3"/>
+      </w:pPr>
+      <w:r>
+        <w:t>My reasoning and evidence</w:t>
+      </w:r>
+    </w:p>
+    <w:p>
+      <w:r>
+        <w:t>________________________________________________________________</w:t>
+      </w:r>
+    </w:p>
+    <w:p>
+      <w:r>
+        <w:t>________________________________________________________________</w:t>
+      </w:r>
+    </w:p>
+    <w:p>
+      <w:r>
+        <w:t>________________________________________________________________</w:t>
+      </w:r>
+    </w:p>
+    <w:p>
+      <w:r>
+        <w:t>________________________________________________________________</w:t>
+      </w:r>
+    </w:p>
+    <w:p>
+      <w:r>
+        <w:t>________________________________________________________________</w:t>
+      </w:r>
+    </w:p>
+    <w:p>
+      <w:r>
+        <w:t>________________________________________________________________</w:t>
+      </w:r>
+    </w:p>
+    <w:p>
+      <w:pPr>
+        <w:pStyle w:val="Heading1"/>
+      </w:pPr>
+      <w:r>
+        <w:t>13. W2 · Trace four supplied durations</w:t>
+      </w:r>
+    </w:p>
+    <w:p>
+      <w:r>
+        <w:t>Keep exact type, range, order and rejection count.</w:t>
+      </w:r>
+    </w:p>
+    <w:p>
+      <w:pPr>
+        <w:pStyle w:val="Heading2"/>
+      </w:pPr>
+      <w:r>
+        <w:t>Your evidence record</w:t>
+      </w:r>
+    </w:p>
+    <w:p>
+      <w:pPr>
+        <w:pStyle w:val="ListBullet"/>
+      </w:pPr>
+      <w:r>
+        <w:t>Duration reference: exact Python int, minutes 0–60 inclusive; None or absent minutes is unknown, and Boolean is not a count. Original rows in order:0,absent,12,-1,None. W2 supplies a separate four-value list. The original filter accepts2/5; the extended lab adds60,text"5",True and accepts3/8. Do not mix the separate stock maximum 8 or independent maximum 10 into this duration rule.</w:t>
+      </w:r>
+    </w:p>
+    <w:p>
+      <w:pPr>
+        <w:pStyle w:val="ListBullet"/>
+      </w:pPr>
+      <w:r>
+        <w:t>Predict accepted values and rejections for minutes 4, 0, 61 and "4".</w:t>
+      </w:r>
+    </w:p>
+    <w:p>
+      <w:pPr>
+        <w:pStyle w:val="Heading3"/>
+      </w:pPr>
+      <w:r>
+        <w:t>My reasoning and evidence</w:t>
+      </w:r>
+    </w:p>
+    <w:p>
+      <w:r>
+        <w:t>________________________________________________________________</w:t>
+      </w:r>
+    </w:p>
+    <w:p>
+      <w:r>
+        <w:t>________________________________________________________________</w:t>
+      </w:r>
+    </w:p>
+    <w:p>
+      <w:r>
+        <w:t>________________________________________________________________</w:t>
+      </w:r>
+    </w:p>
+    <w:p>
+      <w:r>
+        <w:t>________________________________________________________________</w:t>
+      </w:r>
+    </w:p>
+    <w:p>
+      <w:r>
+        <w:t>________________________________________________________________</w:t>
+      </w:r>
+    </w:p>
+    <w:p>
+      <w:r>
+        <w:t>________________________________________________________________</w:t>
+      </w:r>
+    </w:p>
+    <w:p>
+      <w:pPr>
+        <w:pStyle w:val="Heading1"/>
+      </w:pPr>
+      <w:r>
+        <w:t>14. W3 · Repair a truthiness condition</w:t>
+      </w:r>
+    </w:p>
+    <w:p>
+      <w:r>
+        <w:t>Give a valid zero and invalid nonempty-text counterexample.</w:t>
+      </w:r>
+    </w:p>
+    <w:p>
+      <w:pPr>
+        <w:pStyle w:val="Heading2"/>
+      </w:pPr>
+      <w:r>
+        <w:t>Your evidence record</w:t>
+      </w:r>
+    </w:p>
+    <w:p>
+      <w:pPr>
+        <w:pStyle w:val="ListBullet"/>
+      </w:pPr>
+      <w:r>
+        <w:t>Duration reference: exact Python int, minutes 0–60 inclusive; None or absent minutes is unknown, and Boolean is not a count. Original rows in order:0,absent,12,-1,None. W2 supplies a separate four-value list. The original filter accepts2/5; the extended lab adds60,text"5",True and accepts3/8. Do not mix the separate stock maximum 8 or independent maximum 10 into this duration rule.</w:t>
+      </w:r>
+    </w:p>
+    <w:p>
+      <w:pPr>
+        <w:pStyle w:val="ListBullet"/>
+      </w:pPr>
+      <w:r>
+        <w:t>A program uses if value to accept durations. Give a counterexample and the correct rule.</w:t>
+      </w:r>
+    </w:p>
+    <w:p>
+      <w:pPr>
+        <w:pStyle w:val="Heading3"/>
+      </w:pPr>
+      <w:r>
+        <w:t>My reasoning and evidence</w:t>
+      </w:r>
+    </w:p>
+    <w:p>
+      <w:r>
+        <w:t>________________________________________________________________</w:t>
+      </w:r>
+    </w:p>
+    <w:p>
+      <w:r>
+        <w:t>________________________________________________________________</w:t>
+      </w:r>
+    </w:p>
+    <w:p>
+      <w:r>
+        <w:t>________________________________________________________________</w:t>
+      </w:r>
+    </w:p>
+    <w:p>
+      <w:r>
+        <w:t>________________________________________________________________</w:t>
+      </w:r>
+    </w:p>
+    <w:p>
+      <w:r>
+        <w:t>________________________________________________________________</w:t>
+      </w:r>
+    </w:p>
+    <w:p>
+      <w:r>
+        <w:t>________________________________________________________________</w:t>
+      </w:r>
+    </w:p>
+    <w:p>
+      <w:pPr>
+        <w:pStyle w:val="Heading1"/>
+      </w:pPr>
+      <w:r>
+        <w:t>16. W5 · Report rejected-record coverage</w:t>
+      </w:r>
+    </w:p>
+    <w:p>
+      <w:r>
+        <w:t>Use the original five-record population in this question.</w:t>
+      </w:r>
+    </w:p>
+    <w:p>
+      <w:pPr>
+        <w:pStyle w:val="Heading2"/>
+      </w:pPr>
+      <w:r>
+        <w:t>Your evidence record</w:t>
+      </w:r>
+    </w:p>
+    <w:p>
+      <w:pPr>
+        <w:pStyle w:val="ListBullet"/>
+      </w:pPr>
+      <w:r>
+        <w:t>Duration reference: exact Python int, minutes 0–60 inclusive; None or absent minutes is unknown, and Boolean is not a count. Original rows in order:0,absent,12,-1,None. W2 supplies a separate four-value list. The original filter accepts2/5; the extended lab adds60,text"5",True and accepts3/8. Do not mix the separate stock maximum 8 or independent maximum 10 into this duration rule.</w:t>
+      </w:r>
+    </w:p>
+    <w:p>
+      <w:pPr>
+        <w:pStyle w:val="ListBullet"/>
+      </w:pPr>
+      <w:r>
+        <w:t>Only 2 of 5 supplied durations were accepted. Why should the report include this?</w:t>
+      </w:r>
+    </w:p>
+    <w:p>
+      <w:pPr>
+        <w:pStyle w:val="Heading3"/>
+      </w:pPr>
+      <w:r>
+        <w:t>My reasoning and evidence</w:t>
+      </w:r>
+    </w:p>
+    <w:p>
+      <w:r>
+        <w:t>________________________________________________________________</w:t>
+      </w:r>
+    </w:p>
+    <w:p>
+      <w:r>
+        <w:t>________________________________________________________________</w:t>
+      </w:r>
+    </w:p>
+    <w:p>
+      <w:r>
+        <w:t>________________________________________________________________</w:t>
+      </w:r>
+    </w:p>
+    <w:p>
+      <w:r>
+        <w:t>________________________________________________________________</w:t>
+      </w:r>
+    </w:p>
+    <w:p>
+      <w:r>
+        <w:t>________________________________________________________________</w:t>
+      </w:r>
+    </w:p>
+    <w:p>
+      <w:r>
+        <w:t>________________________________________________________________</w:t>
+      </w:r>
+    </w:p>
+    <w:p>
+      <w:pPr>
+        <w:pStyle w:val="Heading1"/>
+      </w:pPr>
+      <w:r>
+        <w:t>04. W4 · Validate independently</w:t>
+      </w:r>
+    </w:p>
+    <w:p>
+      <w:r>
+        <w:t>Keep one first attempt before hints or feedback.</w:t>
+      </w:r>
+    </w:p>
+    <w:p>
+      <w:pPr>
+        <w:pStyle w:val="Heading2"/>
+      </w:pPr>
+      <w:r>
+        <w:t>Read and explain independently</w:t>
       </w:r>
     </w:p>
     <w:p>
@@ -41,404 +521,7 @@
         <w:rPr>
           <w:b w:val="0"/>
         </w:rPr>
-        <w:t>Try the recall before opening notes. Then use a different colour or a labelled second line to correct your explanation.</w:t>
-      </w:r>
-    </w:p>
-    <w:p>
-      <w:pPr>
-        <w:pStyle w:val="Heading3"/>
-      </w:pPr>
-      <w:r>
-        <w:t>Noise and Outliers</w:t>
-      </w:r>
-    </w:p>
-    <w:p>
-      <w:pPr>
-        <w:spacing w:line="336" w:lineRule="auto" w:after="180"/>
-      </w:pPr>
-      <w:r>
-        <w:rPr>
-          <w:b w:val="0"/>
-        </w:rPr>
-        <w:t>Without opening the old lesson, explain one key idea from Noise and Outliers. Give an example and a mistake that the idea helps you avoid.</w:t>
-      </w:r>
-    </w:p>
-    <w:p>
-      <w:pPr>
-        <w:pStyle w:val="Heading3"/>
-      </w:pPr>
-      <w:r>
-        <w:t>My remembered idea, example and correction</w:t>
-      </w:r>
-    </w:p>
-    <w:p>
-      <w:r>
-        <w:t>________________________________________________________________</w:t>
-      </w:r>
-    </w:p>
-    <w:p>
-      <w:r>
-        <w:t>________________________________________________________________</w:t>
-      </w:r>
-    </w:p>
-    <w:p>
-      <w:r>
-        <w:t>________________________________________________________________</w:t>
-      </w:r>
-    </w:p>
-    <w:p>
-      <w:pPr>
-        <w:pStyle w:val="Heading3"/>
-      </w:pPr>
-      <w:r>
-        <w:t>Choose Informative Questions</w:t>
-      </w:r>
-    </w:p>
-    <w:p>
-      <w:pPr>
-        <w:spacing w:line="336" w:lineRule="auto" w:after="180"/>
-      </w:pPr>
-      <w:r>
-        <w:rPr>
-          <w:b w:val="0"/>
-        </w:rPr>
-        <w:t>Without opening the old lesson, explain one key idea from Choose Informative Questions. Give an example and a mistake that the idea helps you avoid.</w:t>
-      </w:r>
-    </w:p>
-    <w:p>
-      <w:pPr>
-        <w:pStyle w:val="Heading3"/>
-      </w:pPr>
-      <w:r>
-        <w:t>My remembered idea, example and correction</w:t>
-      </w:r>
-    </w:p>
-    <w:p>
-      <w:r>
-        <w:t>________________________________________________________________</w:t>
-      </w:r>
-    </w:p>
-    <w:p>
-      <w:r>
-        <w:t>________________________________________________________________</w:t>
-      </w:r>
-    </w:p>
-    <w:p>
-      <w:r>
-        <w:t>________________________________________________________________</w:t>
-      </w:r>
-    </w:p>
-    <w:p>
-      <w:pPr>
-        <w:pStyle w:val="Heading3"/>
-      </w:pPr>
-      <w:r>
-        <w:t>Accuracy as a Fraction</w:t>
-      </w:r>
-    </w:p>
-    <w:p>
-      <w:pPr>
-        <w:spacing w:line="336" w:lineRule="auto" w:after="180"/>
-      </w:pPr>
-      <w:r>
-        <w:rPr>
-          <w:b w:val="0"/>
-        </w:rPr>
-        <w:t>Without opening the old lesson, explain one key idea from Accuracy as a Fraction. Give an example and a mistake that the idea helps you avoid.</w:t>
-      </w:r>
-    </w:p>
-    <w:p>
-      <w:pPr>
-        <w:pStyle w:val="Heading3"/>
-      </w:pPr>
-      <w:r>
-        <w:t>My remembered idea, example and correction</w:t>
-      </w:r>
-    </w:p>
-    <w:p>
-      <w:r>
-        <w:t>________________________________________________________________</w:t>
-      </w:r>
-    </w:p>
-    <w:p>
-      <w:r>
-        <w:t>________________________________________________________________</w:t>
-      </w:r>
-    </w:p>
-    <w:p>
-      <w:r>
-        <w:t>________________________________________________________________</w:t>
-      </w:r>
-    </w:p>
-    <w:p>
-      <w:pPr>
-        <w:pStyle w:val="Heading1"/>
-      </w:pPr>
-      <w:r>
-        <w:t>02. Practise with fading help</w:t>
-      </w:r>
-    </w:p>
-    <w:p>
-      <w:r>
-        <w:t>Complete the supported Missing Data trace and record the first step you can explain without help.</w:t>
-      </w:r>
-    </w:p>
-    <w:p>
-      <w:pPr>
-        <w:spacing w:line="336" w:lineRule="auto" w:after="180"/>
-      </w:pPr>
-      <w:r>
-        <w:rPr>
-          <w:b w:val="0"/>
-        </w:rPr>
-        <w:t xml:space="preserve">Use W2: Trace filtering for </w:t>
-      </w:r>
-      <w:r>
-        <w:rPr>
-          <w:b/>
-        </w:rPr>
-        <w:t>Missing value</w:t>
-      </w:r>
-      <w:r>
-        <w:rPr>
-          <w:b w:val="0"/>
-        </w:rPr>
-        <w:t xml:space="preserve">s and </w:t>
-      </w:r>
-      <w:r>
-        <w:rPr>
-          <w:b/>
-        </w:rPr>
-        <w:t>validation</w:t>
-      </w:r>
-      <w:r>
-        <w:rPr>
-          <w:b w:val="0"/>
-        </w:rPr>
-        <w:t>. Record the answer once; the lesson and workbook refer to the same attempt.</w:t>
-      </w:r>
-    </w:p>
-    <w:tbl>
-      <w:tblPr>
-        <w:tblStyle w:val="LightShading-Accent1"/>
-        <w:tblW w:type="auto" w:w="0"/>
-        <w:tblLook w:firstColumn="1" w:firstRow="1" w:lastColumn="0" w:lastRow="0" w:noHBand="0" w:noVBand="1" w:val="04A0"/>
-      </w:tblPr>
-      <w:tblGrid>
-        <w:gridCol w:w="2556"/>
-        <w:gridCol w:w="2556"/>
-        <w:gridCol w:w="2556"/>
-        <w:gridCol w:w="2556"/>
-      </w:tblGrid>
-      <w:tr>
-        <w:trPr>
-          <w:tblHeader/>
-        </w:trPr>
-        <w:tc>
-          <w:tcPr>
-            <w:tcW w:type="dxa" w:w="2556"/>
-          </w:tcPr>
-          <w:p>
-            <w:r>
-              <w:t>Given inputs</w:t>
-            </w:r>
-          </w:p>
-        </w:tc>
-        <w:tc>
-          <w:tcPr>
-            <w:tcW w:type="dxa" w:w="2556"/>
-          </w:tcPr>
-          <w:p>
-            <w:r>
-              <w:t>Procedure I chose</w:t>
-            </w:r>
-          </w:p>
-        </w:tc>
-        <w:tc>
-          <w:tcPr>
-            <w:tcW w:type="dxa" w:w="2556"/>
-          </w:tcPr>
-          <w:p>
-            <w:r>
-              <w:t>Middle steps</w:t>
-            </w:r>
-          </w:p>
-        </w:tc>
-        <w:tc>
-          <w:tcPr>
-            <w:tcW w:type="dxa" w:w="2556"/>
-          </w:tcPr>
-          <w:p>
-            <w:r>
-              <w:t>Result and check</w:t>
-            </w:r>
-          </w:p>
-        </w:tc>
-      </w:tr>
-      <w:tr>
-        <w:tc>
-          <w:tcPr>
-            <w:tcW w:type="dxa" w:w="2556"/>
-          </w:tcPr>
-          <w:p>
-            <w:r/>
-          </w:p>
-        </w:tc>
-        <w:tc>
-          <w:tcPr>
-            <w:tcW w:type="dxa" w:w="2556"/>
-          </w:tcPr>
-          <w:p>
-            <w:r/>
-          </w:p>
-        </w:tc>
-        <w:tc>
-          <w:tcPr>
-            <w:tcW w:type="dxa" w:w="2556"/>
-          </w:tcPr>
-          <w:p>
-            <w:r/>
-          </w:p>
-        </w:tc>
-        <w:tc>
-          <w:tcPr>
-            <w:tcW w:type="dxa" w:w="2556"/>
-          </w:tcPr>
-          <w:p>
-            <w:r/>
-          </w:p>
-        </w:tc>
-      </w:tr>
-    </w:tbl>
-    <w:p>
-      <w:pPr>
-        <w:pStyle w:val="Heading3"/>
-      </w:pPr>
-      <w:r>
-        <w:t>The step I completed without help, and the hint I needed</w:t>
-      </w:r>
-    </w:p>
-    <w:p>
-      <w:r>
-        <w:t>________________________________________________________________</w:t>
-      </w:r>
-    </w:p>
-    <w:p>
-      <w:r>
-        <w:t>________________________________________________________________</w:t>
-      </w:r>
-    </w:p>
-    <w:p>
-      <w:r>
-        <w:t>________________________________________________________________</w:t>
-      </w:r>
-    </w:p>
-    <w:p>
-      <w:pPr>
-        <w:pStyle w:val="Heading1"/>
-      </w:pPr>
-      <w:r>
-        <w:t>03. Individual reasoning check</w:t>
-      </w:r>
-    </w:p>
-    <w:p>
-      <w:r>
-        <w:t>Check the proposed Missing Data explanation against the supplied facts before discussing it.</w:t>
-      </w:r>
-    </w:p>
-    <w:p>
-      <w:pPr>
-        <w:spacing w:line="336" w:lineRule="auto" w:after="180"/>
-      </w:pPr>
-      <w:r>
-        <w:rPr>
-          <w:b w:val="0"/>
-        </w:rPr>
-        <w:t xml:space="preserve">Use the worked case for </w:t>
-      </w:r>
-      <w:r>
-        <w:rPr>
-          <w:b/>
-        </w:rPr>
-        <w:t>Missing value</w:t>
-      </w:r>
-      <w:r>
-        <w:rPr>
-          <w:b w:val="0"/>
-        </w:rPr>
-        <w:t xml:space="preserve">s and </w:t>
-      </w:r>
-      <w:r>
-        <w:rPr>
-          <w:b/>
-        </w:rPr>
-        <w:t>validation</w:t>
-      </w:r>
-      <w:r>
-        <w:rPr>
-          <w:b w:val="0"/>
-        </w:rPr>
-        <w:t>. Proposed explanation: “A successful run proves the conclusion”. Decide whether this explanation is supported.</w:t>
-      </w:r>
-    </w:p>
-    <w:p>
-      <w:pPr>
-        <w:spacing w:line="336" w:lineRule="auto" w:after="180"/>
-      </w:pPr>
-      <w:r>
-        <w:rPr>
-          <w:b w:val="0"/>
-        </w:rPr>
-        <w:t>Point to the step or supplied fact that decides; explain your repair if needed.</w:t>
-      </w:r>
-    </w:p>
-    <w:p>
-      <w:pPr>
-        <w:pStyle w:val="Heading3"/>
-      </w:pPr>
-      <w:r>
-        <w:t>My explanation before partner discussion</w:t>
-      </w:r>
-    </w:p>
-    <w:p>
-      <w:r>
-        <w:t>________________________________________________________________</w:t>
-      </w:r>
-    </w:p>
-    <w:p>
-      <w:r>
-        <w:t>________________________________________________________________</w:t>
-      </w:r>
-    </w:p>
-    <w:p>
-      <w:r>
-        <w:t>________________________________________________________________</w:t>
-      </w:r>
-    </w:p>
-    <w:p>
-      <w:r>
-        <w:t>________________________________________________________________</w:t>
-      </w:r>
-    </w:p>
-    <w:p>
-      <w:pPr>
-        <w:pStyle w:val="Heading1"/>
-      </w:pPr>
-      <w:r>
-        <w:t>04. Independent transfer case</w:t>
-      </w:r>
-    </w:p>
-    <w:p>
-      <w:r>
-        <w:t>Write one first attempt at the reserved independent case before feedback. Repeated copies of that case refer to the same recorded attempt.</w:t>
-      </w:r>
-    </w:p>
-    <w:p>
-      <w:pPr>
-        <w:pStyle w:val="Heading3"/>
-      </w:pPr>
-      <w:r>
-        <w:t>Independent case: Validate independently</w:t>
+        <w:t>Independent policy: exact int only, inclusive count bounds 0–10; preserve input order and hold missing/type/range failures for review. Quote dictionary keys in Python.</w:t>
       </w:r>
     </w:p>
     <w:p>
@@ -509,6 +592,14 @@
     </w:p>
     <w:p>
       <w:pPr>
+        <w:pStyle w:val="Heading2"/>
+      </w:pPr>
+      <w:r>
+        <w:t>Keep a fair record</w:t>
+      </w:r>
+    </w:p>
+    <w:p>
+      <w:pPr>
         <w:spacing w:line="336" w:lineRule="auto" w:after="180"/>
       </w:pPr>
       <w:r>
@@ -520,15 +611,39 @@
     </w:p>
     <w:p>
       <w:pPr>
+        <w:pStyle w:val="Heading2"/>
+      </w:pPr>
+      <w:r>
+        <w:t>Earlier wording, alternatives and picture transcripts · reference / check after trying</w:t>
+      </w:r>
+    </w:p>
+    <w:p>
+      <w:pPr>
+        <w:pStyle w:val="Heading3"/>
+      </w:pPr>
+      <w:r>
+        <w:t>Independent case: Validate independently</w:t>
+      </w:r>
+    </w:p>
+    <w:p>
+      <w:pPr>
         <w:pStyle w:val="Heading1"/>
       </w:pPr>
       <w:r>
-        <w:t>05. Your learning target</w:t>
-      </w:r>
-    </w:p>
-    <w:p>
-      <w:r>
-        <w:t>Connect the Missing Data target to a trace and a justified conclusion.</w:t>
+        <w:t>09. Project · Keep the decision and its evidence</w:t>
+      </w:r>
+    </w:p>
+    <w:p>
+      <w:r>
+        <w:t>Add this week’s change to your existing project record.</w:t>
+      </w:r>
+    </w:p>
+    <w:p>
+      <w:pPr>
+        <w:pStyle w:val="Heading2"/>
+      </w:pPr>
+      <w:r>
+        <w:t>Your evidence record</w:t>
       </w:r>
     </w:p>
     <w:p>
@@ -539,20 +654,7 @@
         <w:rPr>
           <w:b w:val="0"/>
         </w:rPr>
-        <w:t>Scores award 2 for preferred genre and 1 for short length. A book matches genre but page count is missing. Compare rejecting it, assigning zero length points and asking for pages.</w:t>
-      </w:r>
-    </w:p>
-    <w:p>
-      <w:pPr>
-        <w:pStyle w:val="Heading1"/>
-      </w:pPr>
-      <w:r>
-        <w:t>06. Solve the given case</w:t>
-      </w:r>
-    </w:p>
-    <w:p>
-      <w:r>
-        <w:t>Solve the supplied Missing Data case and show the deciding evidence.</w:t>
+        <w:t>Use ‘no preference’ only when the reader confirms it; otherwise ask or explain uncertainty.</w:t>
       </w:r>
     </w:p>
     <w:p>
@@ -563,29 +665,7 @@
         <w:rPr>
           <w:b w:val="0"/>
         </w:rPr>
-        <w:t>Genre is known, but page count is missing and length affects recommendation score.</w:t>
-      </w:r>
-    </w:p>
-    <w:p>
-      <w:pPr>
-        <w:spacing w:line="336" w:lineRule="auto" w:after="180"/>
-      </w:pPr>
-      <w:r>
-        <w:rPr>
-          <w:b w:val="0"/>
-        </w:rPr>
-        <w:t>Choose transparent handling.</w:t>
-      </w:r>
-    </w:p>
-    <w:p>
-      <w:pPr>
-        <w:spacing w:line="336" w:lineRule="auto" w:after="180"/>
-      </w:pPr>
-      <w:r>
-        <w:rPr>
-          <w:b w:val="0"/>
-        </w:rPr>
-        <w:t xml:space="preserve">Show your trace, calculation or </w:t>
+        <w:t xml:space="preserve">The project change and </w:t>
       </w:r>
       <w:r>
         <w:rPr>
@@ -593,308 +673,6 @@
         </w:rPr>
         <w:t>evidence</w:t>
       </w:r>
-    </w:p>
-    <w:p>
-      <w:pPr>
-        <w:pStyle w:val="Heading3"/>
-      </w:pPr>
-      <w:r>
-        <w:t>Write or draw your reasoning and evidence.</w:t>
-      </w:r>
-    </w:p>
-    <w:p>
-      <w:r>
-        <w:t>________________________________________________________________</w:t>
-      </w:r>
-    </w:p>
-    <w:p>
-      <w:r>
-        <w:t>________________________________________________________________</w:t>
-      </w:r>
-    </w:p>
-    <w:p>
-      <w:r>
-        <w:t>________________________________________________________________</w:t>
-      </w:r>
-    </w:p>
-    <w:p>
-      <w:r>
-        <w:t>________________________________________________________________</w:t>
-      </w:r>
-    </w:p>
-    <w:p>
-      <w:r>
-        <w:t>________________________________________________________________</w:t>
-      </w:r>
-    </w:p>
-    <w:p>
-      <w:pPr>
-        <w:pStyle w:val="Heading1"/>
-      </w:pPr>
-      <w:r>
-        <w:t>07. Check a changed case</w:t>
-      </w:r>
-    </w:p>
-    <w:p>
-      <w:r>
-        <w:t>Apply the procedure to the changed case and record why the conclusion follows.</w:t>
-      </w:r>
-    </w:p>
-    <w:p>
-      <w:pPr>
-        <w:spacing w:line="336" w:lineRule="auto" w:after="180"/>
-      </w:pPr>
-      <w:r>
-        <w:rPr>
-          <w:b w:val="0"/>
-        </w:rPr>
-        <w:t>A book's page count is blank. Is blank the same as zero? Give an honest way for a short-book recommender to respond.</w:t>
-      </w:r>
-    </w:p>
-    <w:p>
-      <w:pPr>
-        <w:spacing w:line="336" w:lineRule="auto" w:after="180"/>
-      </w:pPr>
-      <w:r>
-        <w:rPr>
-          <w:b w:val="0"/>
-        </w:rPr>
-        <w:t>My independent answer and reason</w:t>
-      </w:r>
-    </w:p>
-    <w:p>
-      <w:pPr>
-        <w:pStyle w:val="Heading3"/>
-      </w:pPr>
-      <w:r>
-        <w:t>Write or draw your reasoning and evidence.</w:t>
-      </w:r>
-    </w:p>
-    <w:p>
-      <w:r>
-        <w:t>________________________________________________________________</w:t>
-      </w:r>
-    </w:p>
-    <w:p>
-      <w:r>
-        <w:t>________________________________________________________________</w:t>
-      </w:r>
-    </w:p>
-    <w:p>
-      <w:r>
-        <w:t>________________________________________________________________</w:t>
-      </w:r>
-    </w:p>
-    <w:p>
-      <w:r>
-        <w:t>________________________________________________________________</w:t>
-      </w:r>
-    </w:p>
-    <w:p>
-      <w:r>
-        <w:t>________________________________________________________________</w:t>
-      </w:r>
-    </w:p>
-    <w:p>
-      <w:pPr>
-        <w:pStyle w:val="Heading3"/>
-      </w:pPr>
-      <w:r>
-        <w:t>Week 18 Test and reflect</w:t>
-      </w:r>
-    </w:p>
-    <w:p>
-      <w:pPr>
-        <w:pStyle w:val="Heading1"/>
-      </w:pPr>
-      <w:r>
-        <w:t>08. Design a revealing test</w:t>
-      </w:r>
-    </w:p>
-    <w:p>
-      <w:r>
-        <w:t>Specify a changed input, expected result and observation separately.</w:t>
-      </w:r>
-    </w:p>
-    <w:p>
-      <w:pPr>
-        <w:spacing w:line="336" w:lineRule="auto" w:after="180"/>
-      </w:pPr>
-      <w:r>
-        <w:rPr>
-          <w:b w:val="0"/>
-        </w:rPr>
-        <w:t xml:space="preserve">Create a changed </w:t>
-      </w:r>
-      <w:r>
-        <w:rPr>
-          <w:b/>
-        </w:rPr>
-        <w:t>input</w:t>
-      </w:r>
-      <w:r>
-        <w:rPr>
-          <w:b w:val="0"/>
-        </w:rPr>
-        <w:t>, boundary case or missing-information case. Write the expected answer or safe response before testing.</w:t>
-      </w:r>
-    </w:p>
-    <w:tbl>
-      <w:tblPr>
-        <w:tblStyle w:val="LightShading-Accent1"/>
-        <w:tblW w:type="auto" w:w="0"/>
-        <w:tblLook w:firstColumn="1" w:firstRow="1" w:lastColumn="0" w:lastRow="0" w:noHBand="0" w:noVBand="1" w:val="04A0"/>
-      </w:tblPr>
-      <w:tblGrid>
-        <w:gridCol w:w="5112"/>
-        <w:gridCol w:w="5112"/>
-      </w:tblGrid>
-      <w:tr>
-        <w:trPr>
-          <w:tblHeader/>
-        </w:trPr>
-        <w:tc>
-          <w:tcPr>
-            <w:tcW w:type="dxa" w:w="5112"/>
-          </w:tcPr>
-          <w:p>
-            <w:r>
-              <w:t>Test record</w:t>
-            </w:r>
-          </w:p>
-        </w:tc>
-        <w:tc>
-          <w:tcPr>
-            <w:tcW w:type="dxa" w:w="5112"/>
-          </w:tcPr>
-          <w:p>
-            <w:r>
-              <w:t>My evidence</w:t>
-            </w:r>
-          </w:p>
-        </w:tc>
-      </w:tr>
-      <w:tr>
-        <w:tc>
-          <w:tcPr>
-            <w:tcW w:type="dxa" w:w="5112"/>
-          </w:tcPr>
-          <w:p>
-            <w:r>
-              <w:t>Changed input or condition</w:t>
-            </w:r>
-          </w:p>
-        </w:tc>
-        <w:tc>
-          <w:tcPr>
-            <w:tcW w:type="dxa" w:w="5112"/>
-          </w:tcPr>
-          <w:p>
-            <w:r/>
-          </w:p>
-        </w:tc>
-      </w:tr>
-      <w:tr>
-        <w:tc>
-          <w:tcPr>
-            <w:tcW w:type="dxa" w:w="5112"/>
-          </w:tcPr>
-          <w:p>
-            <w:r>
-              <w:t>Expected answer or fallback</w:t>
-            </w:r>
-          </w:p>
-        </w:tc>
-        <w:tc>
-          <w:tcPr>
-            <w:tcW w:type="dxa" w:w="5112"/>
-          </w:tcPr>
-          <w:p>
-            <w:r/>
-          </w:p>
-        </w:tc>
-      </w:tr>
-      <w:tr>
-        <w:tc>
-          <w:tcPr>
-            <w:tcW w:type="dxa" w:w="5112"/>
-          </w:tcPr>
-          <w:p>
-            <w:r>
-              <w:t>Observed result</w:t>
-            </w:r>
-          </w:p>
-        </w:tc>
-        <w:tc>
-          <w:tcPr>
-            <w:tcW w:type="dxa" w:w="5112"/>
-          </w:tcPr>
-          <w:p>
-            <w:r/>
-          </w:p>
-        </w:tc>
-      </w:tr>
-      <w:tr>
-        <w:tc>
-          <w:tcPr>
-            <w:tcW w:type="dxa" w:w="5112"/>
-          </w:tcPr>
-          <w:p>
-            <w:r>
-              <w:t>Why the result occurred</w:t>
-            </w:r>
-          </w:p>
-        </w:tc>
-        <w:tc>
-          <w:tcPr>
-            <w:tcW w:type="dxa" w:w="5112"/>
-          </w:tcPr>
-          <w:p>
-            <w:r/>
-          </w:p>
-        </w:tc>
-      </w:tr>
-    </w:tbl>
-    <w:p>
-      <w:pPr>
-        <w:pStyle w:val="Heading1"/>
-      </w:pPr>
-      <w:r>
-        <w:t>09. Project checkpoint</w:t>
-      </w:r>
-    </w:p>
-    <w:p>
-      <w:r>
-        <w:t>Justify what Missing Data adds to Transparent Book Recommender and keep the evidence.</w:t>
-      </w:r>
-    </w:p>
-    <w:p>
-      <w:pPr>
-        <w:spacing w:line="336" w:lineRule="auto" w:after="180"/>
-      </w:pPr>
-      <w:r>
-        <w:rPr>
-          <w:b w:val="0"/>
-        </w:rPr>
-        <w:t>Use ‘no preference’ only when the reader confirms it; otherwise ask or explain uncertainty.</w:t>
-      </w:r>
-    </w:p>
-    <w:p>
-      <w:pPr>
-        <w:spacing w:line="336" w:lineRule="auto" w:after="180"/>
-      </w:pPr>
-      <w:r>
-        <w:rPr>
-          <w:b w:val="0"/>
-        </w:rPr>
-        <w:t xml:space="preserve">The project change and </w:t>
-      </w:r>
-      <w:r>
-        <w:rPr>
-          <w:b/>
-        </w:rPr>
-        <w:t>evidence</w:t>
-      </w:r>
       <w:r>
         <w:rPr>
           <w:b w:val="0"/>
@@ -940,496 +718,20 @@
         <w:pStyle w:val="Heading1"/>
       </w:pPr>
       <w:r>
-        <w:t>10. Self check</w:t>
-      </w:r>
-    </w:p>
-    <w:p>
-      <w:r>
-        <w:t>Judge explanation, evidence, transfer and limits separately; attach the work behind your judgement.</w:t>
-      </w:r>
-    </w:p>
-    <w:p>
-      <w:pPr>
-        <w:pStyle w:val="ListBullet"/>
-      </w:pPr>
-      <w:r>
-        <w:t>I can explain the mechanism.</w:t>
-      </w:r>
-    </w:p>
-    <w:p>
-      <w:pPr>
-        <w:pStyle w:val="ListBullet"/>
-      </w:pPr>
-      <w:r>
-        <w:t>I can show evidence.</w:t>
-      </w:r>
-    </w:p>
-    <w:p>
-      <w:pPr>
-        <w:pStyle w:val="ListBullet"/>
-      </w:pPr>
-      <w:r>
-        <w:t>I can handle a changed case.</w:t>
-      </w:r>
-    </w:p>
-    <w:p>
-      <w:pPr>
-        <w:pStyle w:val="ListBullet"/>
-      </w:pPr>
-      <w:r>
-        <w:t>I can name a limit.</w:t>
-      </w:r>
-    </w:p>
-    <w:p>
-      <w:r>
-        <w:t>Mark each as not yet, with help or independently, and attach supporting work.</w:t>
-      </w:r>
-    </w:p>
-    <w:p>
-      <w:pPr>
-        <w:spacing w:line="336" w:lineRule="auto" w:after="180"/>
-      </w:pPr>
-      <w:r>
-        <w:rPr>
-          <w:b w:val="0"/>
-        </w:rPr>
-        <w:t>Teacher review ____________________  Next step ____________________</w:t>
-      </w:r>
-    </w:p>
-    <w:p>
-      <w:pPr>
-        <w:pStyle w:val="Heading1"/>
-      </w:pPr>
-      <w:r>
-        <w:t>11. Transfer practice from the original programme</w:t>
-      </w:r>
-    </w:p>
-    <w:p>
-      <w:r>
-        <w:t>Use this earlier case as transfer practice. A case already discussed with feedback is not fresh assessment evidence.</w:t>
-      </w:r>
-    </w:p>
-    <w:p>
-      <w:pPr>
-        <w:spacing w:line="336" w:lineRule="auto" w:after="180"/>
-      </w:pPr>
-      <w:r>
-        <w:rPr>
-          <w:b w:val="0"/>
-        </w:rPr>
-        <w:t>Scores award 2 for preferred genre and 1 for short length. A book matches genre but page count is missing. Compare rejecting it, assigning zero length points and asking for pages.</w:t>
-      </w:r>
-    </w:p>
-    <w:p>
-      <w:pPr>
-        <w:pStyle w:val="Heading3"/>
-      </w:pPr>
-      <w:r>
-        <w:t>My independently reasoned answer</w:t>
-      </w:r>
-    </w:p>
-    <w:p>
-      <w:r>
-        <w:t>________________________________________________________________</w:t>
-      </w:r>
-    </w:p>
-    <w:p>
-      <w:r>
-        <w:t>________________________________________________________________</w:t>
-      </w:r>
-    </w:p>
-    <w:p>
-      <w:r>
-        <w:t>________________________________________________________________</w:t>
-      </w:r>
-    </w:p>
-    <w:p>
-      <w:r>
-        <w:t>________________________________________________________________</w:t>
-      </w:r>
-    </w:p>
-    <w:p>
-      <w:r>
-        <w:t>________________________________________________________________</w:t>
-      </w:r>
-    </w:p>
-    <w:p>
-      <w:r>
-        <w:t>________________________________________________________________</w:t>
-      </w:r>
-    </w:p>
-    <w:p>
-      <w:r>
-        <w:t>________________________________________________________________</w:t>
-      </w:r>
-    </w:p>
-    <w:p>
-      <w:pPr>
-        <w:spacing w:line="336" w:lineRule="auto" w:after="180"/>
-      </w:pPr>
-      <w:r>
-        <w:rPr>
-          <w:b w:val="0"/>
-        </w:rPr>
-        <w:t>Record support used: none, hint or teacher explanation.</w:t>
-      </w:r>
-    </w:p>
-    <w:p>
-      <w:pPr>
-        <w:pStyle w:val="Heading1"/>
-      </w:pPr>
-      <w:r>
-        <w:t>12. W1 Distinguish zero and unknown</w:t>
-      </w:r>
-    </w:p>
-    <w:p>
-      <w:r>
-        <w:t>Distinguish zero and unknown. Apply the supplied Missing Data facts and keep your reasoning.</w:t>
-      </w:r>
-    </w:p>
-    <w:p>
-      <w:pPr>
-        <w:spacing w:line="336" w:lineRule="auto" w:after="180"/>
-      </w:pPr>
-      <w:r>
-        <w:rPr>
-          <w:b w:val="0"/>
-        </w:rPr>
-        <w:t>Explain the difference between {"minutes": 0}, {} and {"minutes": None}.</w:t>
-      </w:r>
-    </w:p>
-    <w:p>
-      <w:pPr>
-        <w:pStyle w:val="Heading3"/>
-      </w:pPr>
-      <w:r>
-        <w:t>My reasoning and evidence</w:t>
-      </w:r>
-    </w:p>
-    <w:p>
-      <w:r>
-        <w:t>________________________________________________________________</w:t>
-      </w:r>
-    </w:p>
-    <w:p>
-      <w:r>
-        <w:t>________________________________________________________________</w:t>
-      </w:r>
-    </w:p>
-    <w:p>
-      <w:r>
-        <w:t>________________________________________________________________</w:t>
-      </w:r>
-    </w:p>
-    <w:p>
-      <w:r>
-        <w:t>________________________________________________________________</w:t>
-      </w:r>
-    </w:p>
-    <w:p>
-      <w:r>
-        <w:t>________________________________________________________________</w:t>
-      </w:r>
-    </w:p>
-    <w:p>
-      <w:r>
-        <w:t>________________________________________________________________</w:t>
-      </w:r>
-    </w:p>
-    <w:p>
-      <w:pPr>
-        <w:pStyle w:val="Heading1"/>
-      </w:pPr>
-      <w:r>
-        <w:t>13. W2 Trace filtering</w:t>
-      </w:r>
-    </w:p>
-    <w:p>
-      <w:r>
-        <w:t>Trace filtering. Apply the supplied Missing Data facts and keep your reasoning.</w:t>
-      </w:r>
-    </w:p>
-    <w:p>
-      <w:pPr>
-        <w:spacing w:line="336" w:lineRule="auto" w:after="180"/>
-      </w:pPr>
-      <w:r>
-        <w:rPr>
-          <w:b w:val="0"/>
-        </w:rPr>
-        <w:t xml:space="preserve">Predict accepted values and </w:t>
-      </w:r>
-      <w:r>
-        <w:rPr>
-          <w:b/>
-        </w:rPr>
-        <w:t>rejection</w:t>
-      </w:r>
-      <w:r>
-        <w:rPr>
-          <w:b w:val="0"/>
-        </w:rPr>
-        <w:t>s for minutes 4, 0, 61 and "4".</w:t>
-      </w:r>
-    </w:p>
-    <w:p>
-      <w:pPr>
-        <w:pStyle w:val="Heading3"/>
-      </w:pPr>
-      <w:r>
-        <w:t>My reasoning and evidence</w:t>
-      </w:r>
-    </w:p>
-    <w:p>
-      <w:r>
-        <w:t>________________________________________________________________</w:t>
-      </w:r>
-    </w:p>
-    <w:p>
-      <w:r>
-        <w:t>________________________________________________________________</w:t>
-      </w:r>
-    </w:p>
-    <w:p>
-      <w:r>
-        <w:t>________________________________________________________________</w:t>
-      </w:r>
-    </w:p>
-    <w:p>
-      <w:r>
-        <w:t>________________________________________________________________</w:t>
-      </w:r>
-    </w:p>
-    <w:p>
-      <w:r>
-        <w:t>________________________________________________________________</w:t>
-      </w:r>
-    </w:p>
-    <w:p>
-      <w:r>
-        <w:t>________________________________________________________________</w:t>
-      </w:r>
-    </w:p>
-    <w:p>
-      <w:pPr>
-        <w:pStyle w:val="Heading1"/>
-      </w:pPr>
-      <w:r>
-        <w:t>14. W3 Repair a condition</w:t>
-      </w:r>
-    </w:p>
-    <w:p>
-      <w:r>
-        <w:t>Repair a condition. Apply the supplied Missing Data facts and keep your reasoning.</w:t>
-      </w:r>
-    </w:p>
-    <w:p>
-      <w:pPr>
-        <w:spacing w:line="336" w:lineRule="auto" w:after="180"/>
-      </w:pPr>
-      <w:r>
-        <w:rPr>
-          <w:b w:val="0"/>
-        </w:rPr>
-        <w:t>A program uses if value to accept durations. Give a counterexample and the correct rule.</w:t>
-      </w:r>
-    </w:p>
-    <w:p>
-      <w:pPr>
-        <w:pStyle w:val="Heading3"/>
-      </w:pPr>
-      <w:r>
-        <w:t>My reasoning and evidence</w:t>
-      </w:r>
-    </w:p>
-    <w:p>
-      <w:r>
-        <w:t>________________________________________________________________</w:t>
-      </w:r>
-    </w:p>
-    <w:p>
-      <w:r>
-        <w:t>________________________________________________________________</w:t>
-      </w:r>
-    </w:p>
-    <w:p>
-      <w:r>
-        <w:t>________________________________________________________________</w:t>
-      </w:r>
-    </w:p>
-    <w:p>
-      <w:r>
-        <w:t>________________________________________________________________</w:t>
-      </w:r>
-    </w:p>
-    <w:p>
-      <w:r>
-        <w:t>________________________________________________________________</w:t>
-      </w:r>
-    </w:p>
-    <w:p>
-      <w:r>
-        <w:t>________________________________________________________________</w:t>
-      </w:r>
-    </w:p>
-    <w:p>
-      <w:pPr>
-        <w:pStyle w:val="Heading1"/>
-      </w:pPr>
-      <w:r>
-        <w:t>15. W4 Validate independently</w:t>
-      </w:r>
-    </w:p>
-    <w:p>
-      <w:r>
-        <w:t>Attempt before feedback. If this repeats the selected independent case, reuse that first attempt; otherwise keep a separate record. Validate independently. Apply the supplied Missing Data facts and keep your reasoning.</w:t>
-      </w:r>
-    </w:p>
-    <w:p>
-      <w:pPr>
-        <w:spacing w:line="336" w:lineRule="auto" w:after="180"/>
-      </w:pPr>
-      <w:r>
-        <w:rPr>
-          <w:b w:val="0"/>
-        </w:rPr>
-        <w:t xml:space="preserve">Write a filter for count values that must be integers from 0 to 10. </w:t>
-      </w:r>
-      <w:r>
-        <w:rPr>
-          <w:b/>
-        </w:rPr>
-        <w:t>Process</w:t>
-      </w:r>
-      <w:r>
-        <w:rPr>
-          <w:b w:val="0"/>
-        </w:rPr>
-        <w:t xml:space="preserve"> {count: 3}, {}, {count: 0}, {count: 11}, {count: "3"}, using quoted keys in Python. Report accepted values and rejected count.</w:t>
-      </w:r>
-    </w:p>
-    <w:p>
-      <w:pPr>
-        <w:pStyle w:val="Heading3"/>
-      </w:pPr>
-      <w:r>
-        <w:t>My reasoning and evidence</w:t>
-      </w:r>
-    </w:p>
-    <w:p>
-      <w:r>
-        <w:t>________________________________________________________________</w:t>
-      </w:r>
-    </w:p>
-    <w:p>
-      <w:r>
-        <w:t>________________________________________________________________</w:t>
-      </w:r>
-    </w:p>
-    <w:p>
-      <w:r>
-        <w:t>________________________________________________________________</w:t>
-      </w:r>
-    </w:p>
-    <w:p>
-      <w:r>
-        <w:t>________________________________________________________________</w:t>
-      </w:r>
-    </w:p>
-    <w:p>
-      <w:r>
-        <w:t>________________________________________________________________</w:t>
-      </w:r>
-    </w:p>
-    <w:p>
-      <w:r>
-        <w:t>________________________________________________________________</w:t>
-      </w:r>
-    </w:p>
-    <w:p>
-      <w:r>
-        <w:t>________________________________________________________________</w:t>
-      </w:r>
-    </w:p>
-    <w:p>
-      <w:r>
-        <w:t>________________________________________________________________</w:t>
-      </w:r>
-    </w:p>
-    <w:p>
-      <w:pPr>
-        <w:pStyle w:val="Heading1"/>
-      </w:pPr>
-      <w:r>
-        <w:t>16. W5 Report the limitation</w:t>
-      </w:r>
-    </w:p>
-    <w:p>
-      <w:r>
-        <w:t>Report the limitation. Apply the supplied Missing Data facts and keep your reasoning.</w:t>
-      </w:r>
-    </w:p>
-    <w:p>
-      <w:pPr>
-        <w:spacing w:line="336" w:lineRule="auto" w:after="180"/>
-        <w:shd w:fill="F5F1FB"/>
-      </w:pPr>
-      <w:r>
-        <w:rPr>
-          <w:b w:val="0"/>
-        </w:rPr>
-        <w:t>Only 2 of 5 supplied durations were accepted. Why should the report include this?</w:t>
-      </w:r>
-    </w:p>
-    <w:p>
-      <w:pPr>
-        <w:pStyle w:val="Heading3"/>
-      </w:pPr>
-      <w:r>
-        <w:t>My reasoning and evidence</w:t>
-      </w:r>
-    </w:p>
-    <w:p>
-      <w:r>
-        <w:t>________________________________________________________________</w:t>
-      </w:r>
-    </w:p>
-    <w:p>
-      <w:r>
-        <w:t>________________________________________________________________</w:t>
-      </w:r>
-    </w:p>
-    <w:p>
-      <w:r>
-        <w:t>________________________________________________________________</w:t>
-      </w:r>
-    </w:p>
-    <w:p>
-      <w:r>
-        <w:t>________________________________________________________________</w:t>
-      </w:r>
-    </w:p>
-    <w:p>
-      <w:r>
-        <w:t>________________________________________________________________</w:t>
-      </w:r>
-    </w:p>
-    <w:p>
-      <w:r>
-        <w:t>________________________________________________________________</w:t>
-      </w:r>
-    </w:p>
-    <w:p>
-      <w:pPr>
-        <w:pStyle w:val="Heading1"/>
-      </w:pPr>
-      <w:r>
-        <w:t>17. Feedback, return check and learning record</w:t>
-      </w:r>
-    </w:p>
-    <w:p>
-      <w:r>
-        <w:t>Record the first repaired step and a different case to revisit after a delay.</w:t>
+        <w:t>17. Feedback · Repair and return</w:t>
+      </w:r>
+    </w:p>
+    <w:p>
+      <w:r>
+        <w:t>Keep the first attempt, the repair and a changed-case return.</w:t>
+      </w:r>
+    </w:p>
+    <w:p>
+      <w:pPr>
+        <w:pStyle w:val="Heading2"/>
+      </w:pPr>
+      <w:r>
+        <w:t>Your evidence record</w:t>
       </w:r>
     </w:p>
     <w:tbl>
@@ -1584,12 +886,910 @@
         <w:pStyle w:val="Heading1"/>
       </w:pPr>
       <w:r>
-        <w:t>18. Pictorial case practice: Missing Data</w:t>
-      </w:r>
-    </w:p>
-    <w:p>
-      <w:r>
-        <w:t>A fictional catalogue records counts of available copies under a strict input contract. Explain the labelled step before checking the changed condition.</w:t>
+        <w:t>10. Finish · Judge the evidence in your work</w:t>
+      </w:r>
+    </w:p>
+    <w:p>
+      <w:r>
+        <w:t>Point to work that supports your confidence level.</w:t>
+      </w:r>
+    </w:p>
+    <w:p>
+      <w:pPr>
+        <w:pStyle w:val="Heading2"/>
+      </w:pPr>
+      <w:r>
+        <w:t>Your evidence record</w:t>
+      </w:r>
+    </w:p>
+    <w:p>
+      <w:pPr>
+        <w:pStyle w:val="ListBullet"/>
+      </w:pPr>
+      <w:r>
+        <w:t>I can explain the mechanism.</w:t>
+      </w:r>
+    </w:p>
+    <w:p>
+      <w:pPr>
+        <w:pStyle w:val="ListBullet"/>
+      </w:pPr>
+      <w:r>
+        <w:t>I can show evidence.</w:t>
+      </w:r>
+    </w:p>
+    <w:p>
+      <w:pPr>
+        <w:pStyle w:val="ListBullet"/>
+      </w:pPr>
+      <w:r>
+        <w:t>I can handle a changed case.</w:t>
+      </w:r>
+    </w:p>
+    <w:p>
+      <w:pPr>
+        <w:pStyle w:val="ListBullet"/>
+      </w:pPr>
+      <w:r>
+        <w:t>I can name a limit.</w:t>
+      </w:r>
+    </w:p>
+    <w:p>
+      <w:r>
+        <w:t>Mark each as not yet, with help or independently, and attach supporting work.</w:t>
+      </w:r>
+    </w:p>
+    <w:p>
+      <w:pPr>
+        <w:spacing w:line="336" w:lineRule="auto" w:after="180"/>
+      </w:pPr>
+      <w:r>
+        <w:rPr>
+          <w:b w:val="0"/>
+        </w:rPr>
+        <w:t>Teacher review ____________________  Next step ____________________</w:t>
+      </w:r>
+    </w:p>
+    <w:p>
+      <w:pPr>
+        <w:pStyle w:val="Heading1"/>
+      </w:pPr>
+      <w:r>
+        <w:t>Reference bank and extra practice</w:t>
+      </w:r>
+    </w:p>
+    <w:p>
+      <w:pPr>
+        <w:pStyle w:val="Heading1"/>
+      </w:pPr>
+      <w:r>
+        <w:t>02. Reference · Supported W2 record</w:t>
+      </w:r>
+    </w:p>
+    <w:p>
+      <w:r>
+        <w:t>This is the same W2 attempt. Keep one response record.</w:t>
+      </w:r>
+    </w:p>
+    <w:p>
+      <w:pPr>
+        <w:pStyle w:val="Heading2"/>
+      </w:pPr>
+      <w:r>
+        <w:t>Use this when helpful</w:t>
+      </w:r>
+    </w:p>
+    <w:p>
+      <w:pPr>
+        <w:spacing w:line="336" w:lineRule="auto" w:after="180"/>
+      </w:pPr>
+      <w:r>
+        <w:rPr>
+          <w:b w:val="0"/>
+        </w:rPr>
+        <w:t xml:space="preserve">Use W2: Trace filtering for </w:t>
+      </w:r>
+      <w:r>
+        <w:rPr>
+          <w:b/>
+        </w:rPr>
+        <w:t>Missing value</w:t>
+      </w:r>
+      <w:r>
+        <w:rPr>
+          <w:b w:val="0"/>
+        </w:rPr>
+        <w:t xml:space="preserve">s and </w:t>
+      </w:r>
+      <w:r>
+        <w:rPr>
+          <w:b/>
+        </w:rPr>
+        <w:t>validation</w:t>
+      </w:r>
+      <w:r>
+        <w:rPr>
+          <w:b w:val="0"/>
+        </w:rPr>
+        <w:t>. Record the answer once; the lesson and workbook refer to the same attempt.</w:t>
+      </w:r>
+    </w:p>
+    <w:tbl>
+      <w:tblPr>
+        <w:tblStyle w:val="LightShading-Accent1"/>
+        <w:tblW w:type="auto" w:w="0"/>
+        <w:tblLook w:firstColumn="1" w:firstRow="1" w:lastColumn="0" w:lastRow="0" w:noHBand="0" w:noVBand="1" w:val="04A0"/>
+      </w:tblPr>
+      <w:tblGrid>
+        <w:gridCol w:w="2556"/>
+        <w:gridCol w:w="2556"/>
+        <w:gridCol w:w="2556"/>
+        <w:gridCol w:w="2556"/>
+      </w:tblGrid>
+      <w:tr>
+        <w:trPr>
+          <w:tblHeader/>
+        </w:trPr>
+        <w:tc>
+          <w:tcPr>
+            <w:tcW w:type="dxa" w:w="2556"/>
+          </w:tcPr>
+          <w:p>
+            <w:r>
+              <w:t>Given inputs</w:t>
+            </w:r>
+          </w:p>
+        </w:tc>
+        <w:tc>
+          <w:tcPr>
+            <w:tcW w:type="dxa" w:w="2556"/>
+          </w:tcPr>
+          <w:p>
+            <w:r>
+              <w:t>Procedure I chose</w:t>
+            </w:r>
+          </w:p>
+        </w:tc>
+        <w:tc>
+          <w:tcPr>
+            <w:tcW w:type="dxa" w:w="2556"/>
+          </w:tcPr>
+          <w:p>
+            <w:r>
+              <w:t>Middle steps</w:t>
+            </w:r>
+          </w:p>
+        </w:tc>
+        <w:tc>
+          <w:tcPr>
+            <w:tcW w:type="dxa" w:w="2556"/>
+          </w:tcPr>
+          <w:p>
+            <w:r>
+              <w:t>Result and check</w:t>
+            </w:r>
+          </w:p>
+        </w:tc>
+      </w:tr>
+      <w:tr>
+        <w:tc>
+          <w:tcPr>
+            <w:tcW w:type="dxa" w:w="2556"/>
+          </w:tcPr>
+          <w:p>
+            <w:r/>
+          </w:p>
+        </w:tc>
+        <w:tc>
+          <w:tcPr>
+            <w:tcW w:type="dxa" w:w="2556"/>
+          </w:tcPr>
+          <w:p>
+            <w:r/>
+          </w:p>
+        </w:tc>
+        <w:tc>
+          <w:tcPr>
+            <w:tcW w:type="dxa" w:w="2556"/>
+          </w:tcPr>
+          <w:p>
+            <w:r/>
+          </w:p>
+        </w:tc>
+        <w:tc>
+          <w:tcPr>
+            <w:tcW w:type="dxa" w:w="2556"/>
+          </w:tcPr>
+          <w:p>
+            <w:r/>
+          </w:p>
+        </w:tc>
+      </w:tr>
+    </w:tbl>
+    <w:p>
+      <w:pPr>
+        <w:pStyle w:val="Heading3"/>
+      </w:pPr>
+      <w:r>
+        <w:t>The step I completed without help, and the hint I needed</w:t>
+      </w:r>
+    </w:p>
+    <w:p>
+      <w:r>
+        <w:t>________________________________________________________________</w:t>
+      </w:r>
+    </w:p>
+    <w:p>
+      <w:r>
+        <w:t>________________________________________________________________</w:t>
+      </w:r>
+    </w:p>
+    <w:p>
+      <w:r>
+        <w:t>________________________________________________________________</w:t>
+      </w:r>
+    </w:p>
+    <w:p>
+      <w:pPr>
+        <w:pStyle w:val="Heading1"/>
+      </w:pPr>
+      <w:r>
+        <w:t>03. Extra practice · Repair the explanation</w:t>
+      </w:r>
+    </w:p>
+    <w:p>
+      <w:r>
+        <w:t>Explain the deciding fact before discussing the answer.</w:t>
+      </w:r>
+    </w:p>
+    <w:p>
+      <w:pPr>
+        <w:pStyle w:val="Heading2"/>
+      </w:pPr>
+      <w:r>
+        <w:t>Use this when helpful</w:t>
+      </w:r>
+    </w:p>
+    <w:p>
+      <w:pPr>
+        <w:spacing w:line="336" w:lineRule="auto" w:after="180"/>
+      </w:pPr>
+      <w:r>
+        <w:rPr>
+          <w:b w:val="0"/>
+        </w:rPr>
+        <w:t xml:space="preserve">Use the worked case for </w:t>
+      </w:r>
+      <w:r>
+        <w:rPr>
+          <w:b/>
+        </w:rPr>
+        <w:t>Missing value</w:t>
+      </w:r>
+      <w:r>
+        <w:rPr>
+          <w:b w:val="0"/>
+        </w:rPr>
+        <w:t xml:space="preserve">s and </w:t>
+      </w:r>
+      <w:r>
+        <w:rPr>
+          <w:b/>
+        </w:rPr>
+        <w:t>validation</w:t>
+      </w:r>
+      <w:r>
+        <w:rPr>
+          <w:b w:val="0"/>
+        </w:rPr>
+        <w:t>. Proposed explanation: “A successful run proves the conclusion”. Decide whether this explanation is supported.</w:t>
+      </w:r>
+    </w:p>
+    <w:p>
+      <w:pPr>
+        <w:spacing w:line="336" w:lineRule="auto" w:after="180"/>
+      </w:pPr>
+      <w:r>
+        <w:rPr>
+          <w:b w:val="0"/>
+        </w:rPr>
+        <w:t>Point to the step or supplied fact that decides; explain your repair if needed.</w:t>
+      </w:r>
+    </w:p>
+    <w:p>
+      <w:pPr>
+        <w:pStyle w:val="Heading3"/>
+      </w:pPr>
+      <w:r>
+        <w:t>My explanation before partner discussion</w:t>
+      </w:r>
+    </w:p>
+    <w:p>
+      <w:r>
+        <w:t>________________________________________________________________</w:t>
+      </w:r>
+    </w:p>
+    <w:p>
+      <w:r>
+        <w:t>________________________________________________________________</w:t>
+      </w:r>
+    </w:p>
+    <w:p>
+      <w:r>
+        <w:t>________________________________________________________________</w:t>
+      </w:r>
+    </w:p>
+    <w:p>
+      <w:r>
+        <w:t>________________________________________________________________</w:t>
+      </w:r>
+    </w:p>
+    <w:p>
+      <w:pPr>
+        <w:pStyle w:val="Heading1"/>
+      </w:pPr>
+      <w:r>
+        <w:t>05. Reference · Original learning target</w:t>
+      </w:r>
+    </w:p>
+    <w:p>
+      <w:r>
+        <w:t>Use this target to inspect an explanation.</w:t>
+      </w:r>
+    </w:p>
+    <w:p>
+      <w:pPr>
+        <w:pStyle w:val="Heading2"/>
+      </w:pPr>
+      <w:r>
+        <w:t>Use this when helpful</w:t>
+      </w:r>
+    </w:p>
+    <w:p>
+      <w:pPr>
+        <w:spacing w:line="336" w:lineRule="auto" w:after="180"/>
+      </w:pPr>
+      <w:r>
+        <w:rPr>
+          <w:b w:val="0"/>
+        </w:rPr>
+        <w:t>Scores award 2 for preferred genre and 1 for short length. A book matches genre but page count is missing. Compare rejecting it, assigning zero length points and asking for pages.</w:t>
+      </w:r>
+    </w:p>
+    <w:p>
+      <w:pPr>
+        <w:pStyle w:val="Heading1"/>
+      </w:pPr>
+      <w:r>
+        <w:t>06. Extra practice · A complete case</w:t>
+      </w:r>
+    </w:p>
+    <w:p>
+      <w:r>
+        <w:t>Try the question before checking the worked explanation.</w:t>
+      </w:r>
+    </w:p>
+    <w:p>
+      <w:pPr>
+        <w:pStyle w:val="Heading2"/>
+      </w:pPr>
+      <w:r>
+        <w:t>Use this when helpful</w:t>
+      </w:r>
+    </w:p>
+    <w:p>
+      <w:pPr>
+        <w:spacing w:line="336" w:lineRule="auto" w:after="180"/>
+      </w:pPr>
+      <w:r>
+        <w:rPr>
+          <w:b w:val="0"/>
+        </w:rPr>
+        <w:t>Genre is known, but page count is missing and length affects recommendation score.</w:t>
+      </w:r>
+    </w:p>
+    <w:p>
+      <w:pPr>
+        <w:spacing w:line="336" w:lineRule="auto" w:after="180"/>
+      </w:pPr>
+      <w:r>
+        <w:rPr>
+          <w:b w:val="0"/>
+        </w:rPr>
+        <w:t>Choose transparent handling.</w:t>
+      </w:r>
+    </w:p>
+    <w:p>
+      <w:pPr>
+        <w:spacing w:line="336" w:lineRule="auto" w:after="180"/>
+      </w:pPr>
+      <w:r>
+        <w:rPr>
+          <w:b w:val="0"/>
+        </w:rPr>
+        <w:t xml:space="preserve">Show your trace, calculation or </w:t>
+      </w:r>
+      <w:r>
+        <w:rPr>
+          <w:b/>
+        </w:rPr>
+        <w:t>evidence</w:t>
+      </w:r>
+    </w:p>
+    <w:p>
+      <w:pPr>
+        <w:pStyle w:val="Heading3"/>
+      </w:pPr>
+      <w:r>
+        <w:t>Write or draw your reasoning and evidence.</w:t>
+      </w:r>
+    </w:p>
+    <w:p>
+      <w:r>
+        <w:t>________________________________________________________________</w:t>
+      </w:r>
+    </w:p>
+    <w:p>
+      <w:r>
+        <w:t>________________________________________________________________</w:t>
+      </w:r>
+    </w:p>
+    <w:p>
+      <w:r>
+        <w:t>________________________________________________________________</w:t>
+      </w:r>
+    </w:p>
+    <w:p>
+      <w:r>
+        <w:t>________________________________________________________________</w:t>
+      </w:r>
+    </w:p>
+    <w:p>
+      <w:r>
+        <w:t>________________________________________________________________</w:t>
+      </w:r>
+    </w:p>
+    <w:p>
+      <w:pPr>
+        <w:pStyle w:val="Heading1"/>
+      </w:pPr>
+      <w:r>
+        <w:t>07. Extra practice · A changed case</w:t>
+      </w:r>
+    </w:p>
+    <w:p>
+      <w:r>
+        <w:t>Keep this practice separate from the reserved independent attempt.</w:t>
+      </w:r>
+    </w:p>
+    <w:p>
+      <w:pPr>
+        <w:pStyle w:val="Heading2"/>
+      </w:pPr>
+      <w:r>
+        <w:t>Use this when helpful</w:t>
+      </w:r>
+    </w:p>
+    <w:p>
+      <w:pPr>
+        <w:spacing w:line="336" w:lineRule="auto" w:after="180"/>
+      </w:pPr>
+      <w:r>
+        <w:rPr>
+          <w:b w:val="0"/>
+        </w:rPr>
+        <w:t>A book's page count is blank. Is blank the same as zero? Give an honest way for a short-book recommender to respond.</w:t>
+      </w:r>
+    </w:p>
+    <w:p>
+      <w:pPr>
+        <w:spacing w:line="336" w:lineRule="auto" w:after="180"/>
+      </w:pPr>
+      <w:r>
+        <w:rPr>
+          <w:b w:val="0"/>
+        </w:rPr>
+        <w:t>My practice answer and reason</w:t>
+      </w:r>
+    </w:p>
+    <w:p>
+      <w:pPr>
+        <w:pStyle w:val="Heading3"/>
+      </w:pPr>
+      <w:r>
+        <w:t>Write or draw your reasoning and evidence.</w:t>
+      </w:r>
+    </w:p>
+    <w:p>
+      <w:r>
+        <w:t>________________________________________________________________</w:t>
+      </w:r>
+    </w:p>
+    <w:p>
+      <w:r>
+        <w:t>________________________________________________________________</w:t>
+      </w:r>
+    </w:p>
+    <w:p>
+      <w:r>
+        <w:t>________________________________________________________________</w:t>
+      </w:r>
+    </w:p>
+    <w:p>
+      <w:r>
+        <w:t>________________________________________________________________</w:t>
+      </w:r>
+    </w:p>
+    <w:p>
+      <w:r>
+        <w:t>________________________________________________________________</w:t>
+      </w:r>
+    </w:p>
+    <w:p>
+      <w:pPr>
+        <w:pStyle w:val="Heading3"/>
+      </w:pPr>
+      <w:r>
+        <w:t>Week 18 Test and reflect</w:t>
+      </w:r>
+    </w:p>
+    <w:p>
+      <w:pPr>
+        <w:pStyle w:val="Heading1"/>
+      </w:pPr>
+      <w:r>
+        <w:t>08. Extra practice · Design a revealing test</w:t>
+      </w:r>
+    </w:p>
+    <w:p>
+      <w:r>
+        <w:t>Predict before tracing or testing.</w:t>
+      </w:r>
+    </w:p>
+    <w:p>
+      <w:pPr>
+        <w:pStyle w:val="Heading2"/>
+      </w:pPr>
+      <w:r>
+        <w:t>Use this when helpful</w:t>
+      </w:r>
+    </w:p>
+    <w:p>
+      <w:pPr>
+        <w:spacing w:line="336" w:lineRule="auto" w:after="180"/>
+      </w:pPr>
+      <w:r>
+        <w:rPr>
+          <w:b w:val="0"/>
+        </w:rPr>
+        <w:t xml:space="preserve">Create a changed </w:t>
+      </w:r>
+      <w:r>
+        <w:rPr>
+          <w:b/>
+        </w:rPr>
+        <w:t>input</w:t>
+      </w:r>
+      <w:r>
+        <w:rPr>
+          <w:b w:val="0"/>
+        </w:rPr>
+        <w:t>, boundary case or missing-information case. Write the expected answer or safe response before testing.</w:t>
+      </w:r>
+    </w:p>
+    <w:tbl>
+      <w:tblPr>
+        <w:tblStyle w:val="LightShading-Accent1"/>
+        <w:tblW w:type="auto" w:w="0"/>
+        <w:tblLook w:firstColumn="1" w:firstRow="1" w:lastColumn="0" w:lastRow="0" w:noHBand="0" w:noVBand="1" w:val="04A0"/>
+      </w:tblPr>
+      <w:tblGrid>
+        <w:gridCol w:w="5112"/>
+        <w:gridCol w:w="5112"/>
+      </w:tblGrid>
+      <w:tr>
+        <w:trPr>
+          <w:tblHeader/>
+        </w:trPr>
+        <w:tc>
+          <w:tcPr>
+            <w:tcW w:type="dxa" w:w="5112"/>
+          </w:tcPr>
+          <w:p>
+            <w:r>
+              <w:t>Test record</w:t>
+            </w:r>
+          </w:p>
+        </w:tc>
+        <w:tc>
+          <w:tcPr>
+            <w:tcW w:type="dxa" w:w="5112"/>
+          </w:tcPr>
+          <w:p>
+            <w:r>
+              <w:t>My evidence</w:t>
+            </w:r>
+          </w:p>
+        </w:tc>
+      </w:tr>
+      <w:tr>
+        <w:tc>
+          <w:tcPr>
+            <w:tcW w:type="dxa" w:w="5112"/>
+          </w:tcPr>
+          <w:p>
+            <w:r>
+              <w:t>Changed input or condition</w:t>
+            </w:r>
+          </w:p>
+        </w:tc>
+        <w:tc>
+          <w:tcPr>
+            <w:tcW w:type="dxa" w:w="5112"/>
+          </w:tcPr>
+          <w:p>
+            <w:r/>
+          </w:p>
+        </w:tc>
+      </w:tr>
+      <w:tr>
+        <w:tc>
+          <w:tcPr>
+            <w:tcW w:type="dxa" w:w="5112"/>
+          </w:tcPr>
+          <w:p>
+            <w:r>
+              <w:t>Expected answer or fallback</w:t>
+            </w:r>
+          </w:p>
+        </w:tc>
+        <w:tc>
+          <w:tcPr>
+            <w:tcW w:type="dxa" w:w="5112"/>
+          </w:tcPr>
+          <w:p>
+            <w:r/>
+          </w:p>
+        </w:tc>
+      </w:tr>
+      <w:tr>
+        <w:tc>
+          <w:tcPr>
+            <w:tcW w:type="dxa" w:w="5112"/>
+          </w:tcPr>
+          <w:p>
+            <w:r>
+              <w:t>Observed result</w:t>
+            </w:r>
+          </w:p>
+        </w:tc>
+        <w:tc>
+          <w:tcPr>
+            <w:tcW w:type="dxa" w:w="5112"/>
+          </w:tcPr>
+          <w:p>
+            <w:r/>
+          </w:p>
+        </w:tc>
+      </w:tr>
+      <w:tr>
+        <w:tc>
+          <w:tcPr>
+            <w:tcW w:type="dxa" w:w="5112"/>
+          </w:tcPr>
+          <w:p>
+            <w:r>
+              <w:t>Why the result occurred</w:t>
+            </w:r>
+          </w:p>
+        </w:tc>
+        <w:tc>
+          <w:tcPr>
+            <w:tcW w:type="dxa" w:w="5112"/>
+          </w:tcPr>
+          <w:p>
+            <w:r/>
+          </w:p>
+        </w:tc>
+      </w:tr>
+    </w:tbl>
+    <w:p>
+      <w:pPr>
+        <w:pStyle w:val="Heading1"/>
+      </w:pPr>
+      <w:r>
+        <w:t>11. Reference · Original target response space</w:t>
+      </w:r>
+    </w:p>
+    <w:p>
+      <w:r>
+        <w:t>This teaching case is practice rather than a fresh assessment.</w:t>
+      </w:r>
+    </w:p>
+    <w:p>
+      <w:pPr>
+        <w:pStyle w:val="Heading2"/>
+      </w:pPr>
+      <w:r>
+        <w:t>Use this when helpful</w:t>
+      </w:r>
+    </w:p>
+    <w:p>
+      <w:pPr>
+        <w:spacing w:line="336" w:lineRule="auto" w:after="180"/>
+      </w:pPr>
+      <w:r>
+        <w:rPr>
+          <w:b w:val="0"/>
+        </w:rPr>
+        <w:t>Scores award 2 for preferred genre and 1 for short length. A book matches genre but page count is missing. Compare rejecting it, assigning zero length points and asking for pages.</w:t>
+      </w:r>
+    </w:p>
+    <w:p>
+      <w:pPr>
+        <w:pStyle w:val="Heading3"/>
+      </w:pPr>
+      <w:r>
+        <w:t>My explanation after practice</w:t>
+      </w:r>
+    </w:p>
+    <w:p>
+      <w:r>
+        <w:t>________________________________________________________________</w:t>
+      </w:r>
+    </w:p>
+    <w:p>
+      <w:r>
+        <w:t>________________________________________________________________</w:t>
+      </w:r>
+    </w:p>
+    <w:p>
+      <w:r>
+        <w:t>________________________________________________________________</w:t>
+      </w:r>
+    </w:p>
+    <w:p>
+      <w:r>
+        <w:t>________________________________________________________________</w:t>
+      </w:r>
+    </w:p>
+    <w:p>
+      <w:r>
+        <w:t>________________________________________________________________</w:t>
+      </w:r>
+    </w:p>
+    <w:p>
+      <w:r>
+        <w:t>________________________________________________________________</w:t>
+      </w:r>
+    </w:p>
+    <w:p>
+      <w:r>
+        <w:t>________________________________________________________________</w:t>
+      </w:r>
+    </w:p>
+    <w:p>
+      <w:pPr>
+        <w:spacing w:line="336" w:lineRule="auto" w:after="180"/>
+      </w:pPr>
+      <w:r>
+        <w:rPr>
+          <w:b w:val="0"/>
+        </w:rPr>
+        <w:t>Record support used: none, hint or teacher explanation.</w:t>
+      </w:r>
+    </w:p>
+    <w:p>
+      <w:pPr>
+        <w:pStyle w:val="Heading1"/>
+      </w:pPr>
+      <w:r>
+        <w:t>15. Reference · Independent-case response copy</w:t>
+      </w:r>
+    </w:p>
+    <w:p>
+      <w:r>
+        <w:t>This duplicates W4. Reuse the same first-attempt record.</w:t>
+      </w:r>
+    </w:p>
+    <w:p>
+      <w:pPr>
+        <w:pStyle w:val="Heading2"/>
+      </w:pPr>
+      <w:r>
+        <w:t>Use this when helpful</w:t>
+      </w:r>
+    </w:p>
+    <w:p>
+      <w:pPr>
+        <w:spacing w:line="336" w:lineRule="auto" w:after="180"/>
+      </w:pPr>
+      <w:r>
+        <w:rPr>
+          <w:b w:val="0"/>
+        </w:rPr>
+        <w:t xml:space="preserve">Write a filter for count values that must be integers from 0 to 10. </w:t>
+      </w:r>
+      <w:r>
+        <w:rPr>
+          <w:b/>
+        </w:rPr>
+        <w:t>Process</w:t>
+      </w:r>
+      <w:r>
+        <w:rPr>
+          <w:b w:val="0"/>
+        </w:rPr>
+        <w:t xml:space="preserve"> {count: 3}, {}, {count: 0}, {count: 11}, {count: "3"}, using quoted keys in Python. Report accepted values and rejected count.</w:t>
+      </w:r>
+    </w:p>
+    <w:p>
+      <w:pPr>
+        <w:pStyle w:val="Heading3"/>
+      </w:pPr>
+      <w:r>
+        <w:t>My reasoning and evidence</w:t>
+      </w:r>
+    </w:p>
+    <w:p>
+      <w:r>
+        <w:t>________________________________________________________________</w:t>
+      </w:r>
+    </w:p>
+    <w:p>
+      <w:r>
+        <w:t>________________________________________________________________</w:t>
+      </w:r>
+    </w:p>
+    <w:p>
+      <w:r>
+        <w:t>________________________________________________________________</w:t>
+      </w:r>
+    </w:p>
+    <w:p>
+      <w:r>
+        <w:t>________________________________________________________________</w:t>
+      </w:r>
+    </w:p>
+    <w:p>
+      <w:r>
+        <w:t>________________________________________________________________</w:t>
+      </w:r>
+    </w:p>
+    <w:p>
+      <w:r>
+        <w:t>________________________________________________________________</w:t>
+      </w:r>
+    </w:p>
+    <w:p>
+      <w:r>
+        <w:t>________________________________________________________________</w:t>
+      </w:r>
+    </w:p>
+    <w:p>
+      <w:r>
+        <w:t>________________________________________________________________</w:t>
+      </w:r>
+    </w:p>
+    <w:p>
+      <w:pPr>
+        <w:pStyle w:val="Heading1"/>
+      </w:pPr>
+      <w:r>
+        <w:t>18. Extra practice · Use the worked picture</w:t>
+      </w:r>
+    </w:p>
+    <w:p>
+      <w:r>
+        <w:t>Keep the explanation and the support you used.</w:t>
+      </w:r>
+    </w:p>
+    <w:p>
+      <w:pPr>
+        <w:pStyle w:val="Heading2"/>
+      </w:pPr>
+      <w:r>
+        <w:t>Use this when helpful</w:t>
       </w:r>
     </w:p>
     <w:p>
@@ -1676,7 +1876,6 @@
     <w:p>
       <w:pPr>
         <w:spacing w:line="336" w:lineRule="auto" w:after="180"/>
-        <w:shd w:fill="F5F1FB"/>
       </w:pPr>
       <w:r>
         <w:rPr>
@@ -1725,16 +1924,7 @@
     </w:p>
     <w:p>
       <w:pPr>
-        <w:pStyle w:val="Heading3"/>
-      </w:pPr>
-      <w:r>
-        <w:t>Record the help used</w:t>
-      </w:r>
-    </w:p>
-    <w:p>
-      <w:pPr>
         <w:spacing w:line="336" w:lineRule="auto" w:after="180"/>
-        <w:shd w:fill="F1F6F8"/>
       </w:pPr>
       <w:r>
         <w:rPr>
@@ -1771,12 +1961,20 @@
         <w:pStyle w:val="Heading1"/>
       </w:pPr>
       <w:r>
-        <w:t>19. Project portfolio milestone</w:t>
-      </w:r>
-    </w:p>
-    <w:p>
-      <w:r>
-        <w:t>Keep this week’s input, deciding step, result and limit together in the Transparent Book Recommender record.</w:t>
+        <w:t>19. Reference · Project portfolio record</w:t>
+      </w:r>
+    </w:p>
+    <w:p>
+      <w:r>
+        <w:t>Extend your main project response when helpful.</w:t>
+      </w:r>
+    </w:p>
+    <w:p>
+      <w:pPr>
+        <w:pStyle w:val="Heading2"/>
+      </w:pPr>
+      <w:r>
+        <w:t>Use this when helpful</w:t>
       </w:r>
     </w:p>
     <w:p>
@@ -1966,12 +2164,521 @@
         <w:pStyle w:val="Heading1"/>
       </w:pPr>
       <w:r>
-        <w:t>20. Supported practice and learning evidence</w:t>
-      </w:r>
-    </w:p>
-    <w:p>
-      <w:r>
-        <w:t>Try the supported questions before comparing with hints and feedback. Record what you repaired and the evidence you retained.</w:t>
+        <w:t>20. Extra practice: pictures, repair and feedback</w:t>
+      </w:r>
+    </w:p>
+    <w:p>
+      <w:r>
+        <w:t>Attempt each question before opening its explanation. Use one browser or paper copy.</w:t>
+      </w:r>
+    </w:p>
+    <w:p>
+      <w:pPr>
+        <w:pStyle w:val="Heading2"/>
+      </w:pPr>
+      <w:r>
+        <w:t>First supported question</w:t>
+      </w:r>
+    </w:p>
+    <w:p>
+      <w:pPr>
+        <w:pStyle w:val="ListBullet"/>
+      </w:pPr>
+      <w:r>
+        <w:t>A fictional catalogue records counts of available copies under a strict input contract.</w:t>
+      </w:r>
+    </w:p>
+    <w:p>
+      <w:pPr>
+        <w:pStyle w:val="Heading3"/>
+      </w:pPr>
+      <w:r>
+        <w:t>Practice 1: explain the deciding evidence</w:t>
+      </w:r>
+    </w:p>
+    <w:p>
+      <w:pPr>
+        <w:pStyle w:val="ListBullet"/>
+      </w:pPr>
+      <w:r>
+        <w:t>Which labelled step matches this detail? Accepted counts [0,4]; four rows rejected with recorded reasons.</w:t>
+      </w:r>
+    </w:p>
+    <w:p>
+      <w:pPr>
+        <w:pStyle w:val="ListBullet"/>
+      </w:pPr>
+      <w:r>
+        <w:t>1. Report validation</w:t>
+      </w:r>
+    </w:p>
+    <w:p>
+      <w:pPr>
+        <w:pStyle w:val="ListBullet"/>
+      </w:pPr>
+      <w:r>
+        <w:t>2. Retrieve carefully</w:t>
+      </w:r>
+    </w:p>
+    <w:p>
+      <w:pPr>
+        <w:pStyle w:val="ListBullet"/>
+      </w:pPr>
+      <w:r>
+        <w:t>3. Check range</w:t>
+      </w:r>
+    </w:p>
+    <w:p>
+      <w:pPr>
+        <w:pStyle w:val="ListBullet"/>
+      </w:pPr>
+      <w:r>
+        <w:t>4. Check exact type</w:t>
+      </w:r>
+    </w:p>
+    <w:p>
+      <w:pPr>
+        <w:pStyle w:val="Heading3"/>
+      </w:pPr>
+      <w:r>
+        <w:t>My selected conclusion, deciding fact and explanation</w:t>
+      </w:r>
+    </w:p>
+    <w:p>
+      <w:r>
+        <w:t>________________________________________________________________</w:t>
+      </w:r>
+    </w:p>
+    <w:p>
+      <w:r>
+        <w:t>________________________________________________________________</w:t>
+      </w:r>
+    </w:p>
+    <w:p>
+      <w:r>
+        <w:t>________________________________________________________________</w:t>
+      </w:r>
+    </w:p>
+    <w:p>
+      <w:r>
+        <w:t>________________________________________________________________</w:t>
+      </w:r>
+    </w:p>
+    <w:p>
+      <w:r>
+        <w:t>________________________________________________________________</w:t>
+      </w:r>
+    </w:p>
+    <w:p>
+      <w:pPr>
+        <w:pStyle w:val="ListBullet"/>
+      </w:pPr>
+      <w:r>
+        <w:t>Hint if needed: Read the steps in the pictorial case. Match the supplied detail to the stage that performs or records it.</w:t>
+      </w:r>
+    </w:p>
+    <w:p>
+      <w:pPr>
+        <w:pStyle w:val="Heading2"/>
+      </w:pPr>
+      <w:r>
+        <w:t>Check the first explanation · reference / check after trying</w:t>
+      </w:r>
+    </w:p>
+    <w:p>
+      <w:pPr>
+        <w:spacing w:line="336" w:lineRule="auto" w:after="180"/>
+      </w:pPr>
+      <w:r>
+        <w:rPr>
+          <w:b w:val="0"/>
+        </w:rPr>
+        <w:t xml:space="preserve">After your attempt, compare with the supported explanation: Report </w:t>
+      </w:r>
+      <w:r>
+        <w:rPr>
+          <w:b/>
+        </w:rPr>
+        <w:t>validation</w:t>
+      </w:r>
+      <w:r>
+        <w:rPr>
+          <w:b w:val="0"/>
+        </w:rPr>
+        <w:t xml:space="preserve"> Accepted counts [0,4]; four rows rejected with recorded reasons. Testing if value would wrongly discard zero, which is a real valid count.</w:t>
+      </w:r>
+    </w:p>
+    <w:p>
+      <w:pPr>
+        <w:spacing w:line="336" w:lineRule="auto" w:after="180"/>
+      </w:pPr>
+      <w:r>
+        <w:rPr>
+          <w:b w:val="0"/>
+        </w:rPr>
+        <w:t xml:space="preserve">Python’s isinstance(True,int) is true, so the stated exact-integer contract uses type(value) is int to reject Boolean </w:t>
+      </w:r>
+      <w:r>
+        <w:rPr>
+          <w:b/>
+        </w:rPr>
+        <w:t>input</w:t>
+      </w:r>
+      <w:r>
+        <w:rPr>
+          <w:b w:val="0"/>
+        </w:rPr>
+        <w:t>.</w:t>
+      </w:r>
+    </w:p>
+    <w:p>
+      <w:pPr>
+        <w:spacing w:line="336" w:lineRule="auto" w:after="180"/>
+      </w:pPr>
+      <w:r>
+        <w:rPr>
+          <w:b w:val="0"/>
+        </w:rPr>
+        <w:t>Keep missing, type-invalid and range-invalid reasons separate rather than turning every rejected value into zero.</w:t>
+      </w:r>
+    </w:p>
+    <w:p>
+      <w:pPr>
+        <w:pStyle w:val="Heading2"/>
+      </w:pPr>
+      <w:r>
+        <w:t>Changed-case question</w:t>
+      </w:r>
+    </w:p>
+    <w:p>
+      <w:pPr>
+        <w:pStyle w:val="Heading3"/>
+      </w:pPr>
+      <w:r>
+        <w:t>Practice 2: explain the deciding evidence</w:t>
+      </w:r>
+    </w:p>
+    <w:p>
+      <w:pPr>
+        <w:pStyle w:val="ListBullet"/>
+      </w:pPr>
+      <w:r>
+        <w:t>Changed-case practice: Replace text "4" with integer 4 through an authorised conversion. Which conclusion is supported by the supplied facts?</w:t>
+      </w:r>
+    </w:p>
+    <w:p>
+      <w:pPr>
+        <w:pStyle w:val="ListBullet"/>
+      </w:pPr>
+      <w:r>
+        <w:t>1. We can decide the result without examining the changed input or the procedure.</w:t>
+      </w:r>
+    </w:p>
+    <w:p>
+      <w:pPr>
+        <w:pStyle w:val="ListBullet"/>
+      </w:pPr>
+      <w:r>
+        <w:t>2. This one example guarantees correct results for every future input.</w:t>
+      </w:r>
+    </w:p>
+    <w:p>
+      <w:pPr>
+        <w:pStyle w:val="ListBullet"/>
+      </w:pPr>
+      <w:r>
+        <w:t>3. Accepted values become [0,4,4]; three rows remain rejected.</w:t>
+      </w:r>
+    </w:p>
+    <w:p>
+      <w:pPr>
+        <w:pStyle w:val="Heading3"/>
+      </w:pPr>
+      <w:r>
+        <w:t>My selected conclusion, deciding fact and explanation</w:t>
+      </w:r>
+    </w:p>
+    <w:p>
+      <w:r>
+        <w:t>________________________________________________________________</w:t>
+      </w:r>
+    </w:p>
+    <w:p>
+      <w:r>
+        <w:t>________________________________________________________________</w:t>
+      </w:r>
+    </w:p>
+    <w:p>
+      <w:r>
+        <w:t>________________________________________________________________</w:t>
+      </w:r>
+    </w:p>
+    <w:p>
+      <w:r>
+        <w:t>________________________________________________________________</w:t>
+      </w:r>
+    </w:p>
+    <w:p>
+      <w:r>
+        <w:t>________________________________________________________________</w:t>
+      </w:r>
+    </w:p>
+    <w:p>
+      <w:pPr>
+        <w:pStyle w:val="ListBullet"/>
+      </w:pPr>
+      <w:r>
+        <w:t>Hint if needed: Use the changed condition and the deciding step in the pictorial trace. The answer must say what follows from those facts.</w:t>
+      </w:r>
+    </w:p>
+    <w:p>
+      <w:pPr>
+        <w:pStyle w:val="Heading2"/>
+      </w:pPr>
+      <w:r>
+        <w:t>Check the changed case · reference / check after trying</w:t>
+      </w:r>
+    </w:p>
+    <w:p>
+      <w:pPr>
+        <w:spacing w:line="336" w:lineRule="auto" w:after="180"/>
+      </w:pPr>
+      <w:r>
+        <w:rPr>
+          <w:b w:val="0"/>
+        </w:rPr>
+        <w:t>After your attempt, compare with the supported explanation: Accepted values become [0,4,4]; three rows remain rejected. The converted value now satisfies both type and range checks.</w:t>
+      </w:r>
+    </w:p>
+    <w:p>
+      <w:pPr>
+        <w:pStyle w:val="Heading2"/>
+      </w:pPr>
+      <w:r>
+        <w:t>Repair and save your work</w:t>
+      </w:r>
+    </w:p>
+    <w:p>
+      <w:pPr>
+        <w:spacing w:line="336" w:lineRule="auto" w:after="180"/>
+      </w:pPr>
+      <w:r>
+        <w:rPr>
+          <w:b w:val="0"/>
+        </w:rPr>
+        <w:t>Review Noise and Outliers (ai-2/17). Goal: Calculate mean and median. Short practice: If 18 was genuine, which summary better describes the middle observed task, and what extra fact should be shown?.</w:t>
+      </w:r>
+    </w:p>
+    <w:p>
+      <w:pPr>
+        <w:spacing w:line="336" w:lineRule="auto" w:after="180"/>
+      </w:pPr>
+      <w:r>
+        <w:rPr>
+          <w:b w:val="0"/>
+        </w:rPr>
+        <w:t>Return to this week and explain what you changed.</w:t>
+      </w:r>
+    </w:p>
+    <w:p>
+      <w:pPr>
+        <w:spacing w:line="336" w:lineRule="auto" w:after="180"/>
+      </w:pPr>
+      <w:r>
+        <w:rPr>
+          <w:b w:val="0"/>
+        </w:rPr>
+        <w:t xml:space="preserve">Review Choose Informative Questions (ai-2/15). Goal: Fit a root question and leaf </w:t>
+      </w:r>
+      <w:r>
+        <w:rPr>
+          <w:b/>
+        </w:rPr>
+        <w:t>prediction</w:t>
+      </w:r>
+      <w:r>
+        <w:rPr>
+          <w:b w:val="0"/>
+        </w:rPr>
+        <w:t xml:space="preserve">s from </w:t>
+      </w:r>
+      <w:r>
+        <w:rPr>
+          <w:b/>
+        </w:rPr>
+        <w:t>training</w:t>
+      </w:r>
+      <w:r>
+        <w:rPr>
+          <w:b w:val="0"/>
+        </w:rPr>
+        <w:t xml:space="preserve"> examples. Short practice: Choose the best original question and explain why its more balanced split matters here..</w:t>
+      </w:r>
+    </w:p>
+    <w:p>
+      <w:pPr>
+        <w:spacing w:line="336" w:lineRule="auto" w:after="180"/>
+      </w:pPr>
+      <w:r>
+        <w:rPr>
+          <w:b w:val="0"/>
+        </w:rPr>
+        <w:t>Return to this week and explain what you changed.</w:t>
+      </w:r>
+    </w:p>
+    <w:p>
+      <w:pPr>
+        <w:spacing w:line="336" w:lineRule="auto" w:after="180"/>
+      </w:pPr>
+      <w:r>
+        <w:rPr>
+          <w:b w:val="0"/>
+        </w:rPr>
+        <w:t>Review Accuracy as a Fraction (ai-2/12). Goal: Explain why overall accuracy can hide failure on a less common class. Short practice: Why is 100% repair detection not sufficient to declare the changed classifier best?.</w:t>
+      </w:r>
+    </w:p>
+    <w:p>
+      <w:pPr>
+        <w:spacing w:line="336" w:lineRule="auto" w:after="180"/>
+      </w:pPr>
+      <w:r>
+        <w:rPr>
+          <w:b w:val="0"/>
+        </w:rPr>
+        <w:t>Return to this week and explain what you changed.</w:t>
+      </w:r>
+    </w:p>
+    <w:p>
+      <w:pPr>
+        <w:spacing w:line="336" w:lineRule="auto" w:after="180"/>
+      </w:pPr>
+      <w:r>
+        <w:rPr>
+          <w:b w:val="0"/>
+        </w:rPr>
+        <w:t xml:space="preserve">The browser lab lets you edit the supported Python examples already included in this lesson. Predict first, run, inspect the actual </w:t>
+      </w:r>
+      <w:r>
+        <w:rPr>
+          <w:b/>
+        </w:rPr>
+        <w:t>output</w:t>
+      </w:r>
+      <w:r>
+        <w:rPr>
+          <w:b w:val="0"/>
+        </w:rPr>
+        <w:t xml:space="preserve"> or error, change one </w:t>
+      </w:r>
+      <w:r>
+        <w:rPr>
+          <w:b/>
+        </w:rPr>
+        <w:t>input</w:t>
+      </w:r>
+      <w:r>
+        <w:rPr>
+          <w:b w:val="0"/>
+        </w:rPr>
+        <w:t>, then run again.</w:t>
+      </w:r>
+    </w:p>
+    <w:p>
+      <w:pPr>
+        <w:spacing w:line="336" w:lineRule="auto" w:after="180"/>
+      </w:pPr>
+      <w:r>
+        <w:rPr>
+          <w:b w:val="0"/>
+        </w:rPr>
+        <w:t xml:space="preserve">Keep code, </w:t>
+      </w:r>
+      <w:r>
+        <w:rPr>
+          <w:b/>
+        </w:rPr>
+        <w:t>prediction</w:t>
+      </w:r>
+      <w:r>
+        <w:rPr>
+          <w:b w:val="0"/>
+        </w:rPr>
+        <w:t>s, actual results and a reasoned revision together. On paper, label your result as a trace rather than an execution.</w:t>
+      </w:r>
+    </w:p>
+    <w:p>
+      <w:pPr>
+        <w:spacing w:line="336" w:lineRule="auto" w:after="180"/>
+      </w:pPr>
+      <w:r>
+        <w:rPr>
+          <w:b w:val="0"/>
+        </w:rPr>
+        <w:t xml:space="preserve">Use Download completed work in the hosted lesson to export your answers, reflections, practice feedback and code-run </w:t>
+      </w:r>
+      <w:r>
+        <w:rPr>
+          <w:b/>
+        </w:rPr>
+        <w:t>evidence</w:t>
+      </w:r>
+      <w:r>
+        <w:rPr>
+          <w:b w:val="0"/>
+        </w:rPr>
+        <w:t>. Open the HTML copy to read or print it.</w:t>
+      </w:r>
+    </w:p>
+    <w:p>
+      <w:pPr>
+        <w:spacing w:line="336" w:lineRule="auto" w:after="180"/>
+      </w:pPr>
+      <w:r>
+        <w:rPr>
+          <w:b w:val="0"/>
+        </w:rPr>
+        <w:t>Drafts stay in this browser when storage is available; clear drafts on a shared device.</w:t>
+      </w:r>
+    </w:p>
+    <w:p>
+      <w:pPr>
+        <w:pStyle w:val="Heading3"/>
+      </w:pPr>
+      <w:r>
+        <w:t>What I repaired, the evidence I kept and the next test</w:t>
+      </w:r>
+    </w:p>
+    <w:p>
+      <w:r>
+        <w:t>________________________________________________________________</w:t>
+      </w:r>
+    </w:p>
+    <w:p>
+      <w:r>
+        <w:t>________________________________________________________________</w:t>
+      </w:r>
+    </w:p>
+    <w:p>
+      <w:r>
+        <w:t>________________________________________________________________</w:t>
+      </w:r>
+    </w:p>
+    <w:p>
+      <w:r>
+        <w:t>________________________________________________________________</w:t>
+      </w:r>
+    </w:p>
+    <w:p>
+      <w:r>
+        <w:t>________________________________________________________________</w:t>
+      </w:r>
+    </w:p>
+    <w:p>
+      <w:pPr>
+        <w:pStyle w:val="Heading2"/>
+      </w:pPr>
+      <w:r>
+        <w:t>Earlier wording, alternatives and picture transcripts · reference / check after trying</w:t>
       </w:r>
     </w:p>
     <w:p>
@@ -1987,98 +2694,10 @@
     </w:p>
     <w:p>
       <w:pPr>
-        <w:spacing w:line="336" w:lineRule="auto" w:after="180"/>
-      </w:pPr>
-      <w:r>
-        <w:rPr>
-          <w:b w:val="0"/>
-        </w:rPr>
-        <w:t xml:space="preserve">A fictional catalogue records counts of available copies under a strict </w:t>
-      </w:r>
-      <w:r>
-        <w:rPr>
-          <w:b/>
-        </w:rPr>
-        <w:t>input</w:t>
-      </w:r>
-      <w:r>
-        <w:rPr>
-          <w:b w:val="0"/>
-        </w:rPr>
-        <w:t xml:space="preserve"> contract.</w:t>
-      </w:r>
-    </w:p>
-    <w:p>
-      <w:pPr>
         <w:pStyle w:val="Heading3"/>
       </w:pPr>
       <w:r>
-        <w:t>Practice 1: explain the deciding evidence</w:t>
-      </w:r>
-    </w:p>
-    <w:p>
-      <w:pPr>
-        <w:spacing w:line="336" w:lineRule="auto" w:after="180"/>
-      </w:pPr>
-      <w:r>
-        <w:rPr>
-          <w:b w:val="0"/>
-        </w:rPr>
-        <w:t>Which labelled step matches this detail? Accepted counts [0,4]; four rows rejected with recorded reasons.</w:t>
-      </w:r>
-    </w:p>
-    <w:p>
-      <w:pPr>
-        <w:spacing w:line="336" w:lineRule="auto" w:after="180"/>
-        <w:shd w:fill="F4F9FC"/>
-      </w:pPr>
-      <w:r>
-        <w:rPr>
-          <w:b w:val="0"/>
-        </w:rPr>
-        <w:t xml:space="preserve">1. Report </w:t>
-      </w:r>
-      <w:r>
-        <w:rPr>
-          <w:b/>
-        </w:rPr>
-        <w:t>validation</w:t>
-      </w:r>
-    </w:p>
-    <w:p>
-      <w:pPr>
-        <w:spacing w:line="336" w:lineRule="auto" w:after="180"/>
-        <w:shd w:fill="F4F9FC"/>
-      </w:pPr>
-      <w:r>
-        <w:rPr>
-          <w:b w:val="0"/>
-        </w:rPr>
-        <w:t>2. Retrieve carefully</w:t>
-      </w:r>
-    </w:p>
-    <w:p>
-      <w:pPr>
-        <w:spacing w:line="336" w:lineRule="auto" w:after="180"/>
-        <w:shd w:fill="F4F9FC"/>
-      </w:pPr>
-      <w:r>
-        <w:rPr>
-          <w:b w:val="0"/>
-        </w:rPr>
-        <w:t>3. Check range</w:t>
-      </w:r>
-    </w:p>
-    <w:p>
-      <w:pPr>
-        <w:spacing w:line="336" w:lineRule="auto" w:after="180"/>
-        <w:shd w:fill="F4F9FC"/>
-      </w:pPr>
-      <w:r>
-        <w:rPr>
-          <w:b w:val="0"/>
-        </w:rPr>
-        <w:t>4. Check exact type</w:t>
+        <w:t>Repair a missing building block</w:t>
       </w:r>
     </w:p>
     <w:p>
@@ -2086,32 +2705,7 @@
         <w:pStyle w:val="Heading3"/>
       </w:pPr>
       <w:r>
-        <w:t>My selected conclusion, deciding fact and explanation</w:t>
-      </w:r>
-    </w:p>
-    <w:p>
-      <w:r>
-        <w:t>________________________________________________________________</w:t>
-      </w:r>
-    </w:p>
-    <w:p>
-      <w:r>
-        <w:t>________________________________________________________________</w:t>
-      </w:r>
-    </w:p>
-    <w:p>
-      <w:r>
-        <w:t>________________________________________________________________</w:t>
-      </w:r>
-    </w:p>
-    <w:p>
-      <w:r>
-        <w:t>________________________________________________________________</w:t>
-      </w:r>
-    </w:p>
-    <w:p>
-      <w:r>
-        <w:t>________________________________________________________________</w:t>
+        <w:t>Predict, run and debug</w:t>
       </w:r>
     </w:p>
     <w:p>
@@ -2119,505 +2713,25 @@
         <w:pStyle w:val="Heading3"/>
       </w:pPr>
       <w:r>
-        <w:t>Hint · try first</w:t>
-      </w:r>
-    </w:p>
-    <w:p>
-      <w:pPr>
-        <w:spacing w:line="336" w:lineRule="auto" w:after="180"/>
-        <w:shd w:fill="F1F6F8"/>
-      </w:pPr>
-      <w:r>
-        <w:rPr>
-          <w:b w:val="0"/>
-        </w:rPr>
-        <w:t>Hint if needed: Read the steps in the pictorial case. Match the supplied detail to the stage that performs or records it.</w:t>
-      </w:r>
-    </w:p>
-    <w:p>
-      <w:pPr>
-        <w:pStyle w:val="Heading3"/>
-      </w:pPr>
-      <w:r>
-        <w:t>Feedback · compare after trying</w:t>
-      </w:r>
-    </w:p>
-    <w:p>
-      <w:pPr>
-        <w:spacing w:line="336" w:lineRule="auto" w:after="180"/>
-        <w:shd w:fill="F1F6FC"/>
-      </w:pPr>
-      <w:r>
-        <w:rPr>
-          <w:b w:val="0"/>
-        </w:rPr>
-        <w:t xml:space="preserve">After your attempt, compare with the supported explanation: Report </w:t>
-      </w:r>
-      <w:r>
-        <w:rPr>
-          <w:b/>
-        </w:rPr>
-        <w:t>validation</w:t>
-      </w:r>
-      <w:r>
-        <w:rPr>
-          <w:b w:val="0"/>
-        </w:rPr>
-        <w:t xml:space="preserve"> Accepted counts [0,4]; four rows rejected with recorded reasons. Testing if value would wrongly discard zero, which is a real valid count.</w:t>
-      </w:r>
-    </w:p>
-    <w:p>
-      <w:pPr>
-        <w:spacing w:line="336" w:lineRule="auto" w:after="180"/>
-        <w:shd w:fill="F1F6FC"/>
-      </w:pPr>
-      <w:r>
-        <w:rPr>
-          <w:b w:val="0"/>
-        </w:rPr>
-        <w:t xml:space="preserve">Python’s isinstance(True,int) is true, so the stated exact-integer contract uses type(value) is int to reject Boolean </w:t>
-      </w:r>
-      <w:r>
-        <w:rPr>
-          <w:b/>
-        </w:rPr>
-        <w:t>input</w:t>
-      </w:r>
-      <w:r>
-        <w:rPr>
-          <w:b w:val="0"/>
-        </w:rPr>
-        <w:t>.</w:t>
-      </w:r>
-    </w:p>
-    <w:p>
-      <w:pPr>
-        <w:spacing w:line="336" w:lineRule="auto" w:after="180"/>
-        <w:shd w:fill="F1F6FC"/>
-      </w:pPr>
-      <w:r>
-        <w:rPr>
-          <w:b w:val="0"/>
-        </w:rPr>
-        <w:t>Keep missing, type-invalid and range-invalid reasons separate rather than turning every rejected value into zero.</w:t>
-      </w:r>
-    </w:p>
-    <w:p>
-      <w:pPr>
-        <w:pStyle w:val="Heading3"/>
-      </w:pPr>
-      <w:r>
-        <w:t>Practice 2: explain the deciding evidence</w:t>
-      </w:r>
-    </w:p>
-    <w:p>
-      <w:pPr>
-        <w:pStyle w:val="Heading3"/>
-      </w:pPr>
-      <w:r>
-        <w:t>Changed case · predict first</w:t>
-      </w:r>
-    </w:p>
-    <w:p>
-      <w:pPr>
-        <w:spacing w:line="336" w:lineRule="auto" w:after="180"/>
-        <w:shd w:fill="F5F1FB"/>
-      </w:pPr>
-      <w:r>
-        <w:rPr>
-          <w:b w:val="0"/>
-        </w:rPr>
-        <w:t>Changed-case practice: Replace text "4" with integer 4 through an authorised conversion. Which conclusion is supported by the supplied facts?</w:t>
-      </w:r>
-    </w:p>
-    <w:p>
-      <w:pPr>
-        <w:spacing w:line="336" w:lineRule="auto" w:after="180"/>
-        <w:shd w:fill="F4F9FC"/>
-      </w:pPr>
-      <w:r>
-        <w:rPr>
-          <w:b w:val="0"/>
-        </w:rPr>
-        <w:t xml:space="preserve">1. We can decide the result without examining the changed </w:t>
-      </w:r>
-      <w:r>
-        <w:rPr>
-          <w:b/>
-        </w:rPr>
-        <w:t>input</w:t>
-      </w:r>
-      <w:r>
-        <w:rPr>
-          <w:b w:val="0"/>
-        </w:rPr>
-        <w:t xml:space="preserve"> or the procedure.</w:t>
-      </w:r>
-    </w:p>
-    <w:p>
-      <w:pPr>
-        <w:spacing w:line="336" w:lineRule="auto" w:after="180"/>
-        <w:shd w:fill="F4F9FC"/>
-      </w:pPr>
-      <w:r>
-        <w:rPr>
-          <w:b w:val="0"/>
-        </w:rPr>
-        <w:t xml:space="preserve">2. This one example guarantees correct results for every future </w:t>
-      </w:r>
-      <w:r>
-        <w:rPr>
-          <w:b/>
-        </w:rPr>
-        <w:t>input</w:t>
-      </w:r>
-      <w:r>
-        <w:rPr>
-          <w:b w:val="0"/>
-        </w:rPr>
-        <w:t>.</w:t>
-      </w:r>
-    </w:p>
-    <w:p>
-      <w:pPr>
-        <w:spacing w:line="336" w:lineRule="auto" w:after="180"/>
-        <w:shd w:fill="F4F9FC"/>
-      </w:pPr>
-      <w:r>
-        <w:rPr>
-          <w:b w:val="0"/>
-        </w:rPr>
-        <w:t>3. Accepted values become [0,4,4]; three rows remain rejected.</w:t>
-      </w:r>
-    </w:p>
-    <w:p>
-      <w:pPr>
-        <w:pStyle w:val="Heading3"/>
-      </w:pPr>
-      <w:r>
-        <w:t>My selected conclusion, deciding fact and explanation</w:t>
-      </w:r>
-    </w:p>
-    <w:p>
-      <w:r>
-        <w:t>________________________________________________________________</w:t>
-      </w:r>
-    </w:p>
-    <w:p>
-      <w:r>
-        <w:t>________________________________________________________________</w:t>
-      </w:r>
-    </w:p>
-    <w:p>
-      <w:r>
-        <w:t>________________________________________________________________</w:t>
-      </w:r>
-    </w:p>
-    <w:p>
-      <w:r>
-        <w:t>________________________________________________________________</w:t>
-      </w:r>
-    </w:p>
-    <w:p>
-      <w:r>
-        <w:t>________________________________________________________________</w:t>
-      </w:r>
-    </w:p>
-    <w:p>
-      <w:pPr>
-        <w:pStyle w:val="Heading3"/>
-      </w:pPr>
-      <w:r>
-        <w:t>Hint · try first</w:t>
-      </w:r>
-    </w:p>
-    <w:p>
-      <w:pPr>
-        <w:spacing w:line="336" w:lineRule="auto" w:after="180"/>
-        <w:shd w:fill="F1F6F8"/>
-      </w:pPr>
-      <w:r>
-        <w:rPr>
-          <w:b w:val="0"/>
-        </w:rPr>
-        <w:t>Hint if needed: Use the changed condition and the deciding step in the pictorial trace. The answer must say what follows from those facts.</w:t>
-      </w:r>
-    </w:p>
-    <w:p>
-      <w:pPr>
-        <w:pStyle w:val="Heading3"/>
-      </w:pPr>
-      <w:r>
-        <w:t>Feedback · compare after trying</w:t>
-      </w:r>
-    </w:p>
-    <w:p>
-      <w:pPr>
-        <w:spacing w:line="336" w:lineRule="auto" w:after="180"/>
-        <w:shd w:fill="F1F6FC"/>
-      </w:pPr>
-      <w:r>
-        <w:rPr>
-          <w:b w:val="0"/>
-        </w:rPr>
-        <w:t>After your attempt, compare with the supported explanation: Accepted values become [0,4,4]; three rows remain rejected. The converted value now satisfies both type and range checks.</w:t>
-      </w:r>
-    </w:p>
-    <w:p>
-      <w:pPr>
-        <w:pStyle w:val="Heading3"/>
-      </w:pPr>
-      <w:r>
-        <w:t>Repair a missing building block</w:t>
-      </w:r>
-    </w:p>
-    <w:p>
-      <w:pPr>
-        <w:spacing w:line="336" w:lineRule="auto" w:after="180"/>
-      </w:pPr>
-      <w:r>
-        <w:rPr>
-          <w:b w:val="0"/>
-        </w:rPr>
-        <w:t>Review Noise and Outliers (ai-2/17). Goal: Calculate mean and median. Short practice: If 18 was genuine, which summary better describes the middle observed task, and what extra fact should be shown?.</w:t>
-      </w:r>
-    </w:p>
-    <w:p>
-      <w:pPr>
-        <w:spacing w:line="336" w:lineRule="auto" w:after="180"/>
-      </w:pPr>
-      <w:r>
-        <w:rPr>
-          <w:b w:val="0"/>
-        </w:rPr>
-        <w:t>Return to this week and explain what you changed.</w:t>
-      </w:r>
-    </w:p>
-    <w:p>
-      <w:pPr>
-        <w:spacing w:line="336" w:lineRule="auto" w:after="180"/>
-      </w:pPr>
-      <w:r>
-        <w:rPr>
-          <w:b w:val="0"/>
-        </w:rPr>
-        <w:t xml:space="preserve">Review Choose Informative Questions (ai-2/15). Goal: Fit a root question and leaf </w:t>
-      </w:r>
-      <w:r>
-        <w:rPr>
-          <w:b/>
-        </w:rPr>
-        <w:t>prediction</w:t>
-      </w:r>
-      <w:r>
-        <w:rPr>
-          <w:b w:val="0"/>
-        </w:rPr>
-        <w:t xml:space="preserve">s from </w:t>
-      </w:r>
-      <w:r>
-        <w:rPr>
-          <w:b/>
-        </w:rPr>
-        <w:t>training</w:t>
-      </w:r>
-      <w:r>
-        <w:rPr>
-          <w:b w:val="0"/>
-        </w:rPr>
-        <w:t xml:space="preserve"> examples. Short practice: Choose the best original question and explain why its more balanced split matters here..</w:t>
-      </w:r>
-    </w:p>
-    <w:p>
-      <w:pPr>
-        <w:spacing w:line="336" w:lineRule="auto" w:after="180"/>
-      </w:pPr>
-      <w:r>
-        <w:rPr>
-          <w:b w:val="0"/>
-        </w:rPr>
-        <w:t>Return to this week and explain what you changed.</w:t>
-      </w:r>
-    </w:p>
-    <w:p>
-      <w:pPr>
-        <w:spacing w:line="336" w:lineRule="auto" w:after="180"/>
-      </w:pPr>
-      <w:r>
-        <w:rPr>
-          <w:b w:val="0"/>
-        </w:rPr>
-        <w:t>Review Accuracy as a Fraction (ai-2/12). Goal: Explain why overall accuracy can hide failure on a less common class. Short practice: Why is 100% repair detection not sufficient to declare the changed classifier best?.</w:t>
-      </w:r>
-    </w:p>
-    <w:p>
-      <w:pPr>
-        <w:spacing w:line="336" w:lineRule="auto" w:after="180"/>
-      </w:pPr>
-      <w:r>
-        <w:rPr>
-          <w:b w:val="0"/>
-        </w:rPr>
-        <w:t>Return to this week and explain what you changed.</w:t>
-      </w:r>
-    </w:p>
-    <w:p>
-      <w:pPr>
-        <w:pStyle w:val="Heading3"/>
-      </w:pPr>
-      <w:r>
-        <w:t>Predict, run and debug</w:t>
-      </w:r>
-    </w:p>
-    <w:p>
-      <w:pPr>
-        <w:spacing w:line="336" w:lineRule="auto" w:after="180"/>
-      </w:pPr>
-      <w:r>
-        <w:rPr>
-          <w:b w:val="0"/>
-        </w:rPr>
-        <w:t xml:space="preserve">The browser lab lets you edit the supported Python examples already included in this lesson. Predict first, run, inspect the actual </w:t>
-      </w:r>
-      <w:r>
-        <w:rPr>
-          <w:b/>
-        </w:rPr>
-        <w:t>output</w:t>
-      </w:r>
-      <w:r>
-        <w:rPr>
-          <w:b w:val="0"/>
-        </w:rPr>
-        <w:t xml:space="preserve"> or error, change one </w:t>
-      </w:r>
-      <w:r>
-        <w:rPr>
-          <w:b/>
-        </w:rPr>
-        <w:t>input</w:t>
-      </w:r>
-      <w:r>
-        <w:rPr>
-          <w:b w:val="0"/>
-        </w:rPr>
-        <w:t>, then run again.</w:t>
-      </w:r>
-    </w:p>
-    <w:p>
-      <w:pPr>
-        <w:spacing w:line="336" w:lineRule="auto" w:after="180"/>
-      </w:pPr>
-      <w:r>
-        <w:rPr>
-          <w:b w:val="0"/>
-        </w:rPr>
-        <w:t xml:space="preserve">Keep code, </w:t>
-      </w:r>
-      <w:r>
-        <w:rPr>
-          <w:b/>
-        </w:rPr>
-        <w:t>prediction</w:t>
-      </w:r>
-      <w:r>
-        <w:rPr>
-          <w:b w:val="0"/>
-        </w:rPr>
-        <w:t>s, actual results and a reasoned revision together. On paper, label your result as a trace rather than an execution.</w:t>
-      </w:r>
-    </w:p>
-    <w:p>
-      <w:pPr>
-        <w:pStyle w:val="Heading3"/>
-      </w:pPr>
-      <w:r>
         <w:t>Keep your completed work</w:t>
       </w:r>
     </w:p>
     <w:p>
       <w:pPr>
-        <w:spacing w:line="336" w:lineRule="auto" w:after="180"/>
-      </w:pPr>
-      <w:r>
-        <w:rPr>
-          <w:b w:val="0"/>
-        </w:rPr>
-        <w:t xml:space="preserve">Use Download completed work in the hosted lesson to export your answers, reflections, practice feedback and code-run </w:t>
-      </w:r>
-      <w:r>
-        <w:rPr>
-          <w:b/>
-        </w:rPr>
-        <w:t>evidence</w:t>
-      </w:r>
-      <w:r>
-        <w:rPr>
-          <w:b w:val="0"/>
-        </w:rPr>
-        <w:t>. Open the HTML copy to read or print it.</w:t>
-      </w:r>
-    </w:p>
-    <w:p>
-      <w:pPr>
-        <w:spacing w:line="336" w:lineRule="auto" w:after="180"/>
-      </w:pPr>
-      <w:r>
-        <w:rPr>
-          <w:b w:val="0"/>
-        </w:rPr>
-        <w:t>Drafts stay in this browser when storage is available; clear drafts on a shared device.</w:t>
-      </w:r>
-    </w:p>
-    <w:p>
-      <w:pPr>
-        <w:pStyle w:val="Heading3"/>
-      </w:pPr>
-      <w:r>
-        <w:t>What I repaired, the evidence I kept and the next test</w:t>
-      </w:r>
-    </w:p>
-    <w:p>
-      <w:r>
-        <w:t>________________________________________________________________</w:t>
-      </w:r>
-    </w:p>
-    <w:p>
-      <w:r>
-        <w:t>________________________________________________________________</w:t>
-      </w:r>
-    </w:p>
-    <w:p>
-      <w:r>
-        <w:t>________________________________________________________________</w:t>
-      </w:r>
-    </w:p>
-    <w:p>
-      <w:r>
-        <w:t>________________________________________________________________</w:t>
-      </w:r>
-    </w:p>
-    <w:p>
-      <w:r>
-        <w:t>________________________________________________________________</w:t>
-      </w:r>
-    </w:p>
-    <w:p>
-      <w:pPr>
         <w:pStyle w:val="Heading1"/>
       </w:pPr>
       <w:r>
-        <w:t>21. Visual concept journey</w:t>
-      </w:r>
-    </w:p>
-    <w:p>
-      <w:r>
-        <w:t>Explain each Missing Data picture from its labels, then record a relevant limit.</w:t>
-      </w:r>
-    </w:p>
-    <w:p>
-      <w:pPr>
-        <w:pStyle w:val="Heading3"/>
+        <w:t>21. Reference · Six-picture response sheets</w:t>
+      </w:r>
+    </w:p>
+    <w:p>
+      <w:r>
+        <w:t>Choose the image that helps rather than repeating all six.</w:t>
+      </w:r>
+    </w:p>
+    <w:p>
+      <w:pPr>
+        <w:pStyle w:val="Heading2"/>
       </w:pPr>
       <w:r>
         <w:t>01. Missing Data: the case</w:t>
@@ -2696,7 +2810,6 @@
     <w:p>
       <w:pPr>
         <w:spacing w:line="336" w:lineRule="auto" w:after="180"/>
-        <w:shd w:fill="F5F1FB"/>
       </w:pPr>
       <w:r>
         <w:rPr>
@@ -2735,7 +2848,7 @@
     </w:p>
     <w:p>
       <w:pPr>
-        <w:pStyle w:val="Heading3"/>
+        <w:pStyle w:val="Heading2"/>
       </w:pPr>
       <w:r>
         <w:t>02. Follow the deciding steps</w:t>
@@ -2803,7 +2916,6 @@
     <w:p>
       <w:pPr>
         <w:spacing w:line="336" w:lineRule="auto" w:after="180"/>
-        <w:shd w:fill="F5F1FB"/>
       </w:pPr>
       <w:r>
         <w:rPr>
@@ -2854,7 +2966,7 @@
     </w:p>
     <w:p>
       <w:pPr>
-        <w:pStyle w:val="Heading3"/>
+        <w:pStyle w:val="Heading2"/>
       </w:pPr>
       <w:r>
         <w:t>03. Follow the evidence</w:t>
@@ -2922,7 +3034,6 @@
     <w:p>
       <w:pPr>
         <w:spacing w:line="336" w:lineRule="auto" w:after="180"/>
-        <w:shd w:fill="F5F1FB"/>
       </w:pPr>
       <w:r>
         <w:rPr>
@@ -2961,7 +3072,7 @@
     </w:p>
     <w:p>
       <w:pPr>
-        <w:pStyle w:val="Heading3"/>
+        <w:pStyle w:val="Heading2"/>
       </w:pPr>
       <w:r>
         <w:t>04. Change one thing. Trace what follows.</w:t>
@@ -3028,7 +3139,6 @@
     <w:p>
       <w:pPr>
         <w:spacing w:line="336" w:lineRule="auto" w:after="180"/>
-        <w:shd w:fill="F5F1FB"/>
       </w:pPr>
       <w:r>
         <w:rPr>
@@ -3067,7 +3177,7 @@
     </w:p>
     <w:p>
       <w:pPr>
-        <w:pStyle w:val="Heading3"/>
+        <w:pStyle w:val="Heading2"/>
       </w:pPr>
       <w:r>
         <w:t>05. Connect the explanation to its limit</w:t>
@@ -3146,7 +3256,6 @@
     <w:p>
       <w:pPr>
         <w:spacing w:line="336" w:lineRule="auto" w:after="180"/>
-        <w:shd w:fill="F5F1FB"/>
       </w:pPr>
       <w:r>
         <w:rPr>
@@ -3185,7 +3294,7 @@
     </w:p>
     <w:p>
       <w:pPr>
-        <w:pStyle w:val="Heading3"/>
+        <w:pStyle w:val="Heading2"/>
       </w:pPr>
       <w:r>
         <w:t>06. Make the idea visible in your project</w:t>
@@ -3264,7 +3373,6 @@
     <w:p>
       <w:pPr>
         <w:spacing w:line="336" w:lineRule="auto" w:after="180"/>
-        <w:shd w:fill="F5F1FB"/>
       </w:pPr>
       <w:r>
         <w:rPr>
@@ -3311,6 +3419,62 @@
     <w:p>
       <w:r>
         <w:t>________________________________________________________________</w:t>
+      </w:r>
+    </w:p>
+    <w:p>
+      <w:pPr>
+        <w:pStyle w:val="Heading2"/>
+      </w:pPr>
+      <w:r>
+        <w:t>Earlier wording, alternatives and picture transcripts · reference / check after trying</w:t>
+      </w:r>
+    </w:p>
+    <w:p>
+      <w:pPr>
+        <w:pStyle w:val="Heading3"/>
+      </w:pPr>
+      <w:r>
+        <w:t>01. Missing Data: the case</w:t>
+      </w:r>
+    </w:p>
+    <w:p>
+      <w:pPr>
+        <w:pStyle w:val="Heading3"/>
+      </w:pPr>
+      <w:r>
+        <w:t>02. Follow the deciding steps</w:t>
+      </w:r>
+    </w:p>
+    <w:p>
+      <w:pPr>
+        <w:pStyle w:val="Heading3"/>
+      </w:pPr>
+      <w:r>
+        <w:t>03. Follow the evidence</w:t>
+      </w:r>
+    </w:p>
+    <w:p>
+      <w:pPr>
+        <w:pStyle w:val="Heading3"/>
+      </w:pPr>
+      <w:r>
+        <w:t>04. Change one thing. Trace what follows.</w:t>
+      </w:r>
+    </w:p>
+    <w:p>
+      <w:pPr>
+        <w:pStyle w:val="Heading3"/>
+      </w:pPr>
+      <w:r>
+        <w:t>05. Connect the explanation to its limit</w:t>
+      </w:r>
+    </w:p>
+    <w:p>
+      <w:pPr>
+        <w:pStyle w:val="Heading3"/>
+      </w:pPr>
+      <w:r>
+        <w:t>06. Make the idea visible in your project</w:t>
       </w:r>
     </w:p>
     <w:sectPr>
